--- a/CRPS_skill_summary.docx
+++ b/CRPS_skill_summary.docx
@@ -4991,7 +4991,7 @@
                 <w:szCs w:val="22"/>
                 <w:color w:val="000000"/>
               </w:rPr>
-              <w:t xml:space="preserve"/>
+              <w:t xml:space="preserve">0.238</w:t>
             </w:r>
           </w:p>
         </w:tc>
@@ -5256,7 +5256,7 @@
                 <w:szCs w:val="22"/>
                 <w:color w:val="000000"/>
               </w:rPr>
-              <w:t xml:space="preserve"/>
+              <w:t xml:space="preserve">0.048</w:t>
             </w:r>
           </w:p>
         </w:tc>
@@ -6566,7 +6566,7 @@
                 <w:szCs w:val="22"/>
                 <w:color w:val="000000"/>
               </w:rPr>
-              <w:t xml:space="preserve"/>
+              <w:t xml:space="preserve">0.248</w:t>
             </w:r>
           </w:p>
         </w:tc>
@@ -6831,7 +6831,7 @@
                 <w:szCs w:val="22"/>
                 <w:color w:val="000000"/>
               </w:rPr>
-              <w:t xml:space="preserve"/>
+              <w:t xml:space="preserve">0.008</w:t>
             </w:r>
           </w:p>
         </w:tc>

--- a/CRPS_skill_summary.docx
+++ b/CRPS_skill_summary.docx
@@ -27,6 +27,7 @@
         <w:gridCol w:w="1450"/>
         <w:gridCol w:w="2037"/>
         <w:gridCol w:w="1376"/>
+        <w:gridCol w:w="1365"/>
       </w:tblGrid>
       <w:tr>
         <w:trPr>
@@ -564,6 +565,59 @@
             </w:r>
           </w:p>
         </w:tc>
+        <w:tc>
+          <w:tcPr>
+            <w:tcBorders>
+              <w:bottom w:val="single" w:sz="12" w:space="0" w:color="666666"/>
+              <w:top w:val="single" w:sz="12" w:space="0" w:color="666666"/>
+              <w:left w:val="none" w:sz="0" w:space="0" w:color="000000"/>
+              <w:right w:val="none" w:sz="0" w:space="0" w:color="000000"/>
+            </w:tcBorders>
+            <w:shd w:val="clear" w:color="auto" w:fill="FFFFFF"/>
+            <w:tcMar>
+              <w:top w:w="0" w:type="dxa"/>
+              <w:bottom w:w="0" w:type="dxa"/>
+              <w:left w:w="0" w:type="dxa"/>
+              <w:right w:w="0" w:type="dxa"/>
+            </w:tcMar>
+            <w:vAlign w:val="center"/>
+          </w:tcPr>
+          <w:p>
+            <w:pPr>
+              <w:pStyle w:val="Normal"/>
+              <w:jc w:val="left"/>
+              <w:pBdr>
+                <w:bottom w:val="none" w:sz="0" w:space="0" w:color="000000"/>
+                <w:top w:val="none" w:sz="0" w:space="0" w:color="000000"/>
+                <w:left w:val="none" w:sz="0" w:space="0" w:color="000000"/>
+                <w:right w:val="none" w:sz="0" w:space="0" w:color="000000"/>
+              </w:pBdr>
+              <w:spacing w:after="100" w:before="100" w:line="240"/>
+              <w:ind w:left="100" w:right="100" w:firstLine="0" w:firstLineChars="0"/>
+              <w:rPr>
+                <w:rFonts w:ascii="Helvetica" w:hAnsi="Helvetica" w:eastAsia="Helvetica" w:cs="Helvetica"/>
+                <w:i w:val="false"/>
+                <w:b w:val="false"/>
+                <w:u w:val="none"/>
+                <w:sz w:val="22"/>
+                <w:szCs w:val="22"/>
+                <w:color w:val="000000"/>
+              </w:rPr>
+            </w:pPr>
+            <w:r>
+              <w:rPr>
+                <w:rFonts w:ascii="Helvetica" w:hAnsi="Helvetica" w:eastAsia="Helvetica" w:cs="Helvetica"/>
+                <w:i w:val="false"/>
+                <w:b w:val="false"/>
+                <w:u w:val="none"/>
+                <w:sz w:val="22"/>
+                <w:szCs w:val="22"/>
+                <w:color w:val="000000"/>
+              </w:rPr>
+              <w:t xml:space="preserve">submodel</w:t>
+            </w:r>
+          </w:p>
+        </w:tc>
       </w:tr>
       <w:tr>
         <w:trPr>
@@ -673,7 +727,7 @@
                 <w:szCs w:val="22"/>
                 <w:color w:val="000000"/>
               </w:rPr>
-              <w:t xml:space="preserve">fit_emerged_nocomp_draws.rds</w:t>
+              <w:t xml:space="preserve">fit_emerged_full_draws.rds</w:t>
             </w:r>
           </w:p>
         </w:tc>
@@ -726,7 +780,7 @@
                 <w:szCs w:val="22"/>
                 <w:color w:val="000000"/>
               </w:rPr>
-              <w:t xml:space="preserve">0.151</w:t>
+              <w:t xml:space="preserve">0.150</w:t>
             </w:r>
           </w:p>
         </w:tc>
@@ -832,7 +886,7 @@
                 <w:szCs w:val="22"/>
                 <w:color w:val="000000"/>
               </w:rPr>
-              <w:t xml:space="preserve">0.325</w:t>
+              <w:t xml:space="preserve">0.327</w:t>
             </w:r>
           </w:p>
         </w:tc>
@@ -991,7 +1045,7 @@
                 <w:szCs w:val="22"/>
                 <w:color w:val="000000"/>
               </w:rPr>
-              <w:t xml:space="preserve">0.171</w:t>
+              <w:t xml:space="preserve">0.173</w:t>
             </w:r>
           </w:p>
         </w:tc>
@@ -1044,7 +1098,7 @@
                 <w:szCs w:val="22"/>
                 <w:color w:val="000000"/>
               </w:rPr>
-              <w:t xml:space="preserve">0.016</w:t>
+              <w:t xml:space="preserve">0.013</w:t>
             </w:r>
           </w:p>
         </w:tc>
@@ -1097,7 +1151,60 @@
                 <w:szCs w:val="22"/>
                 <w:color w:val="000000"/>
               </w:rPr>
-              <w:t xml:space="preserve">0.054</w:t>
+              <w:t xml:space="preserve">0.048</w:t>
+            </w:r>
+          </w:p>
+        </w:tc>
+        <w:tc>
+          <w:tcPr>
+            <w:tcBorders>
+              <w:bottom w:val="none" w:sz="0" w:space="0" w:color="000000"/>
+              <w:top w:val="single" w:sz="12" w:space="0" w:color="666666"/>
+              <w:left w:val="none" w:sz="0" w:space="0" w:color="000000"/>
+              <w:right w:val="none" w:sz="0" w:space="0" w:color="000000"/>
+            </w:tcBorders>
+            <w:shd w:val="clear" w:color="auto" w:fill="FFFFFF"/>
+            <w:tcMar>
+              <w:top w:w="0" w:type="dxa"/>
+              <w:bottom w:w="0" w:type="dxa"/>
+              <w:left w:w="0" w:type="dxa"/>
+              <w:right w:w="0" w:type="dxa"/>
+            </w:tcMar>
+            <w:vAlign w:val="center"/>
+          </w:tcPr>
+          <w:p>
+            <w:pPr>
+              <w:pStyle w:val="Normal"/>
+              <w:jc w:val="left"/>
+              <w:pBdr>
+                <w:bottom w:val="none" w:sz="0" w:space="0" w:color="000000"/>
+                <w:top w:val="none" w:sz="0" w:space="0" w:color="000000"/>
+                <w:left w:val="none" w:sz="0" w:space="0" w:color="000000"/>
+                <w:right w:val="none" w:sz="0" w:space="0" w:color="000000"/>
+              </w:pBdr>
+              <w:spacing w:after="100" w:before="100" w:line="240"/>
+              <w:ind w:left="100" w:right="100" w:firstLine="0" w:firstLineChars="0"/>
+              <w:rPr>
+                <w:rFonts w:ascii="Helvetica" w:hAnsi="Helvetica" w:eastAsia="Helvetica" w:cs="Helvetica"/>
+                <w:i w:val="false"/>
+                <w:b w:val="false"/>
+                <w:u w:val="none"/>
+                <w:sz w:val="22"/>
+                <w:szCs w:val="22"/>
+                <w:color w:val="000000"/>
+              </w:rPr>
+            </w:pPr>
+            <w:r>
+              <w:rPr>
+                <w:rFonts w:ascii="Helvetica" w:hAnsi="Helvetica" w:eastAsia="Helvetica" w:cs="Helvetica"/>
+                <w:i w:val="false"/>
+                <w:b w:val="false"/>
+                <w:u w:val="none"/>
+                <w:sz w:val="22"/>
+                <w:szCs w:val="22"/>
+                <w:color w:val="000000"/>
+              </w:rPr>
+              <w:t xml:space="preserve">full</w:t>
             </w:r>
           </w:p>
         </w:tc>
@@ -1626,6 +1733,59 @@
             </w:r>
           </w:p>
         </w:tc>
+        <w:tc>
+          <w:tcPr>
+            <w:tcBorders>
+              <w:bottom w:val="none" w:sz="0" w:space="0" w:color="000000"/>
+              <w:top w:val="none" w:sz="0" w:space="0" w:color="000000"/>
+              <w:left w:val="none" w:sz="0" w:space="0" w:color="000000"/>
+              <w:right w:val="none" w:sz="0" w:space="0" w:color="000000"/>
+            </w:tcBorders>
+            <w:shd w:val="clear" w:color="auto" w:fill="FFFFFF"/>
+            <w:tcMar>
+              <w:top w:w="0" w:type="dxa"/>
+              <w:bottom w:w="0" w:type="dxa"/>
+              <w:left w:w="0" w:type="dxa"/>
+              <w:right w:w="0" w:type="dxa"/>
+            </w:tcMar>
+            <w:vAlign w:val="center"/>
+          </w:tcPr>
+          <w:p>
+            <w:pPr>
+              <w:pStyle w:val="Normal"/>
+              <w:jc w:val="left"/>
+              <w:pBdr>
+                <w:bottom w:val="none" w:sz="0" w:space="0" w:color="000000"/>
+                <w:top w:val="none" w:sz="0" w:space="0" w:color="000000"/>
+                <w:left w:val="none" w:sz="0" w:space="0" w:color="000000"/>
+                <w:right w:val="none" w:sz="0" w:space="0" w:color="000000"/>
+              </w:pBdr>
+              <w:spacing w:after="100" w:before="100" w:line="240"/>
+              <w:ind w:left="100" w:right="100" w:firstLine="0" w:firstLineChars="0"/>
+              <w:rPr>
+                <w:rFonts w:ascii="Helvetica" w:hAnsi="Helvetica" w:eastAsia="Helvetica" w:cs="Helvetica"/>
+                <w:i w:val="false"/>
+                <w:b w:val="false"/>
+                <w:u w:val="none"/>
+                <w:sz w:val="22"/>
+                <w:szCs w:val="22"/>
+                <w:color w:val="000000"/>
+              </w:rPr>
+            </w:pPr>
+            <w:r>
+              <w:rPr>
+                <w:rFonts w:ascii="Helvetica" w:hAnsi="Helvetica" w:eastAsia="Helvetica" w:cs="Helvetica"/>
+                <w:i w:val="false"/>
+                <w:b w:val="false"/>
+                <w:u w:val="none"/>
+                <w:sz w:val="22"/>
+                <w:szCs w:val="22"/>
+                <w:color w:val="000000"/>
+              </w:rPr>
+              <w:t xml:space="preserve">nointer</w:t>
+            </w:r>
+          </w:p>
+        </w:tc>
       </w:tr>
       <w:tr>
         <w:trPr>
@@ -1723,60 +1883,60 @@
                 <w:szCs w:val="22"/>
                 <w:color w:val="000000"/>
               </w:rPr>
-              <w:t xml:space="preserve">fit_emerged_full_draws.rds</w:t>
-            </w:r>
-          </w:p>
-        </w:tc>
-        <w:tc>
-          <w:tcPr>
-            <w:tcBorders>
-              <w:bottom w:val="none" w:sz="0" w:space="0" w:color="000000"/>
-              <w:top w:val="none" w:sz="0" w:space="0" w:color="000000"/>
-              <w:left w:val="none" w:sz="0" w:space="0" w:color="000000"/>
-              <w:right w:val="none" w:sz="0" w:space="0" w:color="000000"/>
-            </w:tcBorders>
-            <w:shd w:val="clear" w:color="auto" w:fill="FFFFFF"/>
-            <w:tcMar>
-              <w:top w:w="0" w:type="dxa"/>
-              <w:bottom w:w="0" w:type="dxa"/>
-              <w:left w:w="0" w:type="dxa"/>
-              <w:right w:w="0" w:type="dxa"/>
-            </w:tcMar>
-            <w:vAlign w:val="center"/>
-          </w:tcPr>
-          <w:p>
-            <w:pPr>
-              <w:pStyle w:val="Normal"/>
-              <w:jc w:val="right"/>
-              <w:pBdr>
-                <w:bottom w:val="none" w:sz="0" w:space="0" w:color="000000"/>
-                <w:top w:val="none" w:sz="0" w:space="0" w:color="000000"/>
-                <w:left w:val="none" w:sz="0" w:space="0" w:color="000000"/>
-                <w:right w:val="none" w:sz="0" w:space="0" w:color="000000"/>
-              </w:pBdr>
-              <w:spacing w:after="100" w:before="100" w:line="240"/>
-              <w:ind w:left="100" w:right="100" w:firstLine="0" w:firstLineChars="0"/>
-              <w:rPr>
-                <w:rFonts w:ascii="Helvetica" w:hAnsi="Helvetica" w:eastAsia="Helvetica" w:cs="Helvetica"/>
-                <w:i w:val="false"/>
-                <w:b w:val="false"/>
-                <w:u w:val="none"/>
-                <w:sz w:val="22"/>
-                <w:szCs w:val="22"/>
-                <w:color w:val="000000"/>
-              </w:rPr>
-            </w:pPr>
-            <w:r>
-              <w:rPr>
-                <w:rFonts w:ascii="Helvetica" w:hAnsi="Helvetica" w:eastAsia="Helvetica" w:cs="Helvetica"/>
-                <w:i w:val="false"/>
-                <w:b w:val="false"/>
-                <w:u w:val="none"/>
-                <w:sz w:val="22"/>
-                <w:szCs w:val="22"/>
-                <w:color w:val="000000"/>
-              </w:rPr>
-              <w:t xml:space="preserve">0.150</w:t>
+              <w:t xml:space="preserve">fit_emerged_nocomp_draws.rds</w:t>
+            </w:r>
+          </w:p>
+        </w:tc>
+        <w:tc>
+          <w:tcPr>
+            <w:tcBorders>
+              <w:bottom w:val="none" w:sz="0" w:space="0" w:color="000000"/>
+              <w:top w:val="none" w:sz="0" w:space="0" w:color="000000"/>
+              <w:left w:val="none" w:sz="0" w:space="0" w:color="000000"/>
+              <w:right w:val="none" w:sz="0" w:space="0" w:color="000000"/>
+            </w:tcBorders>
+            <w:shd w:val="clear" w:color="auto" w:fill="FFFFFF"/>
+            <w:tcMar>
+              <w:top w:w="0" w:type="dxa"/>
+              <w:bottom w:w="0" w:type="dxa"/>
+              <w:left w:w="0" w:type="dxa"/>
+              <w:right w:w="0" w:type="dxa"/>
+            </w:tcMar>
+            <w:vAlign w:val="center"/>
+          </w:tcPr>
+          <w:p>
+            <w:pPr>
+              <w:pStyle w:val="Normal"/>
+              <w:jc w:val="right"/>
+              <w:pBdr>
+                <w:bottom w:val="none" w:sz="0" w:space="0" w:color="000000"/>
+                <w:top w:val="none" w:sz="0" w:space="0" w:color="000000"/>
+                <w:left w:val="none" w:sz="0" w:space="0" w:color="000000"/>
+                <w:right w:val="none" w:sz="0" w:space="0" w:color="000000"/>
+              </w:pBdr>
+              <w:spacing w:after="100" w:before="100" w:line="240"/>
+              <w:ind w:left="100" w:right="100" w:firstLine="0" w:firstLineChars="0"/>
+              <w:rPr>
+                <w:rFonts w:ascii="Helvetica" w:hAnsi="Helvetica" w:eastAsia="Helvetica" w:cs="Helvetica"/>
+                <w:i w:val="false"/>
+                <w:b w:val="false"/>
+                <w:u w:val="none"/>
+                <w:sz w:val="22"/>
+                <w:szCs w:val="22"/>
+                <w:color w:val="000000"/>
+              </w:rPr>
+            </w:pPr>
+            <w:r>
+              <w:rPr>
+                <w:rFonts w:ascii="Helvetica" w:hAnsi="Helvetica" w:eastAsia="Helvetica" w:cs="Helvetica"/>
+                <w:i w:val="false"/>
+                <w:b w:val="false"/>
+                <w:u w:val="none"/>
+                <w:sz w:val="22"/>
+                <w:szCs w:val="22"/>
+                <w:color w:val="000000"/>
+              </w:rPr>
+              <w:t xml:space="preserve">0.151</w:t>
             </w:r>
           </w:p>
         </w:tc>
@@ -1882,7 +2042,7 @@
                 <w:szCs w:val="22"/>
                 <w:color w:val="000000"/>
               </w:rPr>
-              <w:t xml:space="preserve">0.327</w:t>
+              <w:t xml:space="preserve">0.325</w:t>
             </w:r>
           </w:p>
         </w:tc>
@@ -2041,113 +2201,166 @@
                 <w:szCs w:val="22"/>
                 <w:color w:val="000000"/>
               </w:rPr>
-              <w:t xml:space="preserve">0.173</w:t>
-            </w:r>
-          </w:p>
-        </w:tc>
-        <w:tc>
-          <w:tcPr>
-            <w:tcBorders>
-              <w:bottom w:val="none" w:sz="0" w:space="0" w:color="000000"/>
-              <w:top w:val="none" w:sz="0" w:space="0" w:color="000000"/>
-              <w:left w:val="none" w:sz="0" w:space="0" w:color="000000"/>
-              <w:right w:val="none" w:sz="0" w:space="0" w:color="000000"/>
-            </w:tcBorders>
-            <w:shd w:val="clear" w:color="auto" w:fill="FFFFFF"/>
-            <w:tcMar>
-              <w:top w:w="0" w:type="dxa"/>
-              <w:bottom w:w="0" w:type="dxa"/>
-              <w:left w:w="0" w:type="dxa"/>
-              <w:right w:w="0" w:type="dxa"/>
-            </w:tcMar>
-            <w:vAlign w:val="center"/>
-          </w:tcPr>
-          <w:p>
-            <w:pPr>
-              <w:pStyle w:val="Normal"/>
-              <w:jc w:val="right"/>
-              <w:pBdr>
-                <w:bottom w:val="none" w:sz="0" w:space="0" w:color="000000"/>
-                <w:top w:val="none" w:sz="0" w:space="0" w:color="000000"/>
-                <w:left w:val="none" w:sz="0" w:space="0" w:color="000000"/>
-                <w:right w:val="none" w:sz="0" w:space="0" w:color="000000"/>
-              </w:pBdr>
-              <w:spacing w:after="100" w:before="100" w:line="240"/>
-              <w:ind w:left="100" w:right="100" w:firstLine="0" w:firstLineChars="0"/>
-              <w:rPr>
-                <w:rFonts w:ascii="Helvetica" w:hAnsi="Helvetica" w:eastAsia="Helvetica" w:cs="Helvetica"/>
-                <w:i w:val="false"/>
-                <w:b w:val="false"/>
-                <w:u w:val="none"/>
-                <w:sz w:val="22"/>
-                <w:szCs w:val="22"/>
-                <w:color w:val="000000"/>
-              </w:rPr>
-            </w:pPr>
-            <w:r>
-              <w:rPr>
-                <w:rFonts w:ascii="Helvetica" w:hAnsi="Helvetica" w:eastAsia="Helvetica" w:cs="Helvetica"/>
-                <w:i w:val="false"/>
-                <w:b w:val="false"/>
-                <w:u w:val="none"/>
-                <w:sz w:val="22"/>
-                <w:szCs w:val="22"/>
-                <w:color w:val="000000"/>
-              </w:rPr>
-              <w:t xml:space="preserve">0.013</w:t>
-            </w:r>
-          </w:p>
-        </w:tc>
-        <w:tc>
-          <w:tcPr>
-            <w:tcBorders>
-              <w:bottom w:val="none" w:sz="0" w:space="0" w:color="000000"/>
-              <w:top w:val="none" w:sz="0" w:space="0" w:color="000000"/>
-              <w:left w:val="none" w:sz="0" w:space="0" w:color="000000"/>
-              <w:right w:val="none" w:sz="0" w:space="0" w:color="000000"/>
-            </w:tcBorders>
-            <w:shd w:val="clear" w:color="auto" w:fill="FFFFFF"/>
-            <w:tcMar>
-              <w:top w:w="0" w:type="dxa"/>
-              <w:bottom w:w="0" w:type="dxa"/>
-              <w:left w:w="0" w:type="dxa"/>
-              <w:right w:w="0" w:type="dxa"/>
-            </w:tcMar>
-            <w:vAlign w:val="center"/>
-          </w:tcPr>
-          <w:p>
-            <w:pPr>
-              <w:pStyle w:val="Normal"/>
-              <w:jc w:val="right"/>
-              <w:pBdr>
-                <w:bottom w:val="none" w:sz="0" w:space="0" w:color="000000"/>
-                <w:top w:val="none" w:sz="0" w:space="0" w:color="000000"/>
-                <w:left w:val="none" w:sz="0" w:space="0" w:color="000000"/>
-                <w:right w:val="none" w:sz="0" w:space="0" w:color="000000"/>
-              </w:pBdr>
-              <w:spacing w:after="100" w:before="100" w:line="240"/>
-              <w:ind w:left="100" w:right="100" w:firstLine="0" w:firstLineChars="0"/>
-              <w:rPr>
-                <w:rFonts w:ascii="Helvetica" w:hAnsi="Helvetica" w:eastAsia="Helvetica" w:cs="Helvetica"/>
-                <w:i w:val="false"/>
-                <w:b w:val="false"/>
-                <w:u w:val="none"/>
-                <w:sz w:val="22"/>
-                <w:szCs w:val="22"/>
-                <w:color w:val="000000"/>
-              </w:rPr>
-            </w:pPr>
-            <w:r>
-              <w:rPr>
-                <w:rFonts w:ascii="Helvetica" w:hAnsi="Helvetica" w:eastAsia="Helvetica" w:cs="Helvetica"/>
-                <w:i w:val="false"/>
-                <w:b w:val="false"/>
-                <w:u w:val="none"/>
-                <w:sz w:val="22"/>
-                <w:szCs w:val="22"/>
-                <w:color w:val="000000"/>
-              </w:rPr>
-              <w:t xml:space="preserve">0.048</w:t>
+              <w:t xml:space="preserve">0.171</w:t>
+            </w:r>
+          </w:p>
+        </w:tc>
+        <w:tc>
+          <w:tcPr>
+            <w:tcBorders>
+              <w:bottom w:val="none" w:sz="0" w:space="0" w:color="000000"/>
+              <w:top w:val="none" w:sz="0" w:space="0" w:color="000000"/>
+              <w:left w:val="none" w:sz="0" w:space="0" w:color="000000"/>
+              <w:right w:val="none" w:sz="0" w:space="0" w:color="000000"/>
+            </w:tcBorders>
+            <w:shd w:val="clear" w:color="auto" w:fill="FFFFFF"/>
+            <w:tcMar>
+              <w:top w:w="0" w:type="dxa"/>
+              <w:bottom w:w="0" w:type="dxa"/>
+              <w:left w:w="0" w:type="dxa"/>
+              <w:right w:w="0" w:type="dxa"/>
+            </w:tcMar>
+            <w:vAlign w:val="center"/>
+          </w:tcPr>
+          <w:p>
+            <w:pPr>
+              <w:pStyle w:val="Normal"/>
+              <w:jc w:val="right"/>
+              <w:pBdr>
+                <w:bottom w:val="none" w:sz="0" w:space="0" w:color="000000"/>
+                <w:top w:val="none" w:sz="0" w:space="0" w:color="000000"/>
+                <w:left w:val="none" w:sz="0" w:space="0" w:color="000000"/>
+                <w:right w:val="none" w:sz="0" w:space="0" w:color="000000"/>
+              </w:pBdr>
+              <w:spacing w:after="100" w:before="100" w:line="240"/>
+              <w:ind w:left="100" w:right="100" w:firstLine="0" w:firstLineChars="0"/>
+              <w:rPr>
+                <w:rFonts w:ascii="Helvetica" w:hAnsi="Helvetica" w:eastAsia="Helvetica" w:cs="Helvetica"/>
+                <w:i w:val="false"/>
+                <w:b w:val="false"/>
+                <w:u w:val="none"/>
+                <w:sz w:val="22"/>
+                <w:szCs w:val="22"/>
+                <w:color w:val="000000"/>
+              </w:rPr>
+            </w:pPr>
+            <w:r>
+              <w:rPr>
+                <w:rFonts w:ascii="Helvetica" w:hAnsi="Helvetica" w:eastAsia="Helvetica" w:cs="Helvetica"/>
+                <w:i w:val="false"/>
+                <w:b w:val="false"/>
+                <w:u w:val="none"/>
+                <w:sz w:val="22"/>
+                <w:szCs w:val="22"/>
+                <w:color w:val="000000"/>
+              </w:rPr>
+              <w:t xml:space="preserve">0.016</w:t>
+            </w:r>
+          </w:p>
+        </w:tc>
+        <w:tc>
+          <w:tcPr>
+            <w:tcBorders>
+              <w:bottom w:val="none" w:sz="0" w:space="0" w:color="000000"/>
+              <w:top w:val="none" w:sz="0" w:space="0" w:color="000000"/>
+              <w:left w:val="none" w:sz="0" w:space="0" w:color="000000"/>
+              <w:right w:val="none" w:sz="0" w:space="0" w:color="000000"/>
+            </w:tcBorders>
+            <w:shd w:val="clear" w:color="auto" w:fill="FFFFFF"/>
+            <w:tcMar>
+              <w:top w:w="0" w:type="dxa"/>
+              <w:bottom w:w="0" w:type="dxa"/>
+              <w:left w:w="0" w:type="dxa"/>
+              <w:right w:w="0" w:type="dxa"/>
+            </w:tcMar>
+            <w:vAlign w:val="center"/>
+          </w:tcPr>
+          <w:p>
+            <w:pPr>
+              <w:pStyle w:val="Normal"/>
+              <w:jc w:val="right"/>
+              <w:pBdr>
+                <w:bottom w:val="none" w:sz="0" w:space="0" w:color="000000"/>
+                <w:top w:val="none" w:sz="0" w:space="0" w:color="000000"/>
+                <w:left w:val="none" w:sz="0" w:space="0" w:color="000000"/>
+                <w:right w:val="none" w:sz="0" w:space="0" w:color="000000"/>
+              </w:pBdr>
+              <w:spacing w:after="100" w:before="100" w:line="240"/>
+              <w:ind w:left="100" w:right="100" w:firstLine="0" w:firstLineChars="0"/>
+              <w:rPr>
+                <w:rFonts w:ascii="Helvetica" w:hAnsi="Helvetica" w:eastAsia="Helvetica" w:cs="Helvetica"/>
+                <w:i w:val="false"/>
+                <w:b w:val="false"/>
+                <w:u w:val="none"/>
+                <w:sz w:val="22"/>
+                <w:szCs w:val="22"/>
+                <w:color w:val="000000"/>
+              </w:rPr>
+            </w:pPr>
+            <w:r>
+              <w:rPr>
+                <w:rFonts w:ascii="Helvetica" w:hAnsi="Helvetica" w:eastAsia="Helvetica" w:cs="Helvetica"/>
+                <w:i w:val="false"/>
+                <w:b w:val="false"/>
+                <w:u w:val="none"/>
+                <w:sz w:val="22"/>
+                <w:szCs w:val="22"/>
+                <w:color w:val="000000"/>
+              </w:rPr>
+              <w:t xml:space="preserve">0.054</w:t>
+            </w:r>
+          </w:p>
+        </w:tc>
+        <w:tc>
+          <w:tcPr>
+            <w:tcBorders>
+              <w:bottom w:val="none" w:sz="0" w:space="0" w:color="000000"/>
+              <w:top w:val="none" w:sz="0" w:space="0" w:color="000000"/>
+              <w:left w:val="none" w:sz="0" w:space="0" w:color="000000"/>
+              <w:right w:val="none" w:sz="0" w:space="0" w:color="000000"/>
+            </w:tcBorders>
+            <w:shd w:val="clear" w:color="auto" w:fill="FFFFFF"/>
+            <w:tcMar>
+              <w:top w:w="0" w:type="dxa"/>
+              <w:bottom w:w="0" w:type="dxa"/>
+              <w:left w:w="0" w:type="dxa"/>
+              <w:right w:w="0" w:type="dxa"/>
+            </w:tcMar>
+            <w:vAlign w:val="center"/>
+          </w:tcPr>
+          <w:p>
+            <w:pPr>
+              <w:pStyle w:val="Normal"/>
+              <w:jc w:val="left"/>
+              <w:pBdr>
+                <w:bottom w:val="none" w:sz="0" w:space="0" w:color="000000"/>
+                <w:top w:val="none" w:sz="0" w:space="0" w:color="000000"/>
+                <w:left w:val="none" w:sz="0" w:space="0" w:color="000000"/>
+                <w:right w:val="none" w:sz="0" w:space="0" w:color="000000"/>
+              </w:pBdr>
+              <w:spacing w:after="100" w:before="100" w:line="240"/>
+              <w:ind w:left="100" w:right="100" w:firstLine="0" w:firstLineChars="0"/>
+              <w:rPr>
+                <w:rFonts w:ascii="Helvetica" w:hAnsi="Helvetica" w:eastAsia="Helvetica" w:cs="Helvetica"/>
+                <w:i w:val="false"/>
+                <w:b w:val="false"/>
+                <w:u w:val="none"/>
+                <w:sz w:val="22"/>
+                <w:szCs w:val="22"/>
+                <w:color w:val="000000"/>
+              </w:rPr>
+            </w:pPr>
+            <w:r>
+              <w:rPr>
+                <w:rFonts w:ascii="Helvetica" w:hAnsi="Helvetica" w:eastAsia="Helvetica" w:cs="Helvetica"/>
+                <w:i w:val="false"/>
+                <w:b w:val="false"/>
+                <w:u w:val="none"/>
+                <w:sz w:val="22"/>
+                <w:szCs w:val="22"/>
+                <w:color w:val="000000"/>
+              </w:rPr>
+              <w:t xml:space="preserve">nocomp</w:t>
             </w:r>
           </w:p>
         </w:tc>
@@ -2248,7 +2461,7 @@
                 <w:szCs w:val="22"/>
                 <w:color w:val="000000"/>
               </w:rPr>
-              <w:t xml:space="preserve">fit_emerged_climate_draws.rds</w:t>
+              <w:t xml:space="preserve">fit_emerged_nogene_draws.rds</w:t>
             </w:r>
           </w:p>
         </w:tc>
@@ -2354,112 +2567,6 @@
                 <w:szCs w:val="22"/>
                 <w:color w:val="000000"/>
               </w:rPr>
-              <w:t xml:space="preserve">0.181</w:t>
-            </w:r>
-          </w:p>
-        </w:tc>
-        <w:tc>
-          <w:tcPr>
-            <w:tcBorders>
-              <w:bottom w:val="none" w:sz="0" w:space="0" w:color="000000"/>
-              <w:top w:val="none" w:sz="0" w:space="0" w:color="000000"/>
-              <w:left w:val="none" w:sz="0" w:space="0" w:color="000000"/>
-              <w:right w:val="none" w:sz="0" w:space="0" w:color="000000"/>
-            </w:tcBorders>
-            <w:shd w:val="clear" w:color="auto" w:fill="FFFFFF"/>
-            <w:tcMar>
-              <w:top w:w="0" w:type="dxa"/>
-              <w:bottom w:w="0" w:type="dxa"/>
-              <w:left w:w="0" w:type="dxa"/>
-              <w:right w:w="0" w:type="dxa"/>
-            </w:tcMar>
-            <w:vAlign w:val="center"/>
-          </w:tcPr>
-          <w:p>
-            <w:pPr>
-              <w:pStyle w:val="Normal"/>
-              <w:jc w:val="right"/>
-              <w:pBdr>
-                <w:bottom w:val="none" w:sz="0" w:space="0" w:color="000000"/>
-                <w:top w:val="none" w:sz="0" w:space="0" w:color="000000"/>
-                <w:left w:val="none" w:sz="0" w:space="0" w:color="000000"/>
-                <w:right w:val="none" w:sz="0" w:space="0" w:color="000000"/>
-              </w:pBdr>
-              <w:spacing w:after="100" w:before="100" w:line="240"/>
-              <w:ind w:left="100" w:right="100" w:firstLine="0" w:firstLineChars="0"/>
-              <w:rPr>
-                <w:rFonts w:ascii="Helvetica" w:hAnsi="Helvetica" w:eastAsia="Helvetica" w:cs="Helvetica"/>
-                <w:i w:val="false"/>
-                <w:b w:val="false"/>
-                <w:u w:val="none"/>
-                <w:sz w:val="22"/>
-                <w:szCs w:val="22"/>
-                <w:color w:val="000000"/>
-              </w:rPr>
-            </w:pPr>
-            <w:r>
-              <w:rPr>
-                <w:rFonts w:ascii="Helvetica" w:hAnsi="Helvetica" w:eastAsia="Helvetica" w:cs="Helvetica"/>
-                <w:i w:val="false"/>
-                <w:b w:val="false"/>
-                <w:u w:val="none"/>
-                <w:sz w:val="22"/>
-                <w:szCs w:val="22"/>
-                <w:color w:val="000000"/>
-              </w:rPr>
-              <w:t xml:space="preserve">0.337</w:t>
-            </w:r>
-          </w:p>
-        </w:tc>
-        <w:tc>
-          <w:tcPr>
-            <w:tcBorders>
-              <w:bottom w:val="none" w:sz="0" w:space="0" w:color="000000"/>
-              <w:top w:val="none" w:sz="0" w:space="0" w:color="000000"/>
-              <w:left w:val="none" w:sz="0" w:space="0" w:color="000000"/>
-              <w:right w:val="none" w:sz="0" w:space="0" w:color="000000"/>
-            </w:tcBorders>
-            <w:shd w:val="clear" w:color="auto" w:fill="FFFFFF"/>
-            <w:tcMar>
-              <w:top w:w="0" w:type="dxa"/>
-              <w:bottom w:w="0" w:type="dxa"/>
-              <w:left w:w="0" w:type="dxa"/>
-              <w:right w:w="0" w:type="dxa"/>
-            </w:tcMar>
-            <w:vAlign w:val="center"/>
-          </w:tcPr>
-          <w:p>
-            <w:pPr>
-              <w:pStyle w:val="Normal"/>
-              <w:jc w:val="right"/>
-              <w:pBdr>
-                <w:bottom w:val="none" w:sz="0" w:space="0" w:color="000000"/>
-                <w:top w:val="none" w:sz="0" w:space="0" w:color="000000"/>
-                <w:left w:val="none" w:sz="0" w:space="0" w:color="000000"/>
-                <w:right w:val="none" w:sz="0" w:space="0" w:color="000000"/>
-              </w:pBdr>
-              <w:spacing w:after="100" w:before="100" w:line="240"/>
-              <w:ind w:left="100" w:right="100" w:firstLine="0" w:firstLineChars="0"/>
-              <w:rPr>
-                <w:rFonts w:ascii="Helvetica" w:hAnsi="Helvetica" w:eastAsia="Helvetica" w:cs="Helvetica"/>
-                <w:i w:val="false"/>
-                <w:b w:val="false"/>
-                <w:u w:val="none"/>
-                <w:sz w:val="22"/>
-                <w:szCs w:val="22"/>
-                <w:color w:val="000000"/>
-              </w:rPr>
-            </w:pPr>
-            <w:r>
-              <w:rPr>
-                <w:rFonts w:ascii="Helvetica" w:hAnsi="Helvetica" w:eastAsia="Helvetica" w:cs="Helvetica"/>
-                <w:i w:val="false"/>
-                <w:b w:val="false"/>
-                <w:u w:val="none"/>
-                <w:sz w:val="22"/>
-                <w:szCs w:val="22"/>
-                <w:color w:val="000000"/>
-              </w:rPr>
               <w:t xml:space="preserve">0.182</w:t>
             </w:r>
           </w:p>
@@ -2513,6 +2620,112 @@
                 <w:szCs w:val="22"/>
                 <w:color w:val="000000"/>
               </w:rPr>
+              <w:t xml:space="preserve">0.338</w:t>
+            </w:r>
+          </w:p>
+        </w:tc>
+        <w:tc>
+          <w:tcPr>
+            <w:tcBorders>
+              <w:bottom w:val="none" w:sz="0" w:space="0" w:color="000000"/>
+              <w:top w:val="none" w:sz="0" w:space="0" w:color="000000"/>
+              <w:left w:val="none" w:sz="0" w:space="0" w:color="000000"/>
+              <w:right w:val="none" w:sz="0" w:space="0" w:color="000000"/>
+            </w:tcBorders>
+            <w:shd w:val="clear" w:color="auto" w:fill="FFFFFF"/>
+            <w:tcMar>
+              <w:top w:w="0" w:type="dxa"/>
+              <w:bottom w:w="0" w:type="dxa"/>
+              <w:left w:w="0" w:type="dxa"/>
+              <w:right w:w="0" w:type="dxa"/>
+            </w:tcMar>
+            <w:vAlign w:val="center"/>
+          </w:tcPr>
+          <w:p>
+            <w:pPr>
+              <w:pStyle w:val="Normal"/>
+              <w:jc w:val="right"/>
+              <w:pBdr>
+                <w:bottom w:val="none" w:sz="0" w:space="0" w:color="000000"/>
+                <w:top w:val="none" w:sz="0" w:space="0" w:color="000000"/>
+                <w:left w:val="none" w:sz="0" w:space="0" w:color="000000"/>
+                <w:right w:val="none" w:sz="0" w:space="0" w:color="000000"/>
+              </w:pBdr>
+              <w:spacing w:after="100" w:before="100" w:line="240"/>
+              <w:ind w:left="100" w:right="100" w:firstLine="0" w:firstLineChars="0"/>
+              <w:rPr>
+                <w:rFonts w:ascii="Helvetica" w:hAnsi="Helvetica" w:eastAsia="Helvetica" w:cs="Helvetica"/>
+                <w:i w:val="false"/>
+                <w:b w:val="false"/>
+                <w:u w:val="none"/>
+                <w:sz w:val="22"/>
+                <w:szCs w:val="22"/>
+                <w:color w:val="000000"/>
+              </w:rPr>
+            </w:pPr>
+            <w:r>
+              <w:rPr>
+                <w:rFonts w:ascii="Helvetica" w:hAnsi="Helvetica" w:eastAsia="Helvetica" w:cs="Helvetica"/>
+                <w:i w:val="false"/>
+                <w:b w:val="false"/>
+                <w:u w:val="none"/>
+                <w:sz w:val="22"/>
+                <w:szCs w:val="22"/>
+                <w:color w:val="000000"/>
+              </w:rPr>
+              <w:t xml:space="preserve">0.182</w:t>
+            </w:r>
+          </w:p>
+        </w:tc>
+        <w:tc>
+          <w:tcPr>
+            <w:tcBorders>
+              <w:bottom w:val="none" w:sz="0" w:space="0" w:color="000000"/>
+              <w:top w:val="none" w:sz="0" w:space="0" w:color="000000"/>
+              <w:left w:val="none" w:sz="0" w:space="0" w:color="000000"/>
+              <w:right w:val="none" w:sz="0" w:space="0" w:color="000000"/>
+            </w:tcBorders>
+            <w:shd w:val="clear" w:color="auto" w:fill="FFFFFF"/>
+            <w:tcMar>
+              <w:top w:w="0" w:type="dxa"/>
+              <w:bottom w:w="0" w:type="dxa"/>
+              <w:left w:w="0" w:type="dxa"/>
+              <w:right w:w="0" w:type="dxa"/>
+            </w:tcMar>
+            <w:vAlign w:val="center"/>
+          </w:tcPr>
+          <w:p>
+            <w:pPr>
+              <w:pStyle w:val="Normal"/>
+              <w:jc w:val="right"/>
+              <w:pBdr>
+                <w:bottom w:val="none" w:sz="0" w:space="0" w:color="000000"/>
+                <w:top w:val="none" w:sz="0" w:space="0" w:color="000000"/>
+                <w:left w:val="none" w:sz="0" w:space="0" w:color="000000"/>
+                <w:right w:val="none" w:sz="0" w:space="0" w:color="000000"/>
+              </w:pBdr>
+              <w:spacing w:after="100" w:before="100" w:line="240"/>
+              <w:ind w:left="100" w:right="100" w:firstLine="0" w:firstLineChars="0"/>
+              <w:rPr>
+                <w:rFonts w:ascii="Helvetica" w:hAnsi="Helvetica" w:eastAsia="Helvetica" w:cs="Helvetica"/>
+                <w:i w:val="false"/>
+                <w:b w:val="false"/>
+                <w:u w:val="none"/>
+                <w:sz w:val="22"/>
+                <w:szCs w:val="22"/>
+                <w:color w:val="000000"/>
+              </w:rPr>
+            </w:pPr>
+            <w:r>
+              <w:rPr>
+                <w:rFonts w:ascii="Helvetica" w:hAnsi="Helvetica" w:eastAsia="Helvetica" w:cs="Helvetica"/>
+                <w:i w:val="false"/>
+                <w:b w:val="false"/>
+                <w:u w:val="none"/>
+                <w:sz w:val="22"/>
+                <w:szCs w:val="22"/>
+                <w:color w:val="000000"/>
+              </w:rPr>
               <w:t xml:space="preserve">0.343</w:t>
             </w:r>
           </w:p>
@@ -2566,113 +2779,166 @@
                 <w:szCs w:val="22"/>
                 <w:color w:val="000000"/>
               </w:rPr>
-              <w:t xml:space="preserve">0.157</w:t>
-            </w:r>
-          </w:p>
-        </w:tc>
-        <w:tc>
-          <w:tcPr>
-            <w:tcBorders>
-              <w:bottom w:val="none" w:sz="0" w:space="0" w:color="000000"/>
-              <w:top w:val="none" w:sz="0" w:space="0" w:color="000000"/>
-              <w:left w:val="none" w:sz="0" w:space="0" w:color="000000"/>
-              <w:right w:val="none" w:sz="0" w:space="0" w:color="000000"/>
-            </w:tcBorders>
-            <w:shd w:val="clear" w:color="auto" w:fill="FFFFFF"/>
-            <w:tcMar>
-              <w:top w:w="0" w:type="dxa"/>
-              <w:bottom w:w="0" w:type="dxa"/>
-              <w:left w:w="0" w:type="dxa"/>
-              <w:right w:w="0" w:type="dxa"/>
-            </w:tcMar>
-            <w:vAlign w:val="center"/>
-          </w:tcPr>
-          <w:p>
-            <w:pPr>
-              <w:pStyle w:val="Normal"/>
-              <w:jc w:val="right"/>
-              <w:pBdr>
-                <w:bottom w:val="none" w:sz="0" w:space="0" w:color="000000"/>
-                <w:top w:val="none" w:sz="0" w:space="0" w:color="000000"/>
-                <w:left w:val="none" w:sz="0" w:space="0" w:color="000000"/>
-                <w:right w:val="none" w:sz="0" w:space="0" w:color="000000"/>
-              </w:pBdr>
-              <w:spacing w:after="100" w:before="100" w:line="240"/>
-              <w:ind w:left="100" w:right="100" w:firstLine="0" w:firstLineChars="0"/>
-              <w:rPr>
-                <w:rFonts w:ascii="Helvetica" w:hAnsi="Helvetica" w:eastAsia="Helvetica" w:cs="Helvetica"/>
-                <w:i w:val="false"/>
-                <w:b w:val="false"/>
-                <w:u w:val="none"/>
-                <w:sz w:val="22"/>
-                <w:szCs w:val="22"/>
-                <w:color w:val="000000"/>
-              </w:rPr>
-            </w:pPr>
-            <w:r>
-              <w:rPr>
-                <w:rFonts w:ascii="Helvetica" w:hAnsi="Helvetica" w:eastAsia="Helvetica" w:cs="Helvetica"/>
-                <w:i w:val="false"/>
-                <w:b w:val="false"/>
-                <w:u w:val="none"/>
-                <w:sz w:val="22"/>
-                <w:szCs w:val="22"/>
-                <w:color w:val="000000"/>
-              </w:rPr>
-              <w:t xml:space="preserve">0.006</w:t>
-            </w:r>
-          </w:p>
-        </w:tc>
-        <w:tc>
-          <w:tcPr>
-            <w:tcBorders>
-              <w:bottom w:val="none" w:sz="0" w:space="0" w:color="000000"/>
-              <w:top w:val="none" w:sz="0" w:space="0" w:color="000000"/>
-              <w:left w:val="none" w:sz="0" w:space="0" w:color="000000"/>
-              <w:right w:val="none" w:sz="0" w:space="0" w:color="000000"/>
-            </w:tcBorders>
-            <w:shd w:val="clear" w:color="auto" w:fill="FFFFFF"/>
-            <w:tcMar>
-              <w:top w:w="0" w:type="dxa"/>
-              <w:bottom w:w="0" w:type="dxa"/>
-              <w:left w:w="0" w:type="dxa"/>
-              <w:right w:w="0" w:type="dxa"/>
-            </w:tcMar>
-            <w:vAlign w:val="center"/>
-          </w:tcPr>
-          <w:p>
-            <w:pPr>
-              <w:pStyle w:val="Normal"/>
-              <w:jc w:val="right"/>
-              <w:pBdr>
-                <w:bottom w:val="none" w:sz="0" w:space="0" w:color="000000"/>
-                <w:top w:val="none" w:sz="0" w:space="0" w:color="000000"/>
-                <w:left w:val="none" w:sz="0" w:space="0" w:color="000000"/>
-                <w:right w:val="none" w:sz="0" w:space="0" w:color="000000"/>
-              </w:pBdr>
-              <w:spacing w:after="100" w:before="100" w:line="240"/>
-              <w:ind w:left="100" w:right="100" w:firstLine="0" w:firstLineChars="0"/>
-              <w:rPr>
-                <w:rFonts w:ascii="Helvetica" w:hAnsi="Helvetica" w:eastAsia="Helvetica" w:cs="Helvetica"/>
-                <w:i w:val="false"/>
-                <w:b w:val="false"/>
-                <w:u w:val="none"/>
-                <w:sz w:val="22"/>
-                <w:szCs w:val="22"/>
-                <w:color w:val="000000"/>
-              </w:rPr>
-            </w:pPr>
-            <w:r>
-              <w:rPr>
-                <w:rFonts w:ascii="Helvetica" w:hAnsi="Helvetica" w:eastAsia="Helvetica" w:cs="Helvetica"/>
-                <w:i w:val="false"/>
-                <w:b w:val="false"/>
-                <w:u w:val="none"/>
-                <w:sz w:val="22"/>
-                <w:szCs w:val="22"/>
-                <w:color w:val="000000"/>
-              </w:rPr>
-              <w:t xml:space="preserve">0.019</w:t>
+              <w:t xml:space="preserve">0.159</w:t>
+            </w:r>
+          </w:p>
+        </w:tc>
+        <w:tc>
+          <w:tcPr>
+            <w:tcBorders>
+              <w:bottom w:val="none" w:sz="0" w:space="0" w:color="000000"/>
+              <w:top w:val="none" w:sz="0" w:space="0" w:color="000000"/>
+              <w:left w:val="none" w:sz="0" w:space="0" w:color="000000"/>
+              <w:right w:val="none" w:sz="0" w:space="0" w:color="000000"/>
+            </w:tcBorders>
+            <w:shd w:val="clear" w:color="auto" w:fill="FFFFFF"/>
+            <w:tcMar>
+              <w:top w:w="0" w:type="dxa"/>
+              <w:bottom w:w="0" w:type="dxa"/>
+              <w:left w:w="0" w:type="dxa"/>
+              <w:right w:w="0" w:type="dxa"/>
+            </w:tcMar>
+            <w:vAlign w:val="center"/>
+          </w:tcPr>
+          <w:p>
+            <w:pPr>
+              <w:pStyle w:val="Normal"/>
+              <w:jc w:val="right"/>
+              <w:pBdr>
+                <w:bottom w:val="none" w:sz="0" w:space="0" w:color="000000"/>
+                <w:top w:val="none" w:sz="0" w:space="0" w:color="000000"/>
+                <w:left w:val="none" w:sz="0" w:space="0" w:color="000000"/>
+                <w:right w:val="none" w:sz="0" w:space="0" w:color="000000"/>
+              </w:pBdr>
+              <w:spacing w:after="100" w:before="100" w:line="240"/>
+              <w:ind w:left="100" w:right="100" w:firstLine="0" w:firstLineChars="0"/>
+              <w:rPr>
+                <w:rFonts w:ascii="Helvetica" w:hAnsi="Helvetica" w:eastAsia="Helvetica" w:cs="Helvetica"/>
+                <w:i w:val="false"/>
+                <w:b w:val="false"/>
+                <w:u w:val="none"/>
+                <w:sz w:val="22"/>
+                <w:szCs w:val="22"/>
+                <w:color w:val="000000"/>
+              </w:rPr>
+            </w:pPr>
+            <w:r>
+              <w:rPr>
+                <w:rFonts w:ascii="Helvetica" w:hAnsi="Helvetica" w:eastAsia="Helvetica" w:cs="Helvetica"/>
+                <w:i w:val="false"/>
+                <w:b w:val="false"/>
+                <w:u w:val="none"/>
+                <w:sz w:val="22"/>
+                <w:szCs w:val="22"/>
+                <w:color w:val="000000"/>
+              </w:rPr>
+              <w:t xml:space="preserve">-0.001</w:t>
+            </w:r>
+          </w:p>
+        </w:tc>
+        <w:tc>
+          <w:tcPr>
+            <w:tcBorders>
+              <w:bottom w:val="none" w:sz="0" w:space="0" w:color="000000"/>
+              <w:top w:val="none" w:sz="0" w:space="0" w:color="000000"/>
+              <w:left w:val="none" w:sz="0" w:space="0" w:color="000000"/>
+              <w:right w:val="none" w:sz="0" w:space="0" w:color="000000"/>
+            </w:tcBorders>
+            <w:shd w:val="clear" w:color="auto" w:fill="FFFFFF"/>
+            <w:tcMar>
+              <w:top w:w="0" w:type="dxa"/>
+              <w:bottom w:w="0" w:type="dxa"/>
+              <w:left w:w="0" w:type="dxa"/>
+              <w:right w:w="0" w:type="dxa"/>
+            </w:tcMar>
+            <w:vAlign w:val="center"/>
+          </w:tcPr>
+          <w:p>
+            <w:pPr>
+              <w:pStyle w:val="Normal"/>
+              <w:jc w:val="right"/>
+              <w:pBdr>
+                <w:bottom w:val="none" w:sz="0" w:space="0" w:color="000000"/>
+                <w:top w:val="none" w:sz="0" w:space="0" w:color="000000"/>
+                <w:left w:val="none" w:sz="0" w:space="0" w:color="000000"/>
+                <w:right w:val="none" w:sz="0" w:space="0" w:color="000000"/>
+              </w:pBdr>
+              <w:spacing w:after="100" w:before="100" w:line="240"/>
+              <w:ind w:left="100" w:right="100" w:firstLine="0" w:firstLineChars="0"/>
+              <w:rPr>
+                <w:rFonts w:ascii="Helvetica" w:hAnsi="Helvetica" w:eastAsia="Helvetica" w:cs="Helvetica"/>
+                <w:i w:val="false"/>
+                <w:b w:val="false"/>
+                <w:u w:val="none"/>
+                <w:sz w:val="22"/>
+                <w:szCs w:val="22"/>
+                <w:color w:val="000000"/>
+              </w:rPr>
+            </w:pPr>
+            <w:r>
+              <w:rPr>
+                <w:rFonts w:ascii="Helvetica" w:hAnsi="Helvetica" w:eastAsia="Helvetica" w:cs="Helvetica"/>
+                <w:i w:val="false"/>
+                <w:b w:val="false"/>
+                <w:u w:val="none"/>
+                <w:sz w:val="22"/>
+                <w:szCs w:val="22"/>
+                <w:color w:val="000000"/>
+              </w:rPr>
+              <w:t xml:space="preserve">0.014</w:t>
+            </w:r>
+          </w:p>
+        </w:tc>
+        <w:tc>
+          <w:tcPr>
+            <w:tcBorders>
+              <w:bottom w:val="none" w:sz="0" w:space="0" w:color="000000"/>
+              <w:top w:val="none" w:sz="0" w:space="0" w:color="000000"/>
+              <w:left w:val="none" w:sz="0" w:space="0" w:color="000000"/>
+              <w:right w:val="none" w:sz="0" w:space="0" w:color="000000"/>
+            </w:tcBorders>
+            <w:shd w:val="clear" w:color="auto" w:fill="FFFFFF"/>
+            <w:tcMar>
+              <w:top w:w="0" w:type="dxa"/>
+              <w:bottom w:w="0" w:type="dxa"/>
+              <w:left w:w="0" w:type="dxa"/>
+              <w:right w:w="0" w:type="dxa"/>
+            </w:tcMar>
+            <w:vAlign w:val="center"/>
+          </w:tcPr>
+          <w:p>
+            <w:pPr>
+              <w:pStyle w:val="Normal"/>
+              <w:jc w:val="left"/>
+              <w:pBdr>
+                <w:bottom w:val="none" w:sz="0" w:space="0" w:color="000000"/>
+                <w:top w:val="none" w:sz="0" w:space="0" w:color="000000"/>
+                <w:left w:val="none" w:sz="0" w:space="0" w:color="000000"/>
+                <w:right w:val="none" w:sz="0" w:space="0" w:color="000000"/>
+              </w:pBdr>
+              <w:spacing w:after="100" w:before="100" w:line="240"/>
+              <w:ind w:left="100" w:right="100" w:firstLine="0" w:firstLineChars="0"/>
+              <w:rPr>
+                <w:rFonts w:ascii="Helvetica" w:hAnsi="Helvetica" w:eastAsia="Helvetica" w:cs="Helvetica"/>
+                <w:i w:val="false"/>
+                <w:b w:val="false"/>
+                <w:u w:val="none"/>
+                <w:sz w:val="22"/>
+                <w:szCs w:val="22"/>
+                <w:color w:val="000000"/>
+              </w:rPr>
+            </w:pPr>
+            <w:r>
+              <w:rPr>
+                <w:rFonts w:ascii="Helvetica" w:hAnsi="Helvetica" w:eastAsia="Helvetica" w:cs="Helvetica"/>
+                <w:i w:val="false"/>
+                <w:b w:val="false"/>
+                <w:u w:val="none"/>
+                <w:sz w:val="22"/>
+                <w:szCs w:val="22"/>
+                <w:color w:val="000000"/>
+              </w:rPr>
+              <w:t xml:space="preserve">nogene</w:t>
             </w:r>
           </w:p>
         </w:tc>
@@ -2773,7 +3039,7 @@
                 <w:szCs w:val="22"/>
                 <w:color w:val="000000"/>
               </w:rPr>
-              <w:t xml:space="preserve">fit_emerged_nogene_draws.rds</w:t>
+              <w:t xml:space="preserve">fit_emerged_climate_draws.rds</w:t>
             </w:r>
           </w:p>
         </w:tc>
@@ -2879,6 +3145,112 @@
                 <w:szCs w:val="22"/>
                 <w:color w:val="000000"/>
               </w:rPr>
+              <w:t xml:space="preserve">0.181</w:t>
+            </w:r>
+          </w:p>
+        </w:tc>
+        <w:tc>
+          <w:tcPr>
+            <w:tcBorders>
+              <w:bottom w:val="none" w:sz="0" w:space="0" w:color="000000"/>
+              <w:top w:val="none" w:sz="0" w:space="0" w:color="000000"/>
+              <w:left w:val="none" w:sz="0" w:space="0" w:color="000000"/>
+              <w:right w:val="none" w:sz="0" w:space="0" w:color="000000"/>
+            </w:tcBorders>
+            <w:shd w:val="clear" w:color="auto" w:fill="FFFFFF"/>
+            <w:tcMar>
+              <w:top w:w="0" w:type="dxa"/>
+              <w:bottom w:w="0" w:type="dxa"/>
+              <w:left w:w="0" w:type="dxa"/>
+              <w:right w:w="0" w:type="dxa"/>
+            </w:tcMar>
+            <w:vAlign w:val="center"/>
+          </w:tcPr>
+          <w:p>
+            <w:pPr>
+              <w:pStyle w:val="Normal"/>
+              <w:jc w:val="right"/>
+              <w:pBdr>
+                <w:bottom w:val="none" w:sz="0" w:space="0" w:color="000000"/>
+                <w:top w:val="none" w:sz="0" w:space="0" w:color="000000"/>
+                <w:left w:val="none" w:sz="0" w:space="0" w:color="000000"/>
+                <w:right w:val="none" w:sz="0" w:space="0" w:color="000000"/>
+              </w:pBdr>
+              <w:spacing w:after="100" w:before="100" w:line="240"/>
+              <w:ind w:left="100" w:right="100" w:firstLine="0" w:firstLineChars="0"/>
+              <w:rPr>
+                <w:rFonts w:ascii="Helvetica" w:hAnsi="Helvetica" w:eastAsia="Helvetica" w:cs="Helvetica"/>
+                <w:i w:val="false"/>
+                <w:b w:val="false"/>
+                <w:u w:val="none"/>
+                <w:sz w:val="22"/>
+                <w:szCs w:val="22"/>
+                <w:color w:val="000000"/>
+              </w:rPr>
+            </w:pPr>
+            <w:r>
+              <w:rPr>
+                <w:rFonts w:ascii="Helvetica" w:hAnsi="Helvetica" w:eastAsia="Helvetica" w:cs="Helvetica"/>
+                <w:i w:val="false"/>
+                <w:b w:val="false"/>
+                <w:u w:val="none"/>
+                <w:sz w:val="22"/>
+                <w:szCs w:val="22"/>
+                <w:color w:val="000000"/>
+              </w:rPr>
+              <w:t xml:space="preserve">0.337</w:t>
+            </w:r>
+          </w:p>
+        </w:tc>
+        <w:tc>
+          <w:tcPr>
+            <w:tcBorders>
+              <w:bottom w:val="none" w:sz="0" w:space="0" w:color="000000"/>
+              <w:top w:val="none" w:sz="0" w:space="0" w:color="000000"/>
+              <w:left w:val="none" w:sz="0" w:space="0" w:color="000000"/>
+              <w:right w:val="none" w:sz="0" w:space="0" w:color="000000"/>
+            </w:tcBorders>
+            <w:shd w:val="clear" w:color="auto" w:fill="FFFFFF"/>
+            <w:tcMar>
+              <w:top w:w="0" w:type="dxa"/>
+              <w:bottom w:w="0" w:type="dxa"/>
+              <w:left w:w="0" w:type="dxa"/>
+              <w:right w:w="0" w:type="dxa"/>
+            </w:tcMar>
+            <w:vAlign w:val="center"/>
+          </w:tcPr>
+          <w:p>
+            <w:pPr>
+              <w:pStyle w:val="Normal"/>
+              <w:jc w:val="right"/>
+              <w:pBdr>
+                <w:bottom w:val="none" w:sz="0" w:space="0" w:color="000000"/>
+                <w:top w:val="none" w:sz="0" w:space="0" w:color="000000"/>
+                <w:left w:val="none" w:sz="0" w:space="0" w:color="000000"/>
+                <w:right w:val="none" w:sz="0" w:space="0" w:color="000000"/>
+              </w:pBdr>
+              <w:spacing w:after="100" w:before="100" w:line="240"/>
+              <w:ind w:left="100" w:right="100" w:firstLine="0" w:firstLineChars="0"/>
+              <w:rPr>
+                <w:rFonts w:ascii="Helvetica" w:hAnsi="Helvetica" w:eastAsia="Helvetica" w:cs="Helvetica"/>
+                <w:i w:val="false"/>
+                <w:b w:val="false"/>
+                <w:u w:val="none"/>
+                <w:sz w:val="22"/>
+                <w:szCs w:val="22"/>
+                <w:color w:val="000000"/>
+              </w:rPr>
+            </w:pPr>
+            <w:r>
+              <w:rPr>
+                <w:rFonts w:ascii="Helvetica" w:hAnsi="Helvetica" w:eastAsia="Helvetica" w:cs="Helvetica"/>
+                <w:i w:val="false"/>
+                <w:b w:val="false"/>
+                <w:u w:val="none"/>
+                <w:sz w:val="22"/>
+                <w:szCs w:val="22"/>
+                <w:color w:val="000000"/>
+              </w:rPr>
               <w:t xml:space="preserve">0.182</w:t>
             </w:r>
           </w:p>
@@ -2932,112 +3304,6 @@
                 <w:szCs w:val="22"/>
                 <w:color w:val="000000"/>
               </w:rPr>
-              <w:t xml:space="preserve">0.338</w:t>
-            </w:r>
-          </w:p>
-        </w:tc>
-        <w:tc>
-          <w:tcPr>
-            <w:tcBorders>
-              <w:bottom w:val="none" w:sz="0" w:space="0" w:color="000000"/>
-              <w:top w:val="none" w:sz="0" w:space="0" w:color="000000"/>
-              <w:left w:val="none" w:sz="0" w:space="0" w:color="000000"/>
-              <w:right w:val="none" w:sz="0" w:space="0" w:color="000000"/>
-            </w:tcBorders>
-            <w:shd w:val="clear" w:color="auto" w:fill="FFFFFF"/>
-            <w:tcMar>
-              <w:top w:w="0" w:type="dxa"/>
-              <w:bottom w:w="0" w:type="dxa"/>
-              <w:left w:w="0" w:type="dxa"/>
-              <w:right w:w="0" w:type="dxa"/>
-            </w:tcMar>
-            <w:vAlign w:val="center"/>
-          </w:tcPr>
-          <w:p>
-            <w:pPr>
-              <w:pStyle w:val="Normal"/>
-              <w:jc w:val="right"/>
-              <w:pBdr>
-                <w:bottom w:val="none" w:sz="0" w:space="0" w:color="000000"/>
-                <w:top w:val="none" w:sz="0" w:space="0" w:color="000000"/>
-                <w:left w:val="none" w:sz="0" w:space="0" w:color="000000"/>
-                <w:right w:val="none" w:sz="0" w:space="0" w:color="000000"/>
-              </w:pBdr>
-              <w:spacing w:after="100" w:before="100" w:line="240"/>
-              <w:ind w:left="100" w:right="100" w:firstLine="0" w:firstLineChars="0"/>
-              <w:rPr>
-                <w:rFonts w:ascii="Helvetica" w:hAnsi="Helvetica" w:eastAsia="Helvetica" w:cs="Helvetica"/>
-                <w:i w:val="false"/>
-                <w:b w:val="false"/>
-                <w:u w:val="none"/>
-                <w:sz w:val="22"/>
-                <w:szCs w:val="22"/>
-                <w:color w:val="000000"/>
-              </w:rPr>
-            </w:pPr>
-            <w:r>
-              <w:rPr>
-                <w:rFonts w:ascii="Helvetica" w:hAnsi="Helvetica" w:eastAsia="Helvetica" w:cs="Helvetica"/>
-                <w:i w:val="false"/>
-                <w:b w:val="false"/>
-                <w:u w:val="none"/>
-                <w:sz w:val="22"/>
-                <w:szCs w:val="22"/>
-                <w:color w:val="000000"/>
-              </w:rPr>
-              <w:t xml:space="preserve">0.182</w:t>
-            </w:r>
-          </w:p>
-        </w:tc>
-        <w:tc>
-          <w:tcPr>
-            <w:tcBorders>
-              <w:bottom w:val="none" w:sz="0" w:space="0" w:color="000000"/>
-              <w:top w:val="none" w:sz="0" w:space="0" w:color="000000"/>
-              <w:left w:val="none" w:sz="0" w:space="0" w:color="000000"/>
-              <w:right w:val="none" w:sz="0" w:space="0" w:color="000000"/>
-            </w:tcBorders>
-            <w:shd w:val="clear" w:color="auto" w:fill="FFFFFF"/>
-            <w:tcMar>
-              <w:top w:w="0" w:type="dxa"/>
-              <w:bottom w:w="0" w:type="dxa"/>
-              <w:left w:w="0" w:type="dxa"/>
-              <w:right w:w="0" w:type="dxa"/>
-            </w:tcMar>
-            <w:vAlign w:val="center"/>
-          </w:tcPr>
-          <w:p>
-            <w:pPr>
-              <w:pStyle w:val="Normal"/>
-              <w:jc w:val="right"/>
-              <w:pBdr>
-                <w:bottom w:val="none" w:sz="0" w:space="0" w:color="000000"/>
-                <w:top w:val="none" w:sz="0" w:space="0" w:color="000000"/>
-                <w:left w:val="none" w:sz="0" w:space="0" w:color="000000"/>
-                <w:right w:val="none" w:sz="0" w:space="0" w:color="000000"/>
-              </w:pBdr>
-              <w:spacing w:after="100" w:before="100" w:line="240"/>
-              <w:ind w:left="100" w:right="100" w:firstLine="0" w:firstLineChars="0"/>
-              <w:rPr>
-                <w:rFonts w:ascii="Helvetica" w:hAnsi="Helvetica" w:eastAsia="Helvetica" w:cs="Helvetica"/>
-                <w:i w:val="false"/>
-                <w:b w:val="false"/>
-                <w:u w:val="none"/>
-                <w:sz w:val="22"/>
-                <w:szCs w:val="22"/>
-                <w:color w:val="000000"/>
-              </w:rPr>
-            </w:pPr>
-            <w:r>
-              <w:rPr>
-                <w:rFonts w:ascii="Helvetica" w:hAnsi="Helvetica" w:eastAsia="Helvetica" w:cs="Helvetica"/>
-                <w:i w:val="false"/>
-                <w:b w:val="false"/>
-                <w:u w:val="none"/>
-                <w:sz w:val="22"/>
-                <w:szCs w:val="22"/>
-                <w:color w:val="000000"/>
-              </w:rPr>
               <w:t xml:space="preserve">0.343</w:t>
             </w:r>
           </w:p>
@@ -3091,113 +3357,166 @@
                 <w:szCs w:val="22"/>
                 <w:color w:val="000000"/>
               </w:rPr>
-              <w:t xml:space="preserve">0.159</w:t>
-            </w:r>
-          </w:p>
-        </w:tc>
-        <w:tc>
-          <w:tcPr>
-            <w:tcBorders>
-              <w:bottom w:val="none" w:sz="0" w:space="0" w:color="000000"/>
-              <w:top w:val="none" w:sz="0" w:space="0" w:color="000000"/>
-              <w:left w:val="none" w:sz="0" w:space="0" w:color="000000"/>
-              <w:right w:val="none" w:sz="0" w:space="0" w:color="000000"/>
-            </w:tcBorders>
-            <w:shd w:val="clear" w:color="auto" w:fill="FFFFFF"/>
-            <w:tcMar>
-              <w:top w:w="0" w:type="dxa"/>
-              <w:bottom w:w="0" w:type="dxa"/>
-              <w:left w:w="0" w:type="dxa"/>
-              <w:right w:w="0" w:type="dxa"/>
-            </w:tcMar>
-            <w:vAlign w:val="center"/>
-          </w:tcPr>
-          <w:p>
-            <w:pPr>
-              <w:pStyle w:val="Normal"/>
-              <w:jc w:val="right"/>
-              <w:pBdr>
-                <w:bottom w:val="none" w:sz="0" w:space="0" w:color="000000"/>
-                <w:top w:val="none" w:sz="0" w:space="0" w:color="000000"/>
-                <w:left w:val="none" w:sz="0" w:space="0" w:color="000000"/>
-                <w:right w:val="none" w:sz="0" w:space="0" w:color="000000"/>
-              </w:pBdr>
-              <w:spacing w:after="100" w:before="100" w:line="240"/>
-              <w:ind w:left="100" w:right="100" w:firstLine="0" w:firstLineChars="0"/>
-              <w:rPr>
-                <w:rFonts w:ascii="Helvetica" w:hAnsi="Helvetica" w:eastAsia="Helvetica" w:cs="Helvetica"/>
-                <w:i w:val="false"/>
-                <w:b w:val="false"/>
-                <w:u w:val="none"/>
-                <w:sz w:val="22"/>
-                <w:szCs w:val="22"/>
-                <w:color w:val="000000"/>
-              </w:rPr>
-            </w:pPr>
-            <w:r>
-              <w:rPr>
-                <w:rFonts w:ascii="Helvetica" w:hAnsi="Helvetica" w:eastAsia="Helvetica" w:cs="Helvetica"/>
-                <w:i w:val="false"/>
-                <w:b w:val="false"/>
-                <w:u w:val="none"/>
-                <w:sz w:val="22"/>
-                <w:szCs w:val="22"/>
-                <w:color w:val="000000"/>
-              </w:rPr>
-              <w:t xml:space="preserve">-0.001</w:t>
-            </w:r>
-          </w:p>
-        </w:tc>
-        <w:tc>
-          <w:tcPr>
-            <w:tcBorders>
-              <w:bottom w:val="none" w:sz="0" w:space="0" w:color="000000"/>
-              <w:top w:val="none" w:sz="0" w:space="0" w:color="000000"/>
-              <w:left w:val="none" w:sz="0" w:space="0" w:color="000000"/>
-              <w:right w:val="none" w:sz="0" w:space="0" w:color="000000"/>
-            </w:tcBorders>
-            <w:shd w:val="clear" w:color="auto" w:fill="FFFFFF"/>
-            <w:tcMar>
-              <w:top w:w="0" w:type="dxa"/>
-              <w:bottom w:w="0" w:type="dxa"/>
-              <w:left w:w="0" w:type="dxa"/>
-              <w:right w:w="0" w:type="dxa"/>
-            </w:tcMar>
-            <w:vAlign w:val="center"/>
-          </w:tcPr>
-          <w:p>
-            <w:pPr>
-              <w:pStyle w:val="Normal"/>
-              <w:jc w:val="right"/>
-              <w:pBdr>
-                <w:bottom w:val="none" w:sz="0" w:space="0" w:color="000000"/>
-                <w:top w:val="none" w:sz="0" w:space="0" w:color="000000"/>
-                <w:left w:val="none" w:sz="0" w:space="0" w:color="000000"/>
-                <w:right w:val="none" w:sz="0" w:space="0" w:color="000000"/>
-              </w:pBdr>
-              <w:spacing w:after="100" w:before="100" w:line="240"/>
-              <w:ind w:left="100" w:right="100" w:firstLine="0" w:firstLineChars="0"/>
-              <w:rPr>
-                <w:rFonts w:ascii="Helvetica" w:hAnsi="Helvetica" w:eastAsia="Helvetica" w:cs="Helvetica"/>
-                <w:i w:val="false"/>
-                <w:b w:val="false"/>
-                <w:u w:val="none"/>
-                <w:sz w:val="22"/>
-                <w:szCs w:val="22"/>
-                <w:color w:val="000000"/>
-              </w:rPr>
-            </w:pPr>
-            <w:r>
-              <w:rPr>
-                <w:rFonts w:ascii="Helvetica" w:hAnsi="Helvetica" w:eastAsia="Helvetica" w:cs="Helvetica"/>
-                <w:i w:val="false"/>
-                <w:b w:val="false"/>
-                <w:u w:val="none"/>
-                <w:sz w:val="22"/>
-                <w:szCs w:val="22"/>
-                <w:color w:val="000000"/>
-              </w:rPr>
-              <w:t xml:space="preserve">0.014</w:t>
+              <w:t xml:space="preserve">0.157</w:t>
+            </w:r>
+          </w:p>
+        </w:tc>
+        <w:tc>
+          <w:tcPr>
+            <w:tcBorders>
+              <w:bottom w:val="none" w:sz="0" w:space="0" w:color="000000"/>
+              <w:top w:val="none" w:sz="0" w:space="0" w:color="000000"/>
+              <w:left w:val="none" w:sz="0" w:space="0" w:color="000000"/>
+              <w:right w:val="none" w:sz="0" w:space="0" w:color="000000"/>
+            </w:tcBorders>
+            <w:shd w:val="clear" w:color="auto" w:fill="FFFFFF"/>
+            <w:tcMar>
+              <w:top w:w="0" w:type="dxa"/>
+              <w:bottom w:w="0" w:type="dxa"/>
+              <w:left w:w="0" w:type="dxa"/>
+              <w:right w:w="0" w:type="dxa"/>
+            </w:tcMar>
+            <w:vAlign w:val="center"/>
+          </w:tcPr>
+          <w:p>
+            <w:pPr>
+              <w:pStyle w:val="Normal"/>
+              <w:jc w:val="right"/>
+              <w:pBdr>
+                <w:bottom w:val="none" w:sz="0" w:space="0" w:color="000000"/>
+                <w:top w:val="none" w:sz="0" w:space="0" w:color="000000"/>
+                <w:left w:val="none" w:sz="0" w:space="0" w:color="000000"/>
+                <w:right w:val="none" w:sz="0" w:space="0" w:color="000000"/>
+              </w:pBdr>
+              <w:spacing w:after="100" w:before="100" w:line="240"/>
+              <w:ind w:left="100" w:right="100" w:firstLine="0" w:firstLineChars="0"/>
+              <w:rPr>
+                <w:rFonts w:ascii="Helvetica" w:hAnsi="Helvetica" w:eastAsia="Helvetica" w:cs="Helvetica"/>
+                <w:i w:val="false"/>
+                <w:b w:val="false"/>
+                <w:u w:val="none"/>
+                <w:sz w:val="22"/>
+                <w:szCs w:val="22"/>
+                <w:color w:val="000000"/>
+              </w:rPr>
+            </w:pPr>
+            <w:r>
+              <w:rPr>
+                <w:rFonts w:ascii="Helvetica" w:hAnsi="Helvetica" w:eastAsia="Helvetica" w:cs="Helvetica"/>
+                <w:i w:val="false"/>
+                <w:b w:val="false"/>
+                <w:u w:val="none"/>
+                <w:sz w:val="22"/>
+                <w:szCs w:val="22"/>
+                <w:color w:val="000000"/>
+              </w:rPr>
+              <w:t xml:space="preserve">0.006</w:t>
+            </w:r>
+          </w:p>
+        </w:tc>
+        <w:tc>
+          <w:tcPr>
+            <w:tcBorders>
+              <w:bottom w:val="none" w:sz="0" w:space="0" w:color="000000"/>
+              <w:top w:val="none" w:sz="0" w:space="0" w:color="000000"/>
+              <w:left w:val="none" w:sz="0" w:space="0" w:color="000000"/>
+              <w:right w:val="none" w:sz="0" w:space="0" w:color="000000"/>
+            </w:tcBorders>
+            <w:shd w:val="clear" w:color="auto" w:fill="FFFFFF"/>
+            <w:tcMar>
+              <w:top w:w="0" w:type="dxa"/>
+              <w:bottom w:w="0" w:type="dxa"/>
+              <w:left w:w="0" w:type="dxa"/>
+              <w:right w:w="0" w:type="dxa"/>
+            </w:tcMar>
+            <w:vAlign w:val="center"/>
+          </w:tcPr>
+          <w:p>
+            <w:pPr>
+              <w:pStyle w:val="Normal"/>
+              <w:jc w:val="right"/>
+              <w:pBdr>
+                <w:bottom w:val="none" w:sz="0" w:space="0" w:color="000000"/>
+                <w:top w:val="none" w:sz="0" w:space="0" w:color="000000"/>
+                <w:left w:val="none" w:sz="0" w:space="0" w:color="000000"/>
+                <w:right w:val="none" w:sz="0" w:space="0" w:color="000000"/>
+              </w:pBdr>
+              <w:spacing w:after="100" w:before="100" w:line="240"/>
+              <w:ind w:left="100" w:right="100" w:firstLine="0" w:firstLineChars="0"/>
+              <w:rPr>
+                <w:rFonts w:ascii="Helvetica" w:hAnsi="Helvetica" w:eastAsia="Helvetica" w:cs="Helvetica"/>
+                <w:i w:val="false"/>
+                <w:b w:val="false"/>
+                <w:u w:val="none"/>
+                <w:sz w:val="22"/>
+                <w:szCs w:val="22"/>
+                <w:color w:val="000000"/>
+              </w:rPr>
+            </w:pPr>
+            <w:r>
+              <w:rPr>
+                <w:rFonts w:ascii="Helvetica" w:hAnsi="Helvetica" w:eastAsia="Helvetica" w:cs="Helvetica"/>
+                <w:i w:val="false"/>
+                <w:b w:val="false"/>
+                <w:u w:val="none"/>
+                <w:sz w:val="22"/>
+                <w:szCs w:val="22"/>
+                <w:color w:val="000000"/>
+              </w:rPr>
+              <w:t xml:space="preserve">0.019</w:t>
+            </w:r>
+          </w:p>
+        </w:tc>
+        <w:tc>
+          <w:tcPr>
+            <w:tcBorders>
+              <w:bottom w:val="none" w:sz="0" w:space="0" w:color="000000"/>
+              <w:top w:val="none" w:sz="0" w:space="0" w:color="000000"/>
+              <w:left w:val="none" w:sz="0" w:space="0" w:color="000000"/>
+              <w:right w:val="none" w:sz="0" w:space="0" w:color="000000"/>
+            </w:tcBorders>
+            <w:shd w:val="clear" w:color="auto" w:fill="FFFFFF"/>
+            <w:tcMar>
+              <w:top w:w="0" w:type="dxa"/>
+              <w:bottom w:w="0" w:type="dxa"/>
+              <w:left w:w="0" w:type="dxa"/>
+              <w:right w:w="0" w:type="dxa"/>
+            </w:tcMar>
+            <w:vAlign w:val="center"/>
+          </w:tcPr>
+          <w:p>
+            <w:pPr>
+              <w:pStyle w:val="Normal"/>
+              <w:jc w:val="left"/>
+              <w:pBdr>
+                <w:bottom w:val="none" w:sz="0" w:space="0" w:color="000000"/>
+                <w:top w:val="none" w:sz="0" w:space="0" w:color="000000"/>
+                <w:left w:val="none" w:sz="0" w:space="0" w:color="000000"/>
+                <w:right w:val="none" w:sz="0" w:space="0" w:color="000000"/>
+              </w:pBdr>
+              <w:spacing w:after="100" w:before="100" w:line="240"/>
+              <w:ind w:left="100" w:right="100" w:firstLine="0" w:firstLineChars="0"/>
+              <w:rPr>
+                <w:rFonts w:ascii="Helvetica" w:hAnsi="Helvetica" w:eastAsia="Helvetica" w:cs="Helvetica"/>
+                <w:i w:val="false"/>
+                <w:b w:val="false"/>
+                <w:u w:val="none"/>
+                <w:sz w:val="22"/>
+                <w:szCs w:val="22"/>
+                <w:color w:val="000000"/>
+              </w:rPr>
+            </w:pPr>
+            <w:r>
+              <w:rPr>
+                <w:rFonts w:ascii="Helvetica" w:hAnsi="Helvetica" w:eastAsia="Helvetica" w:cs="Helvetica"/>
+                <w:i w:val="false"/>
+                <w:b w:val="false"/>
+                <w:u w:val="none"/>
+                <w:sz w:val="22"/>
+                <w:szCs w:val="22"/>
+                <w:color w:val="000000"/>
+              </w:rPr>
+              <w:t xml:space="preserve">climate</w:t>
             </w:r>
           </w:p>
         </w:tc>
@@ -3726,6 +4045,59 @@
             </w:r>
           </w:p>
         </w:tc>
+        <w:tc>
+          <w:tcPr>
+            <w:tcBorders>
+              <w:bottom w:val="none" w:sz="0" w:space="0" w:color="000000"/>
+              <w:top w:val="none" w:sz="0" w:space="0" w:color="000000"/>
+              <w:left w:val="none" w:sz="0" w:space="0" w:color="000000"/>
+              <w:right w:val="none" w:sz="0" w:space="0" w:color="000000"/>
+            </w:tcBorders>
+            <w:shd w:val="clear" w:color="auto" w:fill="FFFFFF"/>
+            <w:tcMar>
+              <w:top w:w="0" w:type="dxa"/>
+              <w:bottom w:w="0" w:type="dxa"/>
+              <w:left w:w="0" w:type="dxa"/>
+              <w:right w:w="0" w:type="dxa"/>
+            </w:tcMar>
+            <w:vAlign w:val="center"/>
+          </w:tcPr>
+          <w:p>
+            <w:pPr>
+              <w:pStyle w:val="Normal"/>
+              <w:jc w:val="left"/>
+              <w:pBdr>
+                <w:bottom w:val="none" w:sz="0" w:space="0" w:color="000000"/>
+                <w:top w:val="none" w:sz="0" w:space="0" w:color="000000"/>
+                <w:left w:val="none" w:sz="0" w:space="0" w:color="000000"/>
+                <w:right w:val="none" w:sz="0" w:space="0" w:color="000000"/>
+              </w:pBdr>
+              <w:spacing w:after="100" w:before="100" w:line="240"/>
+              <w:ind w:left="100" w:right="100" w:firstLine="0" w:firstLineChars="0"/>
+              <w:rPr>
+                <w:rFonts w:ascii="Helvetica" w:hAnsi="Helvetica" w:eastAsia="Helvetica" w:cs="Helvetica"/>
+                <w:i w:val="false"/>
+                <w:b w:val="false"/>
+                <w:u w:val="none"/>
+                <w:sz w:val="22"/>
+                <w:szCs w:val="22"/>
+                <w:color w:val="000000"/>
+              </w:rPr>
+            </w:pPr>
+            <w:r>
+              <w:rPr>
+                <w:rFonts w:ascii="Helvetica" w:hAnsi="Helvetica" w:eastAsia="Helvetica" w:cs="Helvetica"/>
+                <w:i w:val="false"/>
+                <w:b w:val="false"/>
+                <w:u w:val="none"/>
+                <w:sz w:val="22"/>
+                <w:szCs w:val="22"/>
+                <w:color w:val="000000"/>
+              </w:rPr>
+              <w:t xml:space="preserve">null</w:t>
+            </w:r>
+          </w:p>
+        </w:tc>
       </w:tr>
       <w:tr>
         <w:trPr>
@@ -3736,7 +4108,7 @@
           <w:tcPr>
             <w:vMerge w:val="restart"/>
             <w:tcBorders>
-              <w:bottom w:val="single" w:sz="12" w:space="0" w:color="666666"/>
+              <w:bottom w:val="none" w:sz="0" w:space="0" w:color="000000"/>
               <w:top w:val="none" w:sz="0" w:space="0" w:color="000000"/>
               <w:left w:val="none" w:sz="0" w:space="0" w:color="000000"/>
               <w:right w:val="none" w:sz="0" w:space="0" w:color="000000"/>
@@ -4260,6 +4632,59 @@
                 <w:color w:val="000000"/>
               </w:rPr>
               <w:t xml:space="preserve">0.043</w:t>
+            </w:r>
+          </w:p>
+        </w:tc>
+        <w:tc>
+          <w:tcPr>
+            <w:tcBorders>
+              <w:bottom w:val="none" w:sz="0" w:space="0" w:color="000000"/>
+              <w:top w:val="none" w:sz="0" w:space="0" w:color="000000"/>
+              <w:left w:val="none" w:sz="0" w:space="0" w:color="000000"/>
+              <w:right w:val="none" w:sz="0" w:space="0" w:color="000000"/>
+            </w:tcBorders>
+            <w:shd w:val="clear" w:color="auto" w:fill="FFFFFF"/>
+            <w:tcMar>
+              <w:top w:w="0" w:type="dxa"/>
+              <w:bottom w:w="0" w:type="dxa"/>
+              <w:left w:w="0" w:type="dxa"/>
+              <w:right w:w="0" w:type="dxa"/>
+            </w:tcMar>
+            <w:vAlign w:val="center"/>
+          </w:tcPr>
+          <w:p>
+            <w:pPr>
+              <w:pStyle w:val="Normal"/>
+              <w:jc w:val="left"/>
+              <w:pBdr>
+                <w:bottom w:val="none" w:sz="0" w:space="0" w:color="000000"/>
+                <w:top w:val="none" w:sz="0" w:space="0" w:color="000000"/>
+                <w:left w:val="none" w:sz="0" w:space="0" w:color="000000"/>
+                <w:right w:val="none" w:sz="0" w:space="0" w:color="000000"/>
+              </w:pBdr>
+              <w:spacing w:after="100" w:before="100" w:line="240"/>
+              <w:ind w:left="100" w:right="100" w:firstLine="0" w:firstLineChars="0"/>
+              <w:rPr>
+                <w:rFonts w:ascii="Helvetica" w:hAnsi="Helvetica" w:eastAsia="Helvetica" w:cs="Helvetica"/>
+                <w:i w:val="false"/>
+                <w:b w:val="false"/>
+                <w:u w:val="none"/>
+                <w:sz w:val="22"/>
+                <w:szCs w:val="22"/>
+                <w:color w:val="000000"/>
+              </w:rPr>
+            </w:pPr>
+            <w:r>
+              <w:rPr>
+                <w:rFonts w:ascii="Helvetica" w:hAnsi="Helvetica" w:eastAsia="Helvetica" w:cs="Helvetica"/>
+                <w:i w:val="false"/>
+                <w:b w:val="false"/>
+                <w:u w:val="none"/>
+                <w:sz w:val="22"/>
+                <w:szCs w:val="22"/>
+                <w:color w:val="000000"/>
+              </w:rPr>
+              <w:t xml:space="preserve">full</w:t>
             </w:r>
           </w:p>
         </w:tc>
@@ -4274,7 +4699,7 @@
             <w:vMerge/>
             <w:tcBorders>
               <w:bottom w:val="none" w:sz="0" w:space="0" w:color="000000"/>
-              <w:top w:val="single" w:sz="12" w:space="0" w:color="666666"/>
+              <w:top w:val="none" w:sz="0" w:space="0" w:color="000000"/>
               <w:left w:val="none" w:sz="0" w:space="0" w:color="000000"/>
               <w:right w:val="none" w:sz="0" w:space="0" w:color="000000"/>
             </w:tcBorders>
@@ -4785,6 +5210,637 @@
                 <w:color w:val="000000"/>
               </w:rPr>
               <w:t xml:space="preserve">0.039</w:t>
+            </w:r>
+          </w:p>
+        </w:tc>
+        <w:tc>
+          <w:tcPr>
+            <w:tcBorders>
+              <w:bottom w:val="none" w:sz="0" w:space="0" w:color="000000"/>
+              <w:top w:val="none" w:sz="0" w:space="0" w:color="000000"/>
+              <w:left w:val="none" w:sz="0" w:space="0" w:color="000000"/>
+              <w:right w:val="none" w:sz="0" w:space="0" w:color="000000"/>
+            </w:tcBorders>
+            <w:shd w:val="clear" w:color="auto" w:fill="FFFFFF"/>
+            <w:tcMar>
+              <w:top w:w="0" w:type="dxa"/>
+              <w:bottom w:w="0" w:type="dxa"/>
+              <w:left w:w="0" w:type="dxa"/>
+              <w:right w:w="0" w:type="dxa"/>
+            </w:tcMar>
+            <w:vAlign w:val="center"/>
+          </w:tcPr>
+          <w:p>
+            <w:pPr>
+              <w:pStyle w:val="Normal"/>
+              <w:jc w:val="left"/>
+              <w:pBdr>
+                <w:bottom w:val="none" w:sz="0" w:space="0" w:color="000000"/>
+                <w:top w:val="none" w:sz="0" w:space="0" w:color="000000"/>
+                <w:left w:val="none" w:sz="0" w:space="0" w:color="000000"/>
+                <w:right w:val="none" w:sz="0" w:space="0" w:color="000000"/>
+              </w:pBdr>
+              <w:spacing w:after="100" w:before="100" w:line="240"/>
+              <w:ind w:left="100" w:right="100" w:firstLine="0" w:firstLineChars="0"/>
+              <w:rPr>
+                <w:rFonts w:ascii="Helvetica" w:hAnsi="Helvetica" w:eastAsia="Helvetica" w:cs="Helvetica"/>
+                <w:i w:val="false"/>
+                <w:b w:val="false"/>
+                <w:u w:val="none"/>
+                <w:sz w:val="22"/>
+                <w:szCs w:val="22"/>
+                <w:color w:val="000000"/>
+              </w:rPr>
+            </w:pPr>
+            <w:r>
+              <w:rPr>
+                <w:rFonts w:ascii="Helvetica" w:hAnsi="Helvetica" w:eastAsia="Helvetica" w:cs="Helvetica"/>
+                <w:i w:val="false"/>
+                <w:b w:val="false"/>
+                <w:u w:val="none"/>
+                <w:sz w:val="22"/>
+                <w:szCs w:val="22"/>
+                <w:color w:val="000000"/>
+              </w:rPr>
+              <w:t xml:space="preserve">nointer</w:t>
+            </w:r>
+          </w:p>
+        </w:tc>
+      </w:tr>
+      <w:tr>
+        <w:trPr>
+          <w:trHeight w:val="617" w:hRule="auto"/>
+        </w:trPr>
+        body 9
+        <w:tc>
+          <w:tcPr>
+            <w:vMerge/>
+            <w:tcBorders>
+              <w:bottom w:val="none" w:sz="0" w:space="0" w:color="000000"/>
+              <w:top w:val="none" w:sz="0" w:space="0" w:color="000000"/>
+              <w:left w:val="none" w:sz="0" w:space="0" w:color="000000"/>
+              <w:right w:val="none" w:sz="0" w:space="0" w:color="000000"/>
+            </w:tcBorders>
+            <w:shd w:val="clear" w:color="auto" w:fill="FFFFFF"/>
+            <w:tcMar>
+              <w:top w:w="0" w:type="dxa"/>
+              <w:bottom w:w="0" w:type="dxa"/>
+              <w:left w:w="0" w:type="dxa"/>
+              <w:right w:w="0" w:type="dxa"/>
+            </w:tcMar>
+            <w:vAlign w:val="top"/>
+          </w:tcPr>
+          <w:p>
+            <w:pPr>
+              <w:pStyle w:val="Normal"/>
+              <w:jc w:val="left"/>
+              <w:pBdr>
+                <w:bottom w:val="none" w:sz="0" w:space="0" w:color="000000"/>
+                <w:top w:val="none" w:sz="0" w:space="0" w:color="000000"/>
+                <w:left w:val="none" w:sz="0" w:space="0" w:color="000000"/>
+                <w:right w:val="none" w:sz="0" w:space="0" w:color="000000"/>
+              </w:pBdr>
+              <w:spacing w:after="100" w:before="100" w:line="240"/>
+              <w:ind w:left="100" w:right="100" w:firstLine="0" w:firstLineChars="0"/>
+              <w:rPr>
+                <w:rFonts w:ascii="Helvetica" w:hAnsi="Helvetica" w:eastAsia="Helvetica" w:cs="Helvetica"/>
+                <w:i w:val="false"/>
+                <w:b w:val="false"/>
+                <w:u w:val="none"/>
+                <w:sz w:val="22"/>
+                <w:szCs w:val="22"/>
+                <w:color w:val="000000"/>
+              </w:rPr>
+            </w:pPr>
+          </w:p>
+        </w:tc>
+        <w:tc>
+          <w:tcPr>
+            <w:tcBorders>
+              <w:bottom w:val="none" w:sz="0" w:space="0" w:color="000000"/>
+              <w:top w:val="none" w:sz="0" w:space="0" w:color="000000"/>
+              <w:left w:val="none" w:sz="0" w:space="0" w:color="000000"/>
+              <w:right w:val="none" w:sz="0" w:space="0" w:color="000000"/>
+            </w:tcBorders>
+            <w:shd w:val="clear" w:color="auto" w:fill="FFFFFF"/>
+            <w:tcMar>
+              <w:top w:w="0" w:type="dxa"/>
+              <w:bottom w:w="0" w:type="dxa"/>
+              <w:left w:w="0" w:type="dxa"/>
+              <w:right w:w="0" w:type="dxa"/>
+            </w:tcMar>
+            <w:vAlign w:val="center"/>
+          </w:tcPr>
+          <w:p>
+            <w:pPr>
+              <w:pStyle w:val="Normal"/>
+              <w:jc w:val="left"/>
+              <w:pBdr>
+                <w:bottom w:val="none" w:sz="0" w:space="0" w:color="000000"/>
+                <w:top w:val="none" w:sz="0" w:space="0" w:color="000000"/>
+                <w:left w:val="none" w:sz="0" w:space="0" w:color="000000"/>
+                <w:right w:val="none" w:sz="0" w:space="0" w:color="000000"/>
+              </w:pBdr>
+              <w:spacing w:after="100" w:before="100" w:line="240"/>
+              <w:ind w:left="100" w:right="100" w:firstLine="0" w:firstLineChars="0"/>
+              <w:rPr>
+                <w:rFonts w:ascii="Helvetica" w:hAnsi="Helvetica" w:eastAsia="Helvetica" w:cs="Helvetica"/>
+                <w:i w:val="false"/>
+                <w:b w:val="false"/>
+                <w:u w:val="none"/>
+                <w:sz w:val="22"/>
+                <w:szCs w:val="22"/>
+                <w:color w:val="000000"/>
+              </w:rPr>
+            </w:pPr>
+            <w:r>
+              <w:rPr>
+                <w:rFonts w:ascii="Helvetica" w:hAnsi="Helvetica" w:eastAsia="Helvetica" w:cs="Helvetica"/>
+                <w:i w:val="false"/>
+                <w:b w:val="false"/>
+                <w:u w:val="none"/>
+                <w:sz w:val="22"/>
+                <w:szCs w:val="22"/>
+                <w:color w:val="000000"/>
+              </w:rPr>
+              <w:t xml:space="preserve">fit_reproduced_nocomp_draws.rds</w:t>
+            </w:r>
+          </w:p>
+        </w:tc>
+        <w:tc>
+          <w:tcPr>
+            <w:tcBorders>
+              <w:bottom w:val="none" w:sz="0" w:space="0" w:color="000000"/>
+              <w:top w:val="none" w:sz="0" w:space="0" w:color="000000"/>
+              <w:left w:val="none" w:sz="0" w:space="0" w:color="000000"/>
+              <w:right w:val="none" w:sz="0" w:space="0" w:color="000000"/>
+            </w:tcBorders>
+            <w:shd w:val="clear" w:color="auto" w:fill="FFFFFF"/>
+            <w:tcMar>
+              <w:top w:w="0" w:type="dxa"/>
+              <w:bottom w:w="0" w:type="dxa"/>
+              <w:left w:w="0" w:type="dxa"/>
+              <w:right w:w="0" w:type="dxa"/>
+            </w:tcMar>
+            <w:vAlign w:val="center"/>
+          </w:tcPr>
+          <w:p>
+            <w:pPr>
+              <w:pStyle w:val="Normal"/>
+              <w:jc w:val="right"/>
+              <w:pBdr>
+                <w:bottom w:val="none" w:sz="0" w:space="0" w:color="000000"/>
+                <w:top w:val="none" w:sz="0" w:space="0" w:color="000000"/>
+                <w:left w:val="none" w:sz="0" w:space="0" w:color="000000"/>
+                <w:right w:val="none" w:sz="0" w:space="0" w:color="000000"/>
+              </w:pBdr>
+              <w:spacing w:after="100" w:before="100" w:line="240"/>
+              <w:ind w:left="100" w:right="100" w:firstLine="0" w:firstLineChars="0"/>
+              <w:rPr>
+                <w:rFonts w:ascii="Helvetica" w:hAnsi="Helvetica" w:eastAsia="Helvetica" w:cs="Helvetica"/>
+                <w:i w:val="false"/>
+                <w:b w:val="false"/>
+                <w:u w:val="none"/>
+                <w:sz w:val="22"/>
+                <w:szCs w:val="22"/>
+                <w:color w:val="000000"/>
+              </w:rPr>
+            </w:pPr>
+            <w:r>
+              <w:rPr>
+                <w:rFonts w:ascii="Helvetica" w:hAnsi="Helvetica" w:eastAsia="Helvetica" w:cs="Helvetica"/>
+                <w:i w:val="false"/>
+                <w:b w:val="false"/>
+                <w:u w:val="none"/>
+                <w:sz w:val="22"/>
+                <w:szCs w:val="22"/>
+                <w:color w:val="000000"/>
+              </w:rPr>
+              <w:t xml:space="preserve">0.186</w:t>
+            </w:r>
+          </w:p>
+        </w:tc>
+        <w:tc>
+          <w:tcPr>
+            <w:tcBorders>
+              <w:bottom w:val="none" w:sz="0" w:space="0" w:color="000000"/>
+              <w:top w:val="none" w:sz="0" w:space="0" w:color="000000"/>
+              <w:left w:val="none" w:sz="0" w:space="0" w:color="000000"/>
+              <w:right w:val="none" w:sz="0" w:space="0" w:color="000000"/>
+            </w:tcBorders>
+            <w:shd w:val="clear" w:color="auto" w:fill="FFFFFF"/>
+            <w:tcMar>
+              <w:top w:w="0" w:type="dxa"/>
+              <w:bottom w:w="0" w:type="dxa"/>
+              <w:left w:w="0" w:type="dxa"/>
+              <w:right w:w="0" w:type="dxa"/>
+            </w:tcMar>
+            <w:vAlign w:val="center"/>
+          </w:tcPr>
+          <w:p>
+            <w:pPr>
+              <w:pStyle w:val="Normal"/>
+              <w:jc w:val="right"/>
+              <w:pBdr>
+                <w:bottom w:val="none" w:sz="0" w:space="0" w:color="000000"/>
+                <w:top w:val="none" w:sz="0" w:space="0" w:color="000000"/>
+                <w:left w:val="none" w:sz="0" w:space="0" w:color="000000"/>
+                <w:right w:val="none" w:sz="0" w:space="0" w:color="000000"/>
+              </w:pBdr>
+              <w:spacing w:after="100" w:before="100" w:line="240"/>
+              <w:ind w:left="100" w:right="100" w:firstLine="0" w:firstLineChars="0"/>
+              <w:rPr>
+                <w:rFonts w:ascii="Helvetica" w:hAnsi="Helvetica" w:eastAsia="Helvetica" w:cs="Helvetica"/>
+                <w:i w:val="false"/>
+                <w:b w:val="false"/>
+                <w:u w:val="none"/>
+                <w:sz w:val="22"/>
+                <w:szCs w:val="22"/>
+                <w:color w:val="000000"/>
+              </w:rPr>
+            </w:pPr>
+            <w:r>
+              <w:rPr>
+                <w:rFonts w:ascii="Helvetica" w:hAnsi="Helvetica" w:eastAsia="Helvetica" w:cs="Helvetica"/>
+                <w:i w:val="false"/>
+                <w:b w:val="false"/>
+                <w:u w:val="none"/>
+                <w:sz w:val="22"/>
+                <w:szCs w:val="22"/>
+                <w:color w:val="000000"/>
+              </w:rPr>
+              <w:t xml:space="preserve">0.245</w:t>
+            </w:r>
+          </w:p>
+        </w:tc>
+        <w:tc>
+          <w:tcPr>
+            <w:tcBorders>
+              <w:bottom w:val="none" w:sz="0" w:space="0" w:color="000000"/>
+              <w:top w:val="none" w:sz="0" w:space="0" w:color="000000"/>
+              <w:left w:val="none" w:sz="0" w:space="0" w:color="000000"/>
+              <w:right w:val="none" w:sz="0" w:space="0" w:color="000000"/>
+            </w:tcBorders>
+            <w:shd w:val="clear" w:color="auto" w:fill="FFFFFF"/>
+            <w:tcMar>
+              <w:top w:w="0" w:type="dxa"/>
+              <w:bottom w:w="0" w:type="dxa"/>
+              <w:left w:w="0" w:type="dxa"/>
+              <w:right w:w="0" w:type="dxa"/>
+            </w:tcMar>
+            <w:vAlign w:val="center"/>
+          </w:tcPr>
+          <w:p>
+            <w:pPr>
+              <w:pStyle w:val="Normal"/>
+              <w:jc w:val="right"/>
+              <w:pBdr>
+                <w:bottom w:val="none" w:sz="0" w:space="0" w:color="000000"/>
+                <w:top w:val="none" w:sz="0" w:space="0" w:color="000000"/>
+                <w:left w:val="none" w:sz="0" w:space="0" w:color="000000"/>
+                <w:right w:val="none" w:sz="0" w:space="0" w:color="000000"/>
+              </w:pBdr>
+              <w:spacing w:after="100" w:before="100" w:line="240"/>
+              <w:ind w:left="100" w:right="100" w:firstLine="0" w:firstLineChars="0"/>
+              <w:rPr>
+                <w:rFonts w:ascii="Helvetica" w:hAnsi="Helvetica" w:eastAsia="Helvetica" w:cs="Helvetica"/>
+                <w:i w:val="false"/>
+                <w:b w:val="false"/>
+                <w:u w:val="none"/>
+                <w:sz w:val="22"/>
+                <w:szCs w:val="22"/>
+                <w:color w:val="000000"/>
+              </w:rPr>
+            </w:pPr>
+            <w:r>
+              <w:rPr>
+                <w:rFonts w:ascii="Helvetica" w:hAnsi="Helvetica" w:eastAsia="Helvetica" w:cs="Helvetica"/>
+                <w:i w:val="false"/>
+                <w:b w:val="false"/>
+                <w:u w:val="none"/>
+                <w:sz w:val="22"/>
+                <w:szCs w:val="22"/>
+                <w:color w:val="000000"/>
+              </w:rPr>
+              <w:t xml:space="preserve">0.249</w:t>
+            </w:r>
+          </w:p>
+        </w:tc>
+        <w:tc>
+          <w:tcPr>
+            <w:tcBorders>
+              <w:bottom w:val="none" w:sz="0" w:space="0" w:color="000000"/>
+              <w:top w:val="none" w:sz="0" w:space="0" w:color="000000"/>
+              <w:left w:val="none" w:sz="0" w:space="0" w:color="000000"/>
+              <w:right w:val="none" w:sz="0" w:space="0" w:color="000000"/>
+            </w:tcBorders>
+            <w:shd w:val="clear" w:color="auto" w:fill="FFFFFF"/>
+            <w:tcMar>
+              <w:top w:w="0" w:type="dxa"/>
+              <w:bottom w:w="0" w:type="dxa"/>
+              <w:left w:w="0" w:type="dxa"/>
+              <w:right w:w="0" w:type="dxa"/>
+            </w:tcMar>
+            <w:vAlign w:val="center"/>
+          </w:tcPr>
+          <w:p>
+            <w:pPr>
+              <w:pStyle w:val="Normal"/>
+              <w:jc w:val="right"/>
+              <w:pBdr>
+                <w:bottom w:val="none" w:sz="0" w:space="0" w:color="000000"/>
+                <w:top w:val="none" w:sz="0" w:space="0" w:color="000000"/>
+                <w:left w:val="none" w:sz="0" w:space="0" w:color="000000"/>
+                <w:right w:val="none" w:sz="0" w:space="0" w:color="000000"/>
+              </w:pBdr>
+              <w:spacing w:after="100" w:before="100" w:line="240"/>
+              <w:ind w:left="100" w:right="100" w:firstLine="0" w:firstLineChars="0"/>
+              <w:rPr>
+                <w:rFonts w:ascii="Helvetica" w:hAnsi="Helvetica" w:eastAsia="Helvetica" w:cs="Helvetica"/>
+                <w:i w:val="false"/>
+                <w:b w:val="false"/>
+                <w:u w:val="none"/>
+                <w:sz w:val="22"/>
+                <w:szCs w:val="22"/>
+                <w:color w:val="000000"/>
+              </w:rPr>
+            </w:pPr>
+            <w:r>
+              <w:rPr>
+                <w:rFonts w:ascii="Helvetica" w:hAnsi="Helvetica" w:eastAsia="Helvetica" w:cs="Helvetica"/>
+                <w:i w:val="false"/>
+                <w:b w:val="false"/>
+                <w:u w:val="none"/>
+                <w:sz w:val="22"/>
+                <w:szCs w:val="22"/>
+                <w:color w:val="000000"/>
+              </w:rPr>
+              <w:t xml:space="preserve">0.250</w:t>
+            </w:r>
+          </w:p>
+        </w:tc>
+        <w:tc>
+          <w:tcPr>
+            <w:tcBorders>
+              <w:bottom w:val="none" w:sz="0" w:space="0" w:color="000000"/>
+              <w:top w:val="none" w:sz="0" w:space="0" w:color="000000"/>
+              <w:left w:val="none" w:sz="0" w:space="0" w:color="000000"/>
+              <w:right w:val="none" w:sz="0" w:space="0" w:color="000000"/>
+            </w:tcBorders>
+            <w:shd w:val="clear" w:color="auto" w:fill="FFFFFF"/>
+            <w:tcMar>
+              <w:top w:w="0" w:type="dxa"/>
+              <w:bottom w:w="0" w:type="dxa"/>
+              <w:left w:w="0" w:type="dxa"/>
+              <w:right w:w="0" w:type="dxa"/>
+            </w:tcMar>
+            <w:vAlign w:val="center"/>
+          </w:tcPr>
+          <w:p>
+            <w:pPr>
+              <w:pStyle w:val="Normal"/>
+              <w:jc w:val="right"/>
+              <w:pBdr>
+                <w:bottom w:val="none" w:sz="0" w:space="0" w:color="000000"/>
+                <w:top w:val="none" w:sz="0" w:space="0" w:color="000000"/>
+                <w:left w:val="none" w:sz="0" w:space="0" w:color="000000"/>
+                <w:right w:val="none" w:sz="0" w:space="0" w:color="000000"/>
+              </w:pBdr>
+              <w:spacing w:after="100" w:before="100" w:line="240"/>
+              <w:ind w:left="100" w:right="100" w:firstLine="0" w:firstLineChars="0"/>
+              <w:rPr>
+                <w:rFonts w:ascii="Helvetica" w:hAnsi="Helvetica" w:eastAsia="Helvetica" w:cs="Helvetica"/>
+                <w:i w:val="false"/>
+                <w:b w:val="false"/>
+                <w:u w:val="none"/>
+                <w:sz w:val="22"/>
+                <w:szCs w:val="22"/>
+                <w:color w:val="000000"/>
+              </w:rPr>
+            </w:pPr>
+            <w:r>
+              <w:rPr>
+                <w:rFonts w:ascii="Helvetica" w:hAnsi="Helvetica" w:eastAsia="Helvetica" w:cs="Helvetica"/>
+                <w:i w:val="false"/>
+                <w:b w:val="false"/>
+                <w:u w:val="none"/>
+                <w:sz w:val="22"/>
+                <w:szCs w:val="22"/>
+                <w:color w:val="000000"/>
+              </w:rPr>
+              <w:t xml:space="preserve">0.251</w:t>
+            </w:r>
+          </w:p>
+        </w:tc>
+        <w:tc>
+          <w:tcPr>
+            <w:tcBorders>
+              <w:bottom w:val="none" w:sz="0" w:space="0" w:color="000000"/>
+              <w:top w:val="none" w:sz="0" w:space="0" w:color="000000"/>
+              <w:left w:val="none" w:sz="0" w:space="0" w:color="000000"/>
+              <w:right w:val="none" w:sz="0" w:space="0" w:color="000000"/>
+            </w:tcBorders>
+            <w:shd w:val="clear" w:color="auto" w:fill="FFFFFF"/>
+            <w:tcMar>
+              <w:top w:w="0" w:type="dxa"/>
+              <w:bottom w:w="0" w:type="dxa"/>
+              <w:left w:w="0" w:type="dxa"/>
+              <w:right w:w="0" w:type="dxa"/>
+            </w:tcMar>
+            <w:vAlign w:val="center"/>
+          </w:tcPr>
+          <w:p>
+            <w:pPr>
+              <w:pStyle w:val="Normal"/>
+              <w:jc w:val="right"/>
+              <w:pBdr>
+                <w:bottom w:val="none" w:sz="0" w:space="0" w:color="000000"/>
+                <w:top w:val="none" w:sz="0" w:space="0" w:color="000000"/>
+                <w:left w:val="none" w:sz="0" w:space="0" w:color="000000"/>
+                <w:right w:val="none" w:sz="0" w:space="0" w:color="000000"/>
+              </w:pBdr>
+              <w:spacing w:after="100" w:before="100" w:line="240"/>
+              <w:ind w:left="100" w:right="100" w:firstLine="0" w:firstLineChars="0"/>
+              <w:rPr>
+                <w:rFonts w:ascii="Helvetica" w:hAnsi="Helvetica" w:eastAsia="Helvetica" w:cs="Helvetica"/>
+                <w:i w:val="false"/>
+                <w:b w:val="false"/>
+                <w:u w:val="none"/>
+                <w:sz w:val="22"/>
+                <w:szCs w:val="22"/>
+                <w:color w:val="000000"/>
+              </w:rPr>
+            </w:pPr>
+            <w:r>
+              <w:rPr>
+                <w:rFonts w:ascii="Helvetica" w:hAnsi="Helvetica" w:eastAsia="Helvetica" w:cs="Helvetica"/>
+                <w:i w:val="false"/>
+                <w:b w:val="false"/>
+                <w:u w:val="none"/>
+                <w:sz w:val="22"/>
+                <w:szCs w:val="22"/>
+                <w:color w:val="000000"/>
+              </w:rPr>
+              <w:t xml:space="preserve">0.258</w:t>
+            </w:r>
+          </w:p>
+        </w:tc>
+        <w:tc>
+          <w:tcPr>
+            <w:tcBorders>
+              <w:bottom w:val="none" w:sz="0" w:space="0" w:color="000000"/>
+              <w:top w:val="none" w:sz="0" w:space="0" w:color="000000"/>
+              <w:left w:val="none" w:sz="0" w:space="0" w:color="000000"/>
+              <w:right w:val="none" w:sz="0" w:space="0" w:color="000000"/>
+            </w:tcBorders>
+            <w:shd w:val="clear" w:color="auto" w:fill="FFFFFF"/>
+            <w:tcMar>
+              <w:top w:w="0" w:type="dxa"/>
+              <w:bottom w:w="0" w:type="dxa"/>
+              <w:left w:w="0" w:type="dxa"/>
+              <w:right w:w="0" w:type="dxa"/>
+            </w:tcMar>
+            <w:vAlign w:val="center"/>
+          </w:tcPr>
+          <w:p>
+            <w:pPr>
+              <w:pStyle w:val="Normal"/>
+              <w:jc w:val="right"/>
+              <w:pBdr>
+                <w:bottom w:val="none" w:sz="0" w:space="0" w:color="000000"/>
+                <w:top w:val="none" w:sz="0" w:space="0" w:color="000000"/>
+                <w:left w:val="none" w:sz="0" w:space="0" w:color="000000"/>
+                <w:right w:val="none" w:sz="0" w:space="0" w:color="000000"/>
+              </w:pBdr>
+              <w:spacing w:after="100" w:before="100" w:line="240"/>
+              <w:ind w:left="100" w:right="100" w:firstLine="0" w:firstLineChars="0"/>
+              <w:rPr>
+                <w:rFonts w:ascii="Helvetica" w:hAnsi="Helvetica" w:eastAsia="Helvetica" w:cs="Helvetica"/>
+                <w:i w:val="false"/>
+                <w:b w:val="false"/>
+                <w:u w:val="none"/>
+                <w:sz w:val="22"/>
+                <w:szCs w:val="22"/>
+                <w:color w:val="000000"/>
+              </w:rPr>
+            </w:pPr>
+            <w:r>
+              <w:rPr>
+                <w:rFonts w:ascii="Helvetica" w:hAnsi="Helvetica" w:eastAsia="Helvetica" w:cs="Helvetica"/>
+                <w:i w:val="false"/>
+                <w:b w:val="false"/>
+                <w:u w:val="none"/>
+                <w:sz w:val="22"/>
+                <w:szCs w:val="22"/>
+                <w:color w:val="000000"/>
+              </w:rPr>
+              <w:t xml:space="preserve">0.019</w:t>
+            </w:r>
+          </w:p>
+        </w:tc>
+        <w:tc>
+          <w:tcPr>
+            <w:tcBorders>
+              <w:bottom w:val="none" w:sz="0" w:space="0" w:color="000000"/>
+              <w:top w:val="none" w:sz="0" w:space="0" w:color="000000"/>
+              <w:left w:val="none" w:sz="0" w:space="0" w:color="000000"/>
+              <w:right w:val="none" w:sz="0" w:space="0" w:color="000000"/>
+            </w:tcBorders>
+            <w:shd w:val="clear" w:color="auto" w:fill="FFFFFF"/>
+            <w:tcMar>
+              <w:top w:w="0" w:type="dxa"/>
+              <w:bottom w:w="0" w:type="dxa"/>
+              <w:left w:w="0" w:type="dxa"/>
+              <w:right w:w="0" w:type="dxa"/>
+            </w:tcMar>
+            <w:vAlign w:val="center"/>
+          </w:tcPr>
+          <w:p>
+            <w:pPr>
+              <w:pStyle w:val="Normal"/>
+              <w:jc w:val="right"/>
+              <w:pBdr>
+                <w:bottom w:val="none" w:sz="0" w:space="0" w:color="000000"/>
+                <w:top w:val="none" w:sz="0" w:space="0" w:color="000000"/>
+                <w:left w:val="none" w:sz="0" w:space="0" w:color="000000"/>
+                <w:right w:val="none" w:sz="0" w:space="0" w:color="000000"/>
+              </w:pBdr>
+              <w:spacing w:after="100" w:before="100" w:line="240"/>
+              <w:ind w:left="100" w:right="100" w:firstLine="0" w:firstLineChars="0"/>
+              <w:rPr>
+                <w:rFonts w:ascii="Helvetica" w:hAnsi="Helvetica" w:eastAsia="Helvetica" w:cs="Helvetica"/>
+                <w:i w:val="false"/>
+                <w:b w:val="false"/>
+                <w:u w:val="none"/>
+                <w:sz w:val="22"/>
+                <w:szCs w:val="22"/>
+                <w:color w:val="000000"/>
+              </w:rPr>
+            </w:pPr>
+            <w:r>
+              <w:rPr>
+                <w:rFonts w:ascii="Helvetica" w:hAnsi="Helvetica" w:eastAsia="Helvetica" w:cs="Helvetica"/>
+                <w:i w:val="false"/>
+                <w:b w:val="false"/>
+                <w:u w:val="none"/>
+                <w:sz w:val="22"/>
+                <w:szCs w:val="22"/>
+                <w:color w:val="000000"/>
+              </w:rPr>
+              <w:t xml:space="preserve">0.010</w:t>
+            </w:r>
+          </w:p>
+        </w:tc>
+        <w:tc>
+          <w:tcPr>
+            <w:tcBorders>
+              <w:bottom w:val="none" w:sz="0" w:space="0" w:color="000000"/>
+              <w:top w:val="none" w:sz="0" w:space="0" w:color="000000"/>
+              <w:left w:val="none" w:sz="0" w:space="0" w:color="000000"/>
+              <w:right w:val="none" w:sz="0" w:space="0" w:color="000000"/>
+            </w:tcBorders>
+            <w:shd w:val="clear" w:color="auto" w:fill="FFFFFF"/>
+            <w:tcMar>
+              <w:top w:w="0" w:type="dxa"/>
+              <w:bottom w:w="0" w:type="dxa"/>
+              <w:left w:w="0" w:type="dxa"/>
+              <w:right w:w="0" w:type="dxa"/>
+            </w:tcMar>
+            <w:vAlign w:val="center"/>
+          </w:tcPr>
+          <w:p>
+            <w:pPr>
+              <w:pStyle w:val="Normal"/>
+              <w:jc w:val="left"/>
+              <w:pBdr>
+                <w:bottom w:val="none" w:sz="0" w:space="0" w:color="000000"/>
+                <w:top w:val="none" w:sz="0" w:space="0" w:color="000000"/>
+                <w:left w:val="none" w:sz="0" w:space="0" w:color="000000"/>
+                <w:right w:val="none" w:sz="0" w:space="0" w:color="000000"/>
+              </w:pBdr>
+              <w:spacing w:after="100" w:before="100" w:line="240"/>
+              <w:ind w:left="100" w:right="100" w:firstLine="0" w:firstLineChars="0"/>
+              <w:rPr>
+                <w:rFonts w:ascii="Helvetica" w:hAnsi="Helvetica" w:eastAsia="Helvetica" w:cs="Helvetica"/>
+                <w:i w:val="false"/>
+                <w:b w:val="false"/>
+                <w:u w:val="none"/>
+                <w:sz w:val="22"/>
+                <w:szCs w:val="22"/>
+                <w:color w:val="000000"/>
+              </w:rPr>
+            </w:pPr>
+            <w:r>
+              <w:rPr>
+                <w:rFonts w:ascii="Helvetica" w:hAnsi="Helvetica" w:eastAsia="Helvetica" w:cs="Helvetica"/>
+                <w:i w:val="false"/>
+                <w:b w:val="false"/>
+                <w:u w:val="none"/>
+                <w:sz w:val="22"/>
+                <w:szCs w:val="22"/>
+                <w:color w:val="000000"/>
+              </w:rPr>
+              <w:t xml:space="preserve">nocomp</w:t>
             </w:r>
           </w:p>
         </w:tc>
@@ -4793,7 +5849,7 @@
         <w:trPr>
           <w:trHeight w:val="619" w:hRule="auto"/>
         </w:trPr>
-        body 9
+        body10
         <w:tc>
           <w:tcPr>
             <w:vMerge/>
@@ -5313,29 +6369,22 @@
             </w:r>
           </w:p>
         </w:tc>
-      </w:tr>
-      <w:tr>
-        <w:trPr>
-          <w:trHeight w:val="617" w:hRule="auto"/>
-        </w:trPr>
-        body10
-        <w:tc>
-          <w:tcPr>
-            <w:vMerge/>
-            <w:tcBorders>
-              <w:bottom w:val="none" w:sz="0" w:space="0" w:color="000000"/>
-              <w:top w:val="none" w:sz="0" w:space="0" w:color="000000"/>
-              <w:left w:val="none" w:sz="0" w:space="0" w:color="000000"/>
-              <w:right w:val="none" w:sz="0" w:space="0" w:color="000000"/>
-            </w:tcBorders>
-            <w:shd w:val="clear" w:color="auto" w:fill="FFFFFF"/>
-            <w:tcMar>
-              <w:top w:w="0" w:type="dxa"/>
-              <w:bottom w:w="0" w:type="dxa"/>
-              <w:left w:w="0" w:type="dxa"/>
-              <w:right w:w="0" w:type="dxa"/>
-            </w:tcMar>
-            <w:vAlign w:val="top"/>
+        <w:tc>
+          <w:tcPr>
+            <w:tcBorders>
+              <w:bottom w:val="none" w:sz="0" w:space="0" w:color="000000"/>
+              <w:top w:val="none" w:sz="0" w:space="0" w:color="000000"/>
+              <w:left w:val="none" w:sz="0" w:space="0" w:color="000000"/>
+              <w:right w:val="none" w:sz="0" w:space="0" w:color="000000"/>
+            </w:tcBorders>
+            <w:shd w:val="clear" w:color="auto" w:fill="FFFFFF"/>
+            <w:tcMar>
+              <w:top w:w="0" w:type="dxa"/>
+              <w:bottom w:w="0" w:type="dxa"/>
+              <w:left w:w="0" w:type="dxa"/>
+              <w:right w:w="0" w:type="dxa"/>
+            </w:tcMar>
+            <w:vAlign w:val="center"/>
           </w:tcPr>
           <w:p>
             <w:pPr>
@@ -5359,482 +6408,17 @@
                 <w:color w:val="000000"/>
               </w:rPr>
             </w:pPr>
-          </w:p>
-        </w:tc>
-        <w:tc>
-          <w:tcPr>
-            <w:tcBorders>
-              <w:bottom w:val="none" w:sz="0" w:space="0" w:color="000000"/>
-              <w:top w:val="none" w:sz="0" w:space="0" w:color="000000"/>
-              <w:left w:val="none" w:sz="0" w:space="0" w:color="000000"/>
-              <w:right w:val="none" w:sz="0" w:space="0" w:color="000000"/>
-            </w:tcBorders>
-            <w:shd w:val="clear" w:color="auto" w:fill="FFFFFF"/>
-            <w:tcMar>
-              <w:top w:w="0" w:type="dxa"/>
-              <w:bottom w:w="0" w:type="dxa"/>
-              <w:left w:w="0" w:type="dxa"/>
-              <w:right w:w="0" w:type="dxa"/>
-            </w:tcMar>
-            <w:vAlign w:val="center"/>
-          </w:tcPr>
-          <w:p>
-            <w:pPr>
-              <w:pStyle w:val="Normal"/>
-              <w:jc w:val="left"/>
-              <w:pBdr>
-                <w:bottom w:val="none" w:sz="0" w:space="0" w:color="000000"/>
-                <w:top w:val="none" w:sz="0" w:space="0" w:color="000000"/>
-                <w:left w:val="none" w:sz="0" w:space="0" w:color="000000"/>
-                <w:right w:val="none" w:sz="0" w:space="0" w:color="000000"/>
-              </w:pBdr>
-              <w:spacing w:after="100" w:before="100" w:line="240"/>
-              <w:ind w:left="100" w:right="100" w:firstLine="0" w:firstLineChars="0"/>
-              <w:rPr>
-                <w:rFonts w:ascii="Helvetica" w:hAnsi="Helvetica" w:eastAsia="Helvetica" w:cs="Helvetica"/>
-                <w:i w:val="false"/>
-                <w:b w:val="false"/>
-                <w:u w:val="none"/>
-                <w:sz w:val="22"/>
-                <w:szCs w:val="22"/>
-                <w:color w:val="000000"/>
-              </w:rPr>
-            </w:pPr>
-            <w:r>
-              <w:rPr>
-                <w:rFonts w:ascii="Helvetica" w:hAnsi="Helvetica" w:eastAsia="Helvetica" w:cs="Helvetica"/>
-                <w:i w:val="false"/>
-                <w:b w:val="false"/>
-                <w:u w:val="none"/>
-                <w:sz w:val="22"/>
-                <w:szCs w:val="22"/>
-                <w:color w:val="000000"/>
-              </w:rPr>
-              <w:t xml:space="preserve">fit_reproduced_nocomp_draws.rds</w:t>
-            </w:r>
-          </w:p>
-        </w:tc>
-        <w:tc>
-          <w:tcPr>
-            <w:tcBorders>
-              <w:bottom w:val="none" w:sz="0" w:space="0" w:color="000000"/>
-              <w:top w:val="none" w:sz="0" w:space="0" w:color="000000"/>
-              <w:left w:val="none" w:sz="0" w:space="0" w:color="000000"/>
-              <w:right w:val="none" w:sz="0" w:space="0" w:color="000000"/>
-            </w:tcBorders>
-            <w:shd w:val="clear" w:color="auto" w:fill="FFFFFF"/>
-            <w:tcMar>
-              <w:top w:w="0" w:type="dxa"/>
-              <w:bottom w:w="0" w:type="dxa"/>
-              <w:left w:w="0" w:type="dxa"/>
-              <w:right w:w="0" w:type="dxa"/>
-            </w:tcMar>
-            <w:vAlign w:val="center"/>
-          </w:tcPr>
-          <w:p>
-            <w:pPr>
-              <w:pStyle w:val="Normal"/>
-              <w:jc w:val="right"/>
-              <w:pBdr>
-                <w:bottom w:val="none" w:sz="0" w:space="0" w:color="000000"/>
-                <w:top w:val="none" w:sz="0" w:space="0" w:color="000000"/>
-                <w:left w:val="none" w:sz="0" w:space="0" w:color="000000"/>
-                <w:right w:val="none" w:sz="0" w:space="0" w:color="000000"/>
-              </w:pBdr>
-              <w:spacing w:after="100" w:before="100" w:line="240"/>
-              <w:ind w:left="100" w:right="100" w:firstLine="0" w:firstLineChars="0"/>
-              <w:rPr>
-                <w:rFonts w:ascii="Helvetica" w:hAnsi="Helvetica" w:eastAsia="Helvetica" w:cs="Helvetica"/>
-                <w:i w:val="false"/>
-                <w:b w:val="false"/>
-                <w:u w:val="none"/>
-                <w:sz w:val="22"/>
-                <w:szCs w:val="22"/>
-                <w:color w:val="000000"/>
-              </w:rPr>
-            </w:pPr>
-            <w:r>
-              <w:rPr>
-                <w:rFonts w:ascii="Helvetica" w:hAnsi="Helvetica" w:eastAsia="Helvetica" w:cs="Helvetica"/>
-                <w:i w:val="false"/>
-                <w:b w:val="false"/>
-                <w:u w:val="none"/>
-                <w:sz w:val="22"/>
-                <w:szCs w:val="22"/>
-                <w:color w:val="000000"/>
-              </w:rPr>
-              <w:t xml:space="preserve">0.186</w:t>
-            </w:r>
-          </w:p>
-        </w:tc>
-        <w:tc>
-          <w:tcPr>
-            <w:tcBorders>
-              <w:bottom w:val="none" w:sz="0" w:space="0" w:color="000000"/>
-              <w:top w:val="none" w:sz="0" w:space="0" w:color="000000"/>
-              <w:left w:val="none" w:sz="0" w:space="0" w:color="000000"/>
-              <w:right w:val="none" w:sz="0" w:space="0" w:color="000000"/>
-            </w:tcBorders>
-            <w:shd w:val="clear" w:color="auto" w:fill="FFFFFF"/>
-            <w:tcMar>
-              <w:top w:w="0" w:type="dxa"/>
-              <w:bottom w:w="0" w:type="dxa"/>
-              <w:left w:w="0" w:type="dxa"/>
-              <w:right w:w="0" w:type="dxa"/>
-            </w:tcMar>
-            <w:vAlign w:val="center"/>
-          </w:tcPr>
-          <w:p>
-            <w:pPr>
-              <w:pStyle w:val="Normal"/>
-              <w:jc w:val="right"/>
-              <w:pBdr>
-                <w:bottom w:val="none" w:sz="0" w:space="0" w:color="000000"/>
-                <w:top w:val="none" w:sz="0" w:space="0" w:color="000000"/>
-                <w:left w:val="none" w:sz="0" w:space="0" w:color="000000"/>
-                <w:right w:val="none" w:sz="0" w:space="0" w:color="000000"/>
-              </w:pBdr>
-              <w:spacing w:after="100" w:before="100" w:line="240"/>
-              <w:ind w:left="100" w:right="100" w:firstLine="0" w:firstLineChars="0"/>
-              <w:rPr>
-                <w:rFonts w:ascii="Helvetica" w:hAnsi="Helvetica" w:eastAsia="Helvetica" w:cs="Helvetica"/>
-                <w:i w:val="false"/>
-                <w:b w:val="false"/>
-                <w:u w:val="none"/>
-                <w:sz w:val="22"/>
-                <w:szCs w:val="22"/>
-                <w:color w:val="000000"/>
-              </w:rPr>
-            </w:pPr>
-            <w:r>
-              <w:rPr>
-                <w:rFonts w:ascii="Helvetica" w:hAnsi="Helvetica" w:eastAsia="Helvetica" w:cs="Helvetica"/>
-                <w:i w:val="false"/>
-                <w:b w:val="false"/>
-                <w:u w:val="none"/>
-                <w:sz w:val="22"/>
-                <w:szCs w:val="22"/>
-                <w:color w:val="000000"/>
-              </w:rPr>
-              <w:t xml:space="preserve">0.245</w:t>
-            </w:r>
-          </w:p>
-        </w:tc>
-        <w:tc>
-          <w:tcPr>
-            <w:tcBorders>
-              <w:bottom w:val="none" w:sz="0" w:space="0" w:color="000000"/>
-              <w:top w:val="none" w:sz="0" w:space="0" w:color="000000"/>
-              <w:left w:val="none" w:sz="0" w:space="0" w:color="000000"/>
-              <w:right w:val="none" w:sz="0" w:space="0" w:color="000000"/>
-            </w:tcBorders>
-            <w:shd w:val="clear" w:color="auto" w:fill="FFFFFF"/>
-            <w:tcMar>
-              <w:top w:w="0" w:type="dxa"/>
-              <w:bottom w:w="0" w:type="dxa"/>
-              <w:left w:w="0" w:type="dxa"/>
-              <w:right w:w="0" w:type="dxa"/>
-            </w:tcMar>
-            <w:vAlign w:val="center"/>
-          </w:tcPr>
-          <w:p>
-            <w:pPr>
-              <w:pStyle w:val="Normal"/>
-              <w:jc w:val="right"/>
-              <w:pBdr>
-                <w:bottom w:val="none" w:sz="0" w:space="0" w:color="000000"/>
-                <w:top w:val="none" w:sz="0" w:space="0" w:color="000000"/>
-                <w:left w:val="none" w:sz="0" w:space="0" w:color="000000"/>
-                <w:right w:val="none" w:sz="0" w:space="0" w:color="000000"/>
-              </w:pBdr>
-              <w:spacing w:after="100" w:before="100" w:line="240"/>
-              <w:ind w:left="100" w:right="100" w:firstLine="0" w:firstLineChars="0"/>
-              <w:rPr>
-                <w:rFonts w:ascii="Helvetica" w:hAnsi="Helvetica" w:eastAsia="Helvetica" w:cs="Helvetica"/>
-                <w:i w:val="false"/>
-                <w:b w:val="false"/>
-                <w:u w:val="none"/>
-                <w:sz w:val="22"/>
-                <w:szCs w:val="22"/>
-                <w:color w:val="000000"/>
-              </w:rPr>
-            </w:pPr>
-            <w:r>
-              <w:rPr>
-                <w:rFonts w:ascii="Helvetica" w:hAnsi="Helvetica" w:eastAsia="Helvetica" w:cs="Helvetica"/>
-                <w:i w:val="false"/>
-                <w:b w:val="false"/>
-                <w:u w:val="none"/>
-                <w:sz w:val="22"/>
-                <w:szCs w:val="22"/>
-                <w:color w:val="000000"/>
-              </w:rPr>
-              <w:t xml:space="preserve">0.249</w:t>
-            </w:r>
-          </w:p>
-        </w:tc>
-        <w:tc>
-          <w:tcPr>
-            <w:tcBorders>
-              <w:bottom w:val="none" w:sz="0" w:space="0" w:color="000000"/>
-              <w:top w:val="none" w:sz="0" w:space="0" w:color="000000"/>
-              <w:left w:val="none" w:sz="0" w:space="0" w:color="000000"/>
-              <w:right w:val="none" w:sz="0" w:space="0" w:color="000000"/>
-            </w:tcBorders>
-            <w:shd w:val="clear" w:color="auto" w:fill="FFFFFF"/>
-            <w:tcMar>
-              <w:top w:w="0" w:type="dxa"/>
-              <w:bottom w:w="0" w:type="dxa"/>
-              <w:left w:w="0" w:type="dxa"/>
-              <w:right w:w="0" w:type="dxa"/>
-            </w:tcMar>
-            <w:vAlign w:val="center"/>
-          </w:tcPr>
-          <w:p>
-            <w:pPr>
-              <w:pStyle w:val="Normal"/>
-              <w:jc w:val="right"/>
-              <w:pBdr>
-                <w:bottom w:val="none" w:sz="0" w:space="0" w:color="000000"/>
-                <w:top w:val="none" w:sz="0" w:space="0" w:color="000000"/>
-                <w:left w:val="none" w:sz="0" w:space="0" w:color="000000"/>
-                <w:right w:val="none" w:sz="0" w:space="0" w:color="000000"/>
-              </w:pBdr>
-              <w:spacing w:after="100" w:before="100" w:line="240"/>
-              <w:ind w:left="100" w:right="100" w:firstLine="0" w:firstLineChars="0"/>
-              <w:rPr>
-                <w:rFonts w:ascii="Helvetica" w:hAnsi="Helvetica" w:eastAsia="Helvetica" w:cs="Helvetica"/>
-                <w:i w:val="false"/>
-                <w:b w:val="false"/>
-                <w:u w:val="none"/>
-                <w:sz w:val="22"/>
-                <w:szCs w:val="22"/>
-                <w:color w:val="000000"/>
-              </w:rPr>
-            </w:pPr>
-            <w:r>
-              <w:rPr>
-                <w:rFonts w:ascii="Helvetica" w:hAnsi="Helvetica" w:eastAsia="Helvetica" w:cs="Helvetica"/>
-                <w:i w:val="false"/>
-                <w:b w:val="false"/>
-                <w:u w:val="none"/>
-                <w:sz w:val="22"/>
-                <w:szCs w:val="22"/>
-                <w:color w:val="000000"/>
-              </w:rPr>
-              <w:t xml:space="preserve">0.250</w:t>
-            </w:r>
-          </w:p>
-        </w:tc>
-        <w:tc>
-          <w:tcPr>
-            <w:tcBorders>
-              <w:bottom w:val="none" w:sz="0" w:space="0" w:color="000000"/>
-              <w:top w:val="none" w:sz="0" w:space="0" w:color="000000"/>
-              <w:left w:val="none" w:sz="0" w:space="0" w:color="000000"/>
-              <w:right w:val="none" w:sz="0" w:space="0" w:color="000000"/>
-            </w:tcBorders>
-            <w:shd w:val="clear" w:color="auto" w:fill="FFFFFF"/>
-            <w:tcMar>
-              <w:top w:w="0" w:type="dxa"/>
-              <w:bottom w:w="0" w:type="dxa"/>
-              <w:left w:w="0" w:type="dxa"/>
-              <w:right w:w="0" w:type="dxa"/>
-            </w:tcMar>
-            <w:vAlign w:val="center"/>
-          </w:tcPr>
-          <w:p>
-            <w:pPr>
-              <w:pStyle w:val="Normal"/>
-              <w:jc w:val="right"/>
-              <w:pBdr>
-                <w:bottom w:val="none" w:sz="0" w:space="0" w:color="000000"/>
-                <w:top w:val="none" w:sz="0" w:space="0" w:color="000000"/>
-                <w:left w:val="none" w:sz="0" w:space="0" w:color="000000"/>
-                <w:right w:val="none" w:sz="0" w:space="0" w:color="000000"/>
-              </w:pBdr>
-              <w:spacing w:after="100" w:before="100" w:line="240"/>
-              <w:ind w:left="100" w:right="100" w:firstLine="0" w:firstLineChars="0"/>
-              <w:rPr>
-                <w:rFonts w:ascii="Helvetica" w:hAnsi="Helvetica" w:eastAsia="Helvetica" w:cs="Helvetica"/>
-                <w:i w:val="false"/>
-                <w:b w:val="false"/>
-                <w:u w:val="none"/>
-                <w:sz w:val="22"/>
-                <w:szCs w:val="22"/>
-                <w:color w:val="000000"/>
-              </w:rPr>
-            </w:pPr>
-            <w:r>
-              <w:rPr>
-                <w:rFonts w:ascii="Helvetica" w:hAnsi="Helvetica" w:eastAsia="Helvetica" w:cs="Helvetica"/>
-                <w:i w:val="false"/>
-                <w:b w:val="false"/>
-                <w:u w:val="none"/>
-                <w:sz w:val="22"/>
-                <w:szCs w:val="22"/>
-                <w:color w:val="000000"/>
-              </w:rPr>
-              <w:t xml:space="preserve">0.251</w:t>
-            </w:r>
-          </w:p>
-        </w:tc>
-        <w:tc>
-          <w:tcPr>
-            <w:tcBorders>
-              <w:bottom w:val="none" w:sz="0" w:space="0" w:color="000000"/>
-              <w:top w:val="none" w:sz="0" w:space="0" w:color="000000"/>
-              <w:left w:val="none" w:sz="0" w:space="0" w:color="000000"/>
-              <w:right w:val="none" w:sz="0" w:space="0" w:color="000000"/>
-            </w:tcBorders>
-            <w:shd w:val="clear" w:color="auto" w:fill="FFFFFF"/>
-            <w:tcMar>
-              <w:top w:w="0" w:type="dxa"/>
-              <w:bottom w:w="0" w:type="dxa"/>
-              <w:left w:w="0" w:type="dxa"/>
-              <w:right w:w="0" w:type="dxa"/>
-            </w:tcMar>
-            <w:vAlign w:val="center"/>
-          </w:tcPr>
-          <w:p>
-            <w:pPr>
-              <w:pStyle w:val="Normal"/>
-              <w:jc w:val="right"/>
-              <w:pBdr>
-                <w:bottom w:val="none" w:sz="0" w:space="0" w:color="000000"/>
-                <w:top w:val="none" w:sz="0" w:space="0" w:color="000000"/>
-                <w:left w:val="none" w:sz="0" w:space="0" w:color="000000"/>
-                <w:right w:val="none" w:sz="0" w:space="0" w:color="000000"/>
-              </w:pBdr>
-              <w:spacing w:after="100" w:before="100" w:line="240"/>
-              <w:ind w:left="100" w:right="100" w:firstLine="0" w:firstLineChars="0"/>
-              <w:rPr>
-                <w:rFonts w:ascii="Helvetica" w:hAnsi="Helvetica" w:eastAsia="Helvetica" w:cs="Helvetica"/>
-                <w:i w:val="false"/>
-                <w:b w:val="false"/>
-                <w:u w:val="none"/>
-                <w:sz w:val="22"/>
-                <w:szCs w:val="22"/>
-                <w:color w:val="000000"/>
-              </w:rPr>
-            </w:pPr>
-            <w:r>
-              <w:rPr>
-                <w:rFonts w:ascii="Helvetica" w:hAnsi="Helvetica" w:eastAsia="Helvetica" w:cs="Helvetica"/>
-                <w:i w:val="false"/>
-                <w:b w:val="false"/>
-                <w:u w:val="none"/>
-                <w:sz w:val="22"/>
-                <w:szCs w:val="22"/>
-                <w:color w:val="000000"/>
-              </w:rPr>
-              <w:t xml:space="preserve">0.258</w:t>
-            </w:r>
-          </w:p>
-        </w:tc>
-        <w:tc>
-          <w:tcPr>
-            <w:tcBorders>
-              <w:bottom w:val="none" w:sz="0" w:space="0" w:color="000000"/>
-              <w:top w:val="none" w:sz="0" w:space="0" w:color="000000"/>
-              <w:left w:val="none" w:sz="0" w:space="0" w:color="000000"/>
-              <w:right w:val="none" w:sz="0" w:space="0" w:color="000000"/>
-            </w:tcBorders>
-            <w:shd w:val="clear" w:color="auto" w:fill="FFFFFF"/>
-            <w:tcMar>
-              <w:top w:w="0" w:type="dxa"/>
-              <w:bottom w:w="0" w:type="dxa"/>
-              <w:left w:w="0" w:type="dxa"/>
-              <w:right w:w="0" w:type="dxa"/>
-            </w:tcMar>
-            <w:vAlign w:val="center"/>
-          </w:tcPr>
-          <w:p>
-            <w:pPr>
-              <w:pStyle w:val="Normal"/>
-              <w:jc w:val="right"/>
-              <w:pBdr>
-                <w:bottom w:val="none" w:sz="0" w:space="0" w:color="000000"/>
-                <w:top w:val="none" w:sz="0" w:space="0" w:color="000000"/>
-                <w:left w:val="none" w:sz="0" w:space="0" w:color="000000"/>
-                <w:right w:val="none" w:sz="0" w:space="0" w:color="000000"/>
-              </w:pBdr>
-              <w:spacing w:after="100" w:before="100" w:line="240"/>
-              <w:ind w:left="100" w:right="100" w:firstLine="0" w:firstLineChars="0"/>
-              <w:rPr>
-                <w:rFonts w:ascii="Helvetica" w:hAnsi="Helvetica" w:eastAsia="Helvetica" w:cs="Helvetica"/>
-                <w:i w:val="false"/>
-                <w:b w:val="false"/>
-                <w:u w:val="none"/>
-                <w:sz w:val="22"/>
-                <w:szCs w:val="22"/>
-                <w:color w:val="000000"/>
-              </w:rPr>
-            </w:pPr>
-            <w:r>
-              <w:rPr>
-                <w:rFonts w:ascii="Helvetica" w:hAnsi="Helvetica" w:eastAsia="Helvetica" w:cs="Helvetica"/>
-                <w:i w:val="false"/>
-                <w:b w:val="false"/>
-                <w:u w:val="none"/>
-                <w:sz w:val="22"/>
-                <w:szCs w:val="22"/>
-                <w:color w:val="000000"/>
-              </w:rPr>
-              <w:t xml:space="preserve">0.019</w:t>
-            </w:r>
-          </w:p>
-        </w:tc>
-        <w:tc>
-          <w:tcPr>
-            <w:tcBorders>
-              <w:bottom w:val="none" w:sz="0" w:space="0" w:color="000000"/>
-              <w:top w:val="none" w:sz="0" w:space="0" w:color="000000"/>
-              <w:left w:val="none" w:sz="0" w:space="0" w:color="000000"/>
-              <w:right w:val="none" w:sz="0" w:space="0" w:color="000000"/>
-            </w:tcBorders>
-            <w:shd w:val="clear" w:color="auto" w:fill="FFFFFF"/>
-            <w:tcMar>
-              <w:top w:w="0" w:type="dxa"/>
-              <w:bottom w:w="0" w:type="dxa"/>
-              <w:left w:w="0" w:type="dxa"/>
-              <w:right w:w="0" w:type="dxa"/>
-            </w:tcMar>
-            <w:vAlign w:val="center"/>
-          </w:tcPr>
-          <w:p>
-            <w:pPr>
-              <w:pStyle w:val="Normal"/>
-              <w:jc w:val="right"/>
-              <w:pBdr>
-                <w:bottom w:val="none" w:sz="0" w:space="0" w:color="000000"/>
-                <w:top w:val="none" w:sz="0" w:space="0" w:color="000000"/>
-                <w:left w:val="none" w:sz="0" w:space="0" w:color="000000"/>
-                <w:right w:val="none" w:sz="0" w:space="0" w:color="000000"/>
-              </w:pBdr>
-              <w:spacing w:after="100" w:before="100" w:line="240"/>
-              <w:ind w:left="100" w:right="100" w:firstLine="0" w:firstLineChars="0"/>
-              <w:rPr>
-                <w:rFonts w:ascii="Helvetica" w:hAnsi="Helvetica" w:eastAsia="Helvetica" w:cs="Helvetica"/>
-                <w:i w:val="false"/>
-                <w:b w:val="false"/>
-                <w:u w:val="none"/>
-                <w:sz w:val="22"/>
-                <w:szCs w:val="22"/>
-                <w:color w:val="000000"/>
-              </w:rPr>
-            </w:pPr>
-            <w:r>
-              <w:rPr>
-                <w:rFonts w:ascii="Helvetica" w:hAnsi="Helvetica" w:eastAsia="Helvetica" w:cs="Helvetica"/>
-                <w:i w:val="false"/>
-                <w:b w:val="false"/>
-                <w:u w:val="none"/>
-                <w:sz w:val="22"/>
-                <w:szCs w:val="22"/>
-                <w:color w:val="000000"/>
-              </w:rPr>
-              <w:t xml:space="preserve">0.010</w:t>
+            <w:r>
+              <w:rPr>
+                <w:rFonts w:ascii="Helvetica" w:hAnsi="Helvetica" w:eastAsia="Helvetica" w:cs="Helvetica"/>
+                <w:i w:val="false"/>
+                <w:b w:val="false"/>
+                <w:u w:val="none"/>
+                <w:sz w:val="22"/>
+                <w:szCs w:val="22"/>
+                <w:color w:val="000000"/>
+              </w:rPr>
+              <w:t xml:space="preserve">nogene</w:t>
             </w:r>
           </w:p>
         </w:tc>
@@ -5935,7 +6519,166 @@
                 <w:szCs w:val="22"/>
                 <w:color w:val="000000"/>
               </w:rPr>
-              <w:t xml:space="preserve">fit_reproduced_null_draws.rds</w:t>
+              <w:t xml:space="preserve">fit_reproduced_climate_draws.rds</w:t>
+            </w:r>
+          </w:p>
+        </w:tc>
+        <w:tc>
+          <w:tcPr>
+            <w:tcBorders>
+              <w:bottom w:val="none" w:sz="0" w:space="0" w:color="000000"/>
+              <w:top w:val="none" w:sz="0" w:space="0" w:color="000000"/>
+              <w:left w:val="none" w:sz="0" w:space="0" w:color="000000"/>
+              <w:right w:val="none" w:sz="0" w:space="0" w:color="000000"/>
+            </w:tcBorders>
+            <w:shd w:val="clear" w:color="auto" w:fill="FFFFFF"/>
+            <w:tcMar>
+              <w:top w:w="0" w:type="dxa"/>
+              <w:bottom w:w="0" w:type="dxa"/>
+              <w:left w:w="0" w:type="dxa"/>
+              <w:right w:w="0" w:type="dxa"/>
+            </w:tcMar>
+            <w:vAlign w:val="center"/>
+          </w:tcPr>
+          <w:p>
+            <w:pPr>
+              <w:pStyle w:val="Normal"/>
+              <w:jc w:val="right"/>
+              <w:pBdr>
+                <w:bottom w:val="none" w:sz="0" w:space="0" w:color="000000"/>
+                <w:top w:val="none" w:sz="0" w:space="0" w:color="000000"/>
+                <w:left w:val="none" w:sz="0" w:space="0" w:color="000000"/>
+                <w:right w:val="none" w:sz="0" w:space="0" w:color="000000"/>
+              </w:pBdr>
+              <w:spacing w:after="100" w:before="100" w:line="240"/>
+              <w:ind w:left="100" w:right="100" w:firstLine="0" w:firstLineChars="0"/>
+              <w:rPr>
+                <w:rFonts w:ascii="Helvetica" w:hAnsi="Helvetica" w:eastAsia="Helvetica" w:cs="Helvetica"/>
+                <w:i w:val="false"/>
+                <w:b w:val="false"/>
+                <w:u w:val="none"/>
+                <w:sz w:val="22"/>
+                <w:szCs w:val="22"/>
+                <w:color w:val="000000"/>
+              </w:rPr>
+            </w:pPr>
+            <w:r>
+              <w:rPr>
+                <w:rFonts w:ascii="Helvetica" w:hAnsi="Helvetica" w:eastAsia="Helvetica" w:cs="Helvetica"/>
+                <w:i w:val="false"/>
+                <w:b w:val="false"/>
+                <w:u w:val="none"/>
+                <w:sz w:val="22"/>
+                <w:szCs w:val="22"/>
+                <w:color w:val="000000"/>
+              </w:rPr>
+              <w:t xml:space="preserve">0.188</w:t>
+            </w:r>
+          </w:p>
+        </w:tc>
+        <w:tc>
+          <w:tcPr>
+            <w:tcBorders>
+              <w:bottom w:val="none" w:sz="0" w:space="0" w:color="000000"/>
+              <w:top w:val="none" w:sz="0" w:space="0" w:color="000000"/>
+              <w:left w:val="none" w:sz="0" w:space="0" w:color="000000"/>
+              <w:right w:val="none" w:sz="0" w:space="0" w:color="000000"/>
+            </w:tcBorders>
+            <w:shd w:val="clear" w:color="auto" w:fill="FFFFFF"/>
+            <w:tcMar>
+              <w:top w:w="0" w:type="dxa"/>
+              <w:bottom w:w="0" w:type="dxa"/>
+              <w:left w:w="0" w:type="dxa"/>
+              <w:right w:w="0" w:type="dxa"/>
+            </w:tcMar>
+            <w:vAlign w:val="center"/>
+          </w:tcPr>
+          <w:p>
+            <w:pPr>
+              <w:pStyle w:val="Normal"/>
+              <w:jc w:val="right"/>
+              <w:pBdr>
+                <w:bottom w:val="none" w:sz="0" w:space="0" w:color="000000"/>
+                <w:top w:val="none" w:sz="0" w:space="0" w:color="000000"/>
+                <w:left w:val="none" w:sz="0" w:space="0" w:color="000000"/>
+                <w:right w:val="none" w:sz="0" w:space="0" w:color="000000"/>
+              </w:pBdr>
+              <w:spacing w:after="100" w:before="100" w:line="240"/>
+              <w:ind w:left="100" w:right="100" w:firstLine="0" w:firstLineChars="0"/>
+              <w:rPr>
+                <w:rFonts w:ascii="Helvetica" w:hAnsi="Helvetica" w:eastAsia="Helvetica" w:cs="Helvetica"/>
+                <w:i w:val="false"/>
+                <w:b w:val="false"/>
+                <w:u w:val="none"/>
+                <w:sz w:val="22"/>
+                <w:szCs w:val="22"/>
+                <w:color w:val="000000"/>
+              </w:rPr>
+            </w:pPr>
+            <w:r>
+              <w:rPr>
+                <w:rFonts w:ascii="Helvetica" w:hAnsi="Helvetica" w:eastAsia="Helvetica" w:cs="Helvetica"/>
+                <w:i w:val="false"/>
+                <w:b w:val="false"/>
+                <w:u w:val="none"/>
+                <w:sz w:val="22"/>
+                <w:szCs w:val="22"/>
+                <w:color w:val="000000"/>
+              </w:rPr>
+              <w:t xml:space="preserve">0.248</w:t>
+            </w:r>
+          </w:p>
+        </w:tc>
+        <w:tc>
+          <w:tcPr>
+            <w:tcBorders>
+              <w:bottom w:val="none" w:sz="0" w:space="0" w:color="000000"/>
+              <w:top w:val="none" w:sz="0" w:space="0" w:color="000000"/>
+              <w:left w:val="none" w:sz="0" w:space="0" w:color="000000"/>
+              <w:right w:val="none" w:sz="0" w:space="0" w:color="000000"/>
+            </w:tcBorders>
+            <w:shd w:val="clear" w:color="auto" w:fill="FFFFFF"/>
+            <w:tcMar>
+              <w:top w:w="0" w:type="dxa"/>
+              <w:bottom w:w="0" w:type="dxa"/>
+              <w:left w:w="0" w:type="dxa"/>
+              <w:right w:w="0" w:type="dxa"/>
+            </w:tcMar>
+            <w:vAlign w:val="center"/>
+          </w:tcPr>
+          <w:p>
+            <w:pPr>
+              <w:pStyle w:val="Normal"/>
+              <w:jc w:val="right"/>
+              <w:pBdr>
+                <w:bottom w:val="none" w:sz="0" w:space="0" w:color="000000"/>
+                <w:top w:val="none" w:sz="0" w:space="0" w:color="000000"/>
+                <w:left w:val="none" w:sz="0" w:space="0" w:color="000000"/>
+                <w:right w:val="none" w:sz="0" w:space="0" w:color="000000"/>
+              </w:pBdr>
+              <w:spacing w:after="100" w:before="100" w:line="240"/>
+              <w:ind w:left="100" w:right="100" w:firstLine="0" w:firstLineChars="0"/>
+              <w:rPr>
+                <w:rFonts w:ascii="Helvetica" w:hAnsi="Helvetica" w:eastAsia="Helvetica" w:cs="Helvetica"/>
+                <w:i w:val="false"/>
+                <w:b w:val="false"/>
+                <w:u w:val="none"/>
+                <w:sz w:val="22"/>
+                <w:szCs w:val="22"/>
+                <w:color w:val="000000"/>
+              </w:rPr>
+            </w:pPr>
+            <w:r>
+              <w:rPr>
+                <w:rFonts w:ascii="Helvetica" w:hAnsi="Helvetica" w:eastAsia="Helvetica" w:cs="Helvetica"/>
+                <w:i w:val="false"/>
+                <w:b w:val="false"/>
+                <w:u w:val="none"/>
+                <w:sz w:val="22"/>
+                <w:szCs w:val="22"/>
+                <w:color w:val="000000"/>
+              </w:rPr>
+              <w:t xml:space="preserve">0.251</w:t>
             </w:r>
           </w:p>
         </w:tc>
@@ -6041,59 +6784,6 @@
                 <w:szCs w:val="22"/>
                 <w:color w:val="000000"/>
               </w:rPr>
-              <w:t xml:space="preserve"/>
-            </w:r>
-          </w:p>
-        </w:tc>
-        <w:tc>
-          <w:tcPr>
-            <w:tcBorders>
-              <w:bottom w:val="none" w:sz="0" w:space="0" w:color="000000"/>
-              <w:top w:val="none" w:sz="0" w:space="0" w:color="000000"/>
-              <w:left w:val="none" w:sz="0" w:space="0" w:color="000000"/>
-              <w:right w:val="none" w:sz="0" w:space="0" w:color="000000"/>
-            </w:tcBorders>
-            <w:shd w:val="clear" w:color="auto" w:fill="FFFFFF"/>
-            <w:tcMar>
-              <w:top w:w="0" w:type="dxa"/>
-              <w:bottom w:w="0" w:type="dxa"/>
-              <w:left w:w="0" w:type="dxa"/>
-              <w:right w:w="0" w:type="dxa"/>
-            </w:tcMar>
-            <w:vAlign w:val="center"/>
-          </w:tcPr>
-          <w:p>
-            <w:pPr>
-              <w:pStyle w:val="Normal"/>
-              <w:jc w:val="right"/>
-              <w:pBdr>
-                <w:bottom w:val="none" w:sz="0" w:space="0" w:color="000000"/>
-                <w:top w:val="none" w:sz="0" w:space="0" w:color="000000"/>
-                <w:left w:val="none" w:sz="0" w:space="0" w:color="000000"/>
-                <w:right w:val="none" w:sz="0" w:space="0" w:color="000000"/>
-              </w:pBdr>
-              <w:spacing w:after="100" w:before="100" w:line="240"/>
-              <w:ind w:left="100" w:right="100" w:firstLine="0" w:firstLineChars="0"/>
-              <w:rPr>
-                <w:rFonts w:ascii="Helvetica" w:hAnsi="Helvetica" w:eastAsia="Helvetica" w:cs="Helvetica"/>
-                <w:i w:val="false"/>
-                <w:b w:val="false"/>
-                <w:u w:val="none"/>
-                <w:sz w:val="22"/>
-                <w:szCs w:val="22"/>
-                <w:color w:val="000000"/>
-              </w:rPr>
-            </w:pPr>
-            <w:r>
-              <w:rPr>
-                <w:rFonts w:ascii="Helvetica" w:hAnsi="Helvetica" w:eastAsia="Helvetica" w:cs="Helvetica"/>
-                <w:i w:val="false"/>
-                <w:b w:val="false"/>
-                <w:u w:val="none"/>
-                <w:sz w:val="22"/>
-                <w:szCs w:val="22"/>
-                <w:color w:val="000000"/>
-              </w:rPr>
               <w:t xml:space="preserve">0.251</w:t>
             </w:r>
           </w:p>
@@ -6147,60 +6837,60 @@
                 <w:szCs w:val="22"/>
                 <w:color w:val="000000"/>
               </w:rPr>
-              <w:t xml:space="preserve">0.250</w:t>
-            </w:r>
-          </w:p>
-        </w:tc>
-        <w:tc>
-          <w:tcPr>
-            <w:tcBorders>
-              <w:bottom w:val="none" w:sz="0" w:space="0" w:color="000000"/>
-              <w:top w:val="none" w:sz="0" w:space="0" w:color="000000"/>
-              <w:left w:val="none" w:sz="0" w:space="0" w:color="000000"/>
-              <w:right w:val="none" w:sz="0" w:space="0" w:color="000000"/>
-            </w:tcBorders>
-            <w:shd w:val="clear" w:color="auto" w:fill="FFFFFF"/>
-            <w:tcMar>
-              <w:top w:w="0" w:type="dxa"/>
-              <w:bottom w:w="0" w:type="dxa"/>
-              <w:left w:w="0" w:type="dxa"/>
-              <w:right w:w="0" w:type="dxa"/>
-            </w:tcMar>
-            <w:vAlign w:val="center"/>
-          </w:tcPr>
-          <w:p>
-            <w:pPr>
-              <w:pStyle w:val="Normal"/>
-              <w:jc w:val="right"/>
-              <w:pBdr>
-                <w:bottom w:val="none" w:sz="0" w:space="0" w:color="000000"/>
-                <w:top w:val="none" w:sz="0" w:space="0" w:color="000000"/>
-                <w:left w:val="none" w:sz="0" w:space="0" w:color="000000"/>
-                <w:right w:val="none" w:sz="0" w:space="0" w:color="000000"/>
-              </w:pBdr>
-              <w:spacing w:after="100" w:before="100" w:line="240"/>
-              <w:ind w:left="100" w:right="100" w:firstLine="0" w:firstLineChars="0"/>
-              <w:rPr>
-                <w:rFonts w:ascii="Helvetica" w:hAnsi="Helvetica" w:eastAsia="Helvetica" w:cs="Helvetica"/>
-                <w:i w:val="false"/>
-                <w:b w:val="false"/>
-                <w:u w:val="none"/>
-                <w:sz w:val="22"/>
-                <w:szCs w:val="22"/>
-                <w:color w:val="000000"/>
-              </w:rPr>
-            </w:pPr>
-            <w:r>
-              <w:rPr>
-                <w:rFonts w:ascii="Helvetica" w:hAnsi="Helvetica" w:eastAsia="Helvetica" w:cs="Helvetica"/>
-                <w:i w:val="false"/>
-                <w:b w:val="false"/>
-                <w:u w:val="none"/>
-                <w:sz w:val="22"/>
-                <w:szCs w:val="22"/>
-                <w:color w:val="000000"/>
-              </w:rPr>
-              <w:t xml:space="preserve">0.251</w:t>
+              <w:t xml:space="preserve">0.249</w:t>
+            </w:r>
+          </w:p>
+        </w:tc>
+        <w:tc>
+          <w:tcPr>
+            <w:tcBorders>
+              <w:bottom w:val="none" w:sz="0" w:space="0" w:color="000000"/>
+              <w:top w:val="none" w:sz="0" w:space="0" w:color="000000"/>
+              <w:left w:val="none" w:sz="0" w:space="0" w:color="000000"/>
+              <w:right w:val="none" w:sz="0" w:space="0" w:color="000000"/>
+            </w:tcBorders>
+            <w:shd w:val="clear" w:color="auto" w:fill="FFFFFF"/>
+            <w:tcMar>
+              <w:top w:w="0" w:type="dxa"/>
+              <w:bottom w:w="0" w:type="dxa"/>
+              <w:left w:w="0" w:type="dxa"/>
+              <w:right w:w="0" w:type="dxa"/>
+            </w:tcMar>
+            <w:vAlign w:val="center"/>
+          </w:tcPr>
+          <w:p>
+            <w:pPr>
+              <w:pStyle w:val="Normal"/>
+              <w:jc w:val="right"/>
+              <w:pBdr>
+                <w:bottom w:val="none" w:sz="0" w:space="0" w:color="000000"/>
+                <w:top w:val="none" w:sz="0" w:space="0" w:color="000000"/>
+                <w:left w:val="none" w:sz="0" w:space="0" w:color="000000"/>
+                <w:right w:val="none" w:sz="0" w:space="0" w:color="000000"/>
+              </w:pBdr>
+              <w:spacing w:after="100" w:before="100" w:line="240"/>
+              <w:ind w:left="100" w:right="100" w:firstLine="0" w:firstLineChars="0"/>
+              <w:rPr>
+                <w:rFonts w:ascii="Helvetica" w:hAnsi="Helvetica" w:eastAsia="Helvetica" w:cs="Helvetica"/>
+                <w:i w:val="false"/>
+                <w:b w:val="false"/>
+                <w:u w:val="none"/>
+                <w:sz w:val="22"/>
+                <w:szCs w:val="22"/>
+                <w:color w:val="000000"/>
+              </w:rPr>
+            </w:pPr>
+            <w:r>
+              <w:rPr>
+                <w:rFonts w:ascii="Helvetica" w:hAnsi="Helvetica" w:eastAsia="Helvetica" w:cs="Helvetica"/>
+                <w:i w:val="false"/>
+                <w:b w:val="false"/>
+                <w:u w:val="none"/>
+                <w:sz w:val="22"/>
+                <w:szCs w:val="22"/>
+                <w:color w:val="000000"/>
+              </w:rPr>
+              <w:t xml:space="preserve">0.008</w:t>
             </w:r>
           </w:p>
         </w:tc>
@@ -6277,89 +6967,36 @@
           <w:p>
             <w:pPr>
               <w:pStyle w:val="Normal"/>
-              <w:jc w:val="right"/>
-              <w:pBdr>
-                <w:bottom w:val="none" w:sz="0" w:space="0" w:color="000000"/>
-                <w:top w:val="none" w:sz="0" w:space="0" w:color="000000"/>
-                <w:left w:val="none" w:sz="0" w:space="0" w:color="000000"/>
-                <w:right w:val="none" w:sz="0" w:space="0" w:color="000000"/>
-              </w:pBdr>
-              <w:spacing w:after="100" w:before="100" w:line="240"/>
-              <w:ind w:left="100" w:right="100" w:firstLine="0" w:firstLineChars="0"/>
-              <w:rPr>
-                <w:rFonts w:ascii="Helvetica" w:hAnsi="Helvetica" w:eastAsia="Helvetica" w:cs="Helvetica"/>
-                <w:i w:val="false"/>
-                <w:b w:val="false"/>
-                <w:u w:val="none"/>
-                <w:sz w:val="22"/>
-                <w:szCs w:val="22"/>
-                <w:color w:val="000000"/>
-              </w:rPr>
-            </w:pPr>
-            <w:r>
-              <w:rPr>
-                <w:rFonts w:ascii="Helvetica" w:hAnsi="Helvetica" w:eastAsia="Helvetica" w:cs="Helvetica"/>
-                <w:i w:val="false"/>
-                <w:b w:val="false"/>
-                <w:u w:val="none"/>
-                <w:sz w:val="22"/>
-                <w:szCs w:val="22"/>
-                <w:color w:val="000000"/>
-              </w:rPr>
-              <w:t xml:space="preserve"/>
-            </w:r>
-          </w:p>
-        </w:tc>
-        <w:tc>
-          <w:tcPr>
-            <w:tcBorders>
-              <w:bottom w:val="none" w:sz="0" w:space="0" w:color="000000"/>
-              <w:top w:val="none" w:sz="0" w:space="0" w:color="000000"/>
-              <w:left w:val="none" w:sz="0" w:space="0" w:color="000000"/>
-              <w:right w:val="none" w:sz="0" w:space="0" w:color="000000"/>
-            </w:tcBorders>
-            <w:shd w:val="clear" w:color="auto" w:fill="FFFFFF"/>
-            <w:tcMar>
-              <w:top w:w="0" w:type="dxa"/>
-              <w:bottom w:w="0" w:type="dxa"/>
-              <w:left w:w="0" w:type="dxa"/>
-              <w:right w:w="0" w:type="dxa"/>
-            </w:tcMar>
-            <w:vAlign w:val="center"/>
-          </w:tcPr>
-          <w:p>
-            <w:pPr>
-              <w:pStyle w:val="Normal"/>
-              <w:jc w:val="right"/>
-              <w:pBdr>
-                <w:bottom w:val="none" w:sz="0" w:space="0" w:color="000000"/>
-                <w:top w:val="none" w:sz="0" w:space="0" w:color="000000"/>
-                <w:left w:val="none" w:sz="0" w:space="0" w:color="000000"/>
-                <w:right w:val="none" w:sz="0" w:space="0" w:color="000000"/>
-              </w:pBdr>
-              <w:spacing w:after="100" w:before="100" w:line="240"/>
-              <w:ind w:left="100" w:right="100" w:firstLine="0" w:firstLineChars="0"/>
-              <w:rPr>
-                <w:rFonts w:ascii="Helvetica" w:hAnsi="Helvetica" w:eastAsia="Helvetica" w:cs="Helvetica"/>
-                <w:i w:val="false"/>
-                <w:b w:val="false"/>
-                <w:u w:val="none"/>
-                <w:sz w:val="22"/>
-                <w:szCs w:val="22"/>
-                <w:color w:val="000000"/>
-              </w:rPr>
-            </w:pPr>
-            <w:r>
-              <w:rPr>
-                <w:rFonts w:ascii="Helvetica" w:hAnsi="Helvetica" w:eastAsia="Helvetica" w:cs="Helvetica"/>
-                <w:i w:val="false"/>
-                <w:b w:val="false"/>
-                <w:u w:val="none"/>
-                <w:sz w:val="22"/>
-                <w:szCs w:val="22"/>
-                <w:color w:val="000000"/>
-              </w:rPr>
-              <w:t xml:space="preserve">0.000</w:t>
+              <w:jc w:val="left"/>
+              <w:pBdr>
+                <w:bottom w:val="none" w:sz="0" w:space="0" w:color="000000"/>
+                <w:top w:val="none" w:sz="0" w:space="0" w:color="000000"/>
+                <w:left w:val="none" w:sz="0" w:space="0" w:color="000000"/>
+                <w:right w:val="none" w:sz="0" w:space="0" w:color="000000"/>
+              </w:pBdr>
+              <w:spacing w:after="100" w:before="100" w:line="240"/>
+              <w:ind w:left="100" w:right="100" w:firstLine="0" w:firstLineChars="0"/>
+              <w:rPr>
+                <w:rFonts w:ascii="Helvetica" w:hAnsi="Helvetica" w:eastAsia="Helvetica" w:cs="Helvetica"/>
+                <w:i w:val="false"/>
+                <w:b w:val="false"/>
+                <w:u w:val="none"/>
+                <w:sz w:val="22"/>
+                <w:szCs w:val="22"/>
+                <w:color w:val="000000"/>
+              </w:rPr>
+            </w:pPr>
+            <w:r>
+              <w:rPr>
+                <w:rFonts w:ascii="Helvetica" w:hAnsi="Helvetica" w:eastAsia="Helvetica" w:cs="Helvetica"/>
+                <w:i w:val="false"/>
+                <w:b w:val="false"/>
+                <w:u w:val="none"/>
+                <w:sz w:val="22"/>
+                <w:szCs w:val="22"/>
+                <w:color w:val="000000"/>
+              </w:rPr>
+              <w:t xml:space="preserve">climate</w:t>
             </w:r>
           </w:p>
         </w:tc>
@@ -6373,6 +7010,584 @@
           <w:tcPr>
             <w:vMerge/>
             <w:tcBorders>
+              <w:bottom w:val="none" w:sz="0" w:space="0" w:color="000000"/>
+              <w:top w:val="none" w:sz="0" w:space="0" w:color="000000"/>
+              <w:left w:val="none" w:sz="0" w:space="0" w:color="000000"/>
+              <w:right w:val="none" w:sz="0" w:space="0" w:color="000000"/>
+            </w:tcBorders>
+            <w:shd w:val="clear" w:color="auto" w:fill="FFFFFF"/>
+            <w:tcMar>
+              <w:top w:w="0" w:type="dxa"/>
+              <w:bottom w:w="0" w:type="dxa"/>
+              <w:left w:w="0" w:type="dxa"/>
+              <w:right w:w="0" w:type="dxa"/>
+            </w:tcMar>
+            <w:vAlign w:val="top"/>
+          </w:tcPr>
+          <w:p>
+            <w:pPr>
+              <w:pStyle w:val="Normal"/>
+              <w:jc w:val="left"/>
+              <w:pBdr>
+                <w:bottom w:val="none" w:sz="0" w:space="0" w:color="000000"/>
+                <w:top w:val="none" w:sz="0" w:space="0" w:color="000000"/>
+                <w:left w:val="none" w:sz="0" w:space="0" w:color="000000"/>
+                <w:right w:val="none" w:sz="0" w:space="0" w:color="000000"/>
+              </w:pBdr>
+              <w:spacing w:after="100" w:before="100" w:line="240"/>
+              <w:ind w:left="100" w:right="100" w:firstLine="0" w:firstLineChars="0"/>
+              <w:rPr>
+                <w:rFonts w:ascii="Helvetica" w:hAnsi="Helvetica" w:eastAsia="Helvetica" w:cs="Helvetica"/>
+                <w:i w:val="false"/>
+                <w:b w:val="false"/>
+                <w:u w:val="none"/>
+                <w:sz w:val="22"/>
+                <w:szCs w:val="22"/>
+                <w:color w:val="000000"/>
+              </w:rPr>
+            </w:pPr>
+          </w:p>
+        </w:tc>
+        <w:tc>
+          <w:tcPr>
+            <w:tcBorders>
+              <w:bottom w:val="none" w:sz="0" w:space="0" w:color="000000"/>
+              <w:top w:val="none" w:sz="0" w:space="0" w:color="000000"/>
+              <w:left w:val="none" w:sz="0" w:space="0" w:color="000000"/>
+              <w:right w:val="none" w:sz="0" w:space="0" w:color="000000"/>
+            </w:tcBorders>
+            <w:shd w:val="clear" w:color="auto" w:fill="FFFFFF"/>
+            <w:tcMar>
+              <w:top w:w="0" w:type="dxa"/>
+              <w:bottom w:w="0" w:type="dxa"/>
+              <w:left w:w="0" w:type="dxa"/>
+              <w:right w:w="0" w:type="dxa"/>
+            </w:tcMar>
+            <w:vAlign w:val="center"/>
+          </w:tcPr>
+          <w:p>
+            <w:pPr>
+              <w:pStyle w:val="Normal"/>
+              <w:jc w:val="left"/>
+              <w:pBdr>
+                <w:bottom w:val="none" w:sz="0" w:space="0" w:color="000000"/>
+                <w:top w:val="none" w:sz="0" w:space="0" w:color="000000"/>
+                <w:left w:val="none" w:sz="0" w:space="0" w:color="000000"/>
+                <w:right w:val="none" w:sz="0" w:space="0" w:color="000000"/>
+              </w:pBdr>
+              <w:spacing w:after="100" w:before="100" w:line="240"/>
+              <w:ind w:left="100" w:right="100" w:firstLine="0" w:firstLineChars="0"/>
+              <w:rPr>
+                <w:rFonts w:ascii="Helvetica" w:hAnsi="Helvetica" w:eastAsia="Helvetica" w:cs="Helvetica"/>
+                <w:i w:val="false"/>
+                <w:b w:val="false"/>
+                <w:u w:val="none"/>
+                <w:sz w:val="22"/>
+                <w:szCs w:val="22"/>
+                <w:color w:val="000000"/>
+              </w:rPr>
+            </w:pPr>
+            <w:r>
+              <w:rPr>
+                <w:rFonts w:ascii="Helvetica" w:hAnsi="Helvetica" w:eastAsia="Helvetica" w:cs="Helvetica"/>
+                <w:i w:val="false"/>
+                <w:b w:val="false"/>
+                <w:u w:val="none"/>
+                <w:sz w:val="22"/>
+                <w:szCs w:val="22"/>
+                <w:color w:val="000000"/>
+              </w:rPr>
+              <w:t xml:space="preserve">fit_reproduced_null_draws.rds</w:t>
+            </w:r>
+          </w:p>
+        </w:tc>
+        <w:tc>
+          <w:tcPr>
+            <w:tcBorders>
+              <w:bottom w:val="none" w:sz="0" w:space="0" w:color="000000"/>
+              <w:top w:val="none" w:sz="0" w:space="0" w:color="000000"/>
+              <w:left w:val="none" w:sz="0" w:space="0" w:color="000000"/>
+              <w:right w:val="none" w:sz="0" w:space="0" w:color="000000"/>
+            </w:tcBorders>
+            <w:shd w:val="clear" w:color="auto" w:fill="FFFFFF"/>
+            <w:tcMar>
+              <w:top w:w="0" w:type="dxa"/>
+              <w:bottom w:w="0" w:type="dxa"/>
+              <w:left w:w="0" w:type="dxa"/>
+              <w:right w:w="0" w:type="dxa"/>
+            </w:tcMar>
+            <w:vAlign w:val="center"/>
+          </w:tcPr>
+          <w:p>
+            <w:pPr>
+              <w:pStyle w:val="Normal"/>
+              <w:jc w:val="right"/>
+              <w:pBdr>
+                <w:bottom w:val="none" w:sz="0" w:space="0" w:color="000000"/>
+                <w:top w:val="none" w:sz="0" w:space="0" w:color="000000"/>
+                <w:left w:val="none" w:sz="0" w:space="0" w:color="000000"/>
+                <w:right w:val="none" w:sz="0" w:space="0" w:color="000000"/>
+              </w:pBdr>
+              <w:spacing w:after="100" w:before="100" w:line="240"/>
+              <w:ind w:left="100" w:right="100" w:firstLine="0" w:firstLineChars="0"/>
+              <w:rPr>
+                <w:rFonts w:ascii="Helvetica" w:hAnsi="Helvetica" w:eastAsia="Helvetica" w:cs="Helvetica"/>
+                <w:i w:val="false"/>
+                <w:b w:val="false"/>
+                <w:u w:val="none"/>
+                <w:sz w:val="22"/>
+                <w:szCs w:val="22"/>
+                <w:color w:val="000000"/>
+              </w:rPr>
+            </w:pPr>
+            <w:r>
+              <w:rPr>
+                <w:rFonts w:ascii="Helvetica" w:hAnsi="Helvetica" w:eastAsia="Helvetica" w:cs="Helvetica"/>
+                <w:i w:val="false"/>
+                <w:b w:val="false"/>
+                <w:u w:val="none"/>
+                <w:sz w:val="22"/>
+                <w:szCs w:val="22"/>
+                <w:color w:val="000000"/>
+              </w:rPr>
+              <w:t xml:space="preserve">0.250</w:t>
+            </w:r>
+          </w:p>
+        </w:tc>
+        <w:tc>
+          <w:tcPr>
+            <w:tcBorders>
+              <w:bottom w:val="none" w:sz="0" w:space="0" w:color="000000"/>
+              <w:top w:val="none" w:sz="0" w:space="0" w:color="000000"/>
+              <w:left w:val="none" w:sz="0" w:space="0" w:color="000000"/>
+              <w:right w:val="none" w:sz="0" w:space="0" w:color="000000"/>
+            </w:tcBorders>
+            <w:shd w:val="clear" w:color="auto" w:fill="FFFFFF"/>
+            <w:tcMar>
+              <w:top w:w="0" w:type="dxa"/>
+              <w:bottom w:w="0" w:type="dxa"/>
+              <w:left w:w="0" w:type="dxa"/>
+              <w:right w:w="0" w:type="dxa"/>
+            </w:tcMar>
+            <w:vAlign w:val="center"/>
+          </w:tcPr>
+          <w:p>
+            <w:pPr>
+              <w:pStyle w:val="Normal"/>
+              <w:jc w:val="right"/>
+              <w:pBdr>
+                <w:bottom w:val="none" w:sz="0" w:space="0" w:color="000000"/>
+                <w:top w:val="none" w:sz="0" w:space="0" w:color="000000"/>
+                <w:left w:val="none" w:sz="0" w:space="0" w:color="000000"/>
+                <w:right w:val="none" w:sz="0" w:space="0" w:color="000000"/>
+              </w:pBdr>
+              <w:spacing w:after="100" w:before="100" w:line="240"/>
+              <w:ind w:left="100" w:right="100" w:firstLine="0" w:firstLineChars="0"/>
+              <w:rPr>
+                <w:rFonts w:ascii="Helvetica" w:hAnsi="Helvetica" w:eastAsia="Helvetica" w:cs="Helvetica"/>
+                <w:i w:val="false"/>
+                <w:b w:val="false"/>
+                <w:u w:val="none"/>
+                <w:sz w:val="22"/>
+                <w:szCs w:val="22"/>
+                <w:color w:val="000000"/>
+              </w:rPr>
+            </w:pPr>
+            <w:r>
+              <w:rPr>
+                <w:rFonts w:ascii="Helvetica" w:hAnsi="Helvetica" w:eastAsia="Helvetica" w:cs="Helvetica"/>
+                <w:i w:val="false"/>
+                <w:b w:val="false"/>
+                <w:u w:val="none"/>
+                <w:sz w:val="22"/>
+                <w:szCs w:val="22"/>
+                <w:color w:val="000000"/>
+              </w:rPr>
+              <w:t xml:space="preserve"/>
+            </w:r>
+          </w:p>
+        </w:tc>
+        <w:tc>
+          <w:tcPr>
+            <w:tcBorders>
+              <w:bottom w:val="none" w:sz="0" w:space="0" w:color="000000"/>
+              <w:top w:val="none" w:sz="0" w:space="0" w:color="000000"/>
+              <w:left w:val="none" w:sz="0" w:space="0" w:color="000000"/>
+              <w:right w:val="none" w:sz="0" w:space="0" w:color="000000"/>
+            </w:tcBorders>
+            <w:shd w:val="clear" w:color="auto" w:fill="FFFFFF"/>
+            <w:tcMar>
+              <w:top w:w="0" w:type="dxa"/>
+              <w:bottom w:w="0" w:type="dxa"/>
+              <w:left w:w="0" w:type="dxa"/>
+              <w:right w:w="0" w:type="dxa"/>
+            </w:tcMar>
+            <w:vAlign w:val="center"/>
+          </w:tcPr>
+          <w:p>
+            <w:pPr>
+              <w:pStyle w:val="Normal"/>
+              <w:jc w:val="right"/>
+              <w:pBdr>
+                <w:bottom w:val="none" w:sz="0" w:space="0" w:color="000000"/>
+                <w:top w:val="none" w:sz="0" w:space="0" w:color="000000"/>
+                <w:left w:val="none" w:sz="0" w:space="0" w:color="000000"/>
+                <w:right w:val="none" w:sz="0" w:space="0" w:color="000000"/>
+              </w:pBdr>
+              <w:spacing w:after="100" w:before="100" w:line="240"/>
+              <w:ind w:left="100" w:right="100" w:firstLine="0" w:firstLineChars="0"/>
+              <w:rPr>
+                <w:rFonts w:ascii="Helvetica" w:hAnsi="Helvetica" w:eastAsia="Helvetica" w:cs="Helvetica"/>
+                <w:i w:val="false"/>
+                <w:b w:val="false"/>
+                <w:u w:val="none"/>
+                <w:sz w:val="22"/>
+                <w:szCs w:val="22"/>
+                <w:color w:val="000000"/>
+              </w:rPr>
+            </w:pPr>
+            <w:r>
+              <w:rPr>
+                <w:rFonts w:ascii="Helvetica" w:hAnsi="Helvetica" w:eastAsia="Helvetica" w:cs="Helvetica"/>
+                <w:i w:val="false"/>
+                <w:b w:val="false"/>
+                <w:u w:val="none"/>
+                <w:sz w:val="22"/>
+                <w:szCs w:val="22"/>
+                <w:color w:val="000000"/>
+              </w:rPr>
+              <w:t xml:space="preserve">0.251</w:t>
+            </w:r>
+          </w:p>
+        </w:tc>
+        <w:tc>
+          <w:tcPr>
+            <w:tcBorders>
+              <w:bottom w:val="none" w:sz="0" w:space="0" w:color="000000"/>
+              <w:top w:val="none" w:sz="0" w:space="0" w:color="000000"/>
+              <w:left w:val="none" w:sz="0" w:space="0" w:color="000000"/>
+              <w:right w:val="none" w:sz="0" w:space="0" w:color="000000"/>
+            </w:tcBorders>
+            <w:shd w:val="clear" w:color="auto" w:fill="FFFFFF"/>
+            <w:tcMar>
+              <w:top w:w="0" w:type="dxa"/>
+              <w:bottom w:w="0" w:type="dxa"/>
+              <w:left w:w="0" w:type="dxa"/>
+              <w:right w:w="0" w:type="dxa"/>
+            </w:tcMar>
+            <w:vAlign w:val="center"/>
+          </w:tcPr>
+          <w:p>
+            <w:pPr>
+              <w:pStyle w:val="Normal"/>
+              <w:jc w:val="right"/>
+              <w:pBdr>
+                <w:bottom w:val="none" w:sz="0" w:space="0" w:color="000000"/>
+                <w:top w:val="none" w:sz="0" w:space="0" w:color="000000"/>
+                <w:left w:val="none" w:sz="0" w:space="0" w:color="000000"/>
+                <w:right w:val="none" w:sz="0" w:space="0" w:color="000000"/>
+              </w:pBdr>
+              <w:spacing w:after="100" w:before="100" w:line="240"/>
+              <w:ind w:left="100" w:right="100" w:firstLine="0" w:firstLineChars="0"/>
+              <w:rPr>
+                <w:rFonts w:ascii="Helvetica" w:hAnsi="Helvetica" w:eastAsia="Helvetica" w:cs="Helvetica"/>
+                <w:i w:val="false"/>
+                <w:b w:val="false"/>
+                <w:u w:val="none"/>
+                <w:sz w:val="22"/>
+                <w:szCs w:val="22"/>
+                <w:color w:val="000000"/>
+              </w:rPr>
+            </w:pPr>
+            <w:r>
+              <w:rPr>
+                <w:rFonts w:ascii="Helvetica" w:hAnsi="Helvetica" w:eastAsia="Helvetica" w:cs="Helvetica"/>
+                <w:i w:val="false"/>
+                <w:b w:val="false"/>
+                <w:u w:val="none"/>
+                <w:sz w:val="22"/>
+                <w:szCs w:val="22"/>
+                <w:color w:val="000000"/>
+              </w:rPr>
+              <w:t xml:space="preserve">0.250</w:t>
+            </w:r>
+          </w:p>
+        </w:tc>
+        <w:tc>
+          <w:tcPr>
+            <w:tcBorders>
+              <w:bottom w:val="none" w:sz="0" w:space="0" w:color="000000"/>
+              <w:top w:val="none" w:sz="0" w:space="0" w:color="000000"/>
+              <w:left w:val="none" w:sz="0" w:space="0" w:color="000000"/>
+              <w:right w:val="none" w:sz="0" w:space="0" w:color="000000"/>
+            </w:tcBorders>
+            <w:shd w:val="clear" w:color="auto" w:fill="FFFFFF"/>
+            <w:tcMar>
+              <w:top w:w="0" w:type="dxa"/>
+              <w:bottom w:w="0" w:type="dxa"/>
+              <w:left w:w="0" w:type="dxa"/>
+              <w:right w:w="0" w:type="dxa"/>
+            </w:tcMar>
+            <w:vAlign w:val="center"/>
+          </w:tcPr>
+          <w:p>
+            <w:pPr>
+              <w:pStyle w:val="Normal"/>
+              <w:jc w:val="right"/>
+              <w:pBdr>
+                <w:bottom w:val="none" w:sz="0" w:space="0" w:color="000000"/>
+                <w:top w:val="none" w:sz="0" w:space="0" w:color="000000"/>
+                <w:left w:val="none" w:sz="0" w:space="0" w:color="000000"/>
+                <w:right w:val="none" w:sz="0" w:space="0" w:color="000000"/>
+              </w:pBdr>
+              <w:spacing w:after="100" w:before="100" w:line="240"/>
+              <w:ind w:left="100" w:right="100" w:firstLine="0" w:firstLineChars="0"/>
+              <w:rPr>
+                <w:rFonts w:ascii="Helvetica" w:hAnsi="Helvetica" w:eastAsia="Helvetica" w:cs="Helvetica"/>
+                <w:i w:val="false"/>
+                <w:b w:val="false"/>
+                <w:u w:val="none"/>
+                <w:sz w:val="22"/>
+                <w:szCs w:val="22"/>
+                <w:color w:val="000000"/>
+              </w:rPr>
+            </w:pPr>
+            <w:r>
+              <w:rPr>
+                <w:rFonts w:ascii="Helvetica" w:hAnsi="Helvetica" w:eastAsia="Helvetica" w:cs="Helvetica"/>
+                <w:i w:val="false"/>
+                <w:b w:val="false"/>
+                <w:u w:val="none"/>
+                <w:sz w:val="22"/>
+                <w:szCs w:val="22"/>
+                <w:color w:val="000000"/>
+              </w:rPr>
+              <w:t xml:space="preserve">0.251</w:t>
+            </w:r>
+          </w:p>
+        </w:tc>
+        <w:tc>
+          <w:tcPr>
+            <w:tcBorders>
+              <w:bottom w:val="none" w:sz="0" w:space="0" w:color="000000"/>
+              <w:top w:val="none" w:sz="0" w:space="0" w:color="000000"/>
+              <w:left w:val="none" w:sz="0" w:space="0" w:color="000000"/>
+              <w:right w:val="none" w:sz="0" w:space="0" w:color="000000"/>
+            </w:tcBorders>
+            <w:shd w:val="clear" w:color="auto" w:fill="FFFFFF"/>
+            <w:tcMar>
+              <w:top w:w="0" w:type="dxa"/>
+              <w:bottom w:w="0" w:type="dxa"/>
+              <w:left w:w="0" w:type="dxa"/>
+              <w:right w:w="0" w:type="dxa"/>
+            </w:tcMar>
+            <w:vAlign w:val="center"/>
+          </w:tcPr>
+          <w:p>
+            <w:pPr>
+              <w:pStyle w:val="Normal"/>
+              <w:jc w:val="right"/>
+              <w:pBdr>
+                <w:bottom w:val="none" w:sz="0" w:space="0" w:color="000000"/>
+                <w:top w:val="none" w:sz="0" w:space="0" w:color="000000"/>
+                <w:left w:val="none" w:sz="0" w:space="0" w:color="000000"/>
+                <w:right w:val="none" w:sz="0" w:space="0" w:color="000000"/>
+              </w:pBdr>
+              <w:spacing w:after="100" w:before="100" w:line="240"/>
+              <w:ind w:left="100" w:right="100" w:firstLine="0" w:firstLineChars="0"/>
+              <w:rPr>
+                <w:rFonts w:ascii="Helvetica" w:hAnsi="Helvetica" w:eastAsia="Helvetica" w:cs="Helvetica"/>
+                <w:i w:val="false"/>
+                <w:b w:val="false"/>
+                <w:u w:val="none"/>
+                <w:sz w:val="22"/>
+                <w:szCs w:val="22"/>
+                <w:color w:val="000000"/>
+              </w:rPr>
+            </w:pPr>
+            <w:r>
+              <w:rPr>
+                <w:rFonts w:ascii="Helvetica" w:hAnsi="Helvetica" w:eastAsia="Helvetica" w:cs="Helvetica"/>
+                <w:i w:val="false"/>
+                <w:b w:val="false"/>
+                <w:u w:val="none"/>
+                <w:sz w:val="22"/>
+                <w:szCs w:val="22"/>
+                <w:color w:val="000000"/>
+              </w:rPr>
+              <w:t xml:space="preserve">0.000</w:t>
+            </w:r>
+          </w:p>
+        </w:tc>
+        <w:tc>
+          <w:tcPr>
+            <w:tcBorders>
+              <w:bottom w:val="none" w:sz="0" w:space="0" w:color="000000"/>
+              <w:top w:val="none" w:sz="0" w:space="0" w:color="000000"/>
+              <w:left w:val="none" w:sz="0" w:space="0" w:color="000000"/>
+              <w:right w:val="none" w:sz="0" w:space="0" w:color="000000"/>
+            </w:tcBorders>
+            <w:shd w:val="clear" w:color="auto" w:fill="FFFFFF"/>
+            <w:tcMar>
+              <w:top w:w="0" w:type="dxa"/>
+              <w:bottom w:w="0" w:type="dxa"/>
+              <w:left w:w="0" w:type="dxa"/>
+              <w:right w:w="0" w:type="dxa"/>
+            </w:tcMar>
+            <w:vAlign w:val="center"/>
+          </w:tcPr>
+          <w:p>
+            <w:pPr>
+              <w:pStyle w:val="Normal"/>
+              <w:jc w:val="right"/>
+              <w:pBdr>
+                <w:bottom w:val="none" w:sz="0" w:space="0" w:color="000000"/>
+                <w:top w:val="none" w:sz="0" w:space="0" w:color="000000"/>
+                <w:left w:val="none" w:sz="0" w:space="0" w:color="000000"/>
+                <w:right w:val="none" w:sz="0" w:space="0" w:color="000000"/>
+              </w:pBdr>
+              <w:spacing w:after="100" w:before="100" w:line="240"/>
+              <w:ind w:left="100" w:right="100" w:firstLine="0" w:firstLineChars="0"/>
+              <w:rPr>
+                <w:rFonts w:ascii="Helvetica" w:hAnsi="Helvetica" w:eastAsia="Helvetica" w:cs="Helvetica"/>
+                <w:i w:val="false"/>
+                <w:b w:val="false"/>
+                <w:u w:val="none"/>
+                <w:sz w:val="22"/>
+                <w:szCs w:val="22"/>
+                <w:color w:val="000000"/>
+              </w:rPr>
+            </w:pPr>
+            <w:r>
+              <w:rPr>
+                <w:rFonts w:ascii="Helvetica" w:hAnsi="Helvetica" w:eastAsia="Helvetica" w:cs="Helvetica"/>
+                <w:i w:val="false"/>
+                <w:b w:val="false"/>
+                <w:u w:val="none"/>
+                <w:sz w:val="22"/>
+                <w:szCs w:val="22"/>
+                <w:color w:val="000000"/>
+              </w:rPr>
+              <w:t xml:space="preserve"/>
+            </w:r>
+          </w:p>
+        </w:tc>
+        <w:tc>
+          <w:tcPr>
+            <w:tcBorders>
+              <w:bottom w:val="none" w:sz="0" w:space="0" w:color="000000"/>
+              <w:top w:val="none" w:sz="0" w:space="0" w:color="000000"/>
+              <w:left w:val="none" w:sz="0" w:space="0" w:color="000000"/>
+              <w:right w:val="none" w:sz="0" w:space="0" w:color="000000"/>
+            </w:tcBorders>
+            <w:shd w:val="clear" w:color="auto" w:fill="FFFFFF"/>
+            <w:tcMar>
+              <w:top w:w="0" w:type="dxa"/>
+              <w:bottom w:w="0" w:type="dxa"/>
+              <w:left w:w="0" w:type="dxa"/>
+              <w:right w:w="0" w:type="dxa"/>
+            </w:tcMar>
+            <w:vAlign w:val="center"/>
+          </w:tcPr>
+          <w:p>
+            <w:pPr>
+              <w:pStyle w:val="Normal"/>
+              <w:jc w:val="right"/>
+              <w:pBdr>
+                <w:bottom w:val="none" w:sz="0" w:space="0" w:color="000000"/>
+                <w:top w:val="none" w:sz="0" w:space="0" w:color="000000"/>
+                <w:left w:val="none" w:sz="0" w:space="0" w:color="000000"/>
+                <w:right w:val="none" w:sz="0" w:space="0" w:color="000000"/>
+              </w:pBdr>
+              <w:spacing w:after="100" w:before="100" w:line="240"/>
+              <w:ind w:left="100" w:right="100" w:firstLine="0" w:firstLineChars="0"/>
+              <w:rPr>
+                <w:rFonts w:ascii="Helvetica" w:hAnsi="Helvetica" w:eastAsia="Helvetica" w:cs="Helvetica"/>
+                <w:i w:val="false"/>
+                <w:b w:val="false"/>
+                <w:u w:val="none"/>
+                <w:sz w:val="22"/>
+                <w:szCs w:val="22"/>
+                <w:color w:val="000000"/>
+              </w:rPr>
+            </w:pPr>
+            <w:r>
+              <w:rPr>
+                <w:rFonts w:ascii="Helvetica" w:hAnsi="Helvetica" w:eastAsia="Helvetica" w:cs="Helvetica"/>
+                <w:i w:val="false"/>
+                <w:b w:val="false"/>
+                <w:u w:val="none"/>
+                <w:sz w:val="22"/>
+                <w:szCs w:val="22"/>
+                <w:color w:val="000000"/>
+              </w:rPr>
+              <w:t xml:space="preserve">0.000</w:t>
+            </w:r>
+          </w:p>
+        </w:tc>
+        <w:tc>
+          <w:tcPr>
+            <w:tcBorders>
+              <w:bottom w:val="none" w:sz="0" w:space="0" w:color="000000"/>
+              <w:top w:val="none" w:sz="0" w:space="0" w:color="000000"/>
+              <w:left w:val="none" w:sz="0" w:space="0" w:color="000000"/>
+              <w:right w:val="none" w:sz="0" w:space="0" w:color="000000"/>
+            </w:tcBorders>
+            <w:shd w:val="clear" w:color="auto" w:fill="FFFFFF"/>
+            <w:tcMar>
+              <w:top w:w="0" w:type="dxa"/>
+              <w:bottom w:w="0" w:type="dxa"/>
+              <w:left w:w="0" w:type="dxa"/>
+              <w:right w:w="0" w:type="dxa"/>
+            </w:tcMar>
+            <w:vAlign w:val="center"/>
+          </w:tcPr>
+          <w:p>
+            <w:pPr>
+              <w:pStyle w:val="Normal"/>
+              <w:jc w:val="left"/>
+              <w:pBdr>
+                <w:bottom w:val="none" w:sz="0" w:space="0" w:color="000000"/>
+                <w:top w:val="none" w:sz="0" w:space="0" w:color="000000"/>
+                <w:left w:val="none" w:sz="0" w:space="0" w:color="000000"/>
+                <w:right w:val="none" w:sz="0" w:space="0" w:color="000000"/>
+              </w:pBdr>
+              <w:spacing w:after="100" w:before="100" w:line="240"/>
+              <w:ind w:left="100" w:right="100" w:firstLine="0" w:firstLineChars="0"/>
+              <w:rPr>
+                <w:rFonts w:ascii="Helvetica" w:hAnsi="Helvetica" w:eastAsia="Helvetica" w:cs="Helvetica"/>
+                <w:i w:val="false"/>
+                <w:b w:val="false"/>
+                <w:u w:val="none"/>
+                <w:sz w:val="22"/>
+                <w:szCs w:val="22"/>
+                <w:color w:val="000000"/>
+              </w:rPr>
+            </w:pPr>
+            <w:r>
+              <w:rPr>
+                <w:rFonts w:ascii="Helvetica" w:hAnsi="Helvetica" w:eastAsia="Helvetica" w:cs="Helvetica"/>
+                <w:i w:val="false"/>
+                <w:b w:val="false"/>
+                <w:u w:val="none"/>
+                <w:sz w:val="22"/>
+                <w:szCs w:val="22"/>
+                <w:color w:val="000000"/>
+              </w:rPr>
+              <w:t xml:space="preserve">null</w:t>
+            </w:r>
+          </w:p>
+        </w:tc>
+      </w:tr>
+      <w:tr>
+        <w:trPr>
+          <w:trHeight w:val="618" w:hRule="auto"/>
+        </w:trPr>
+        body13
+        <w:tc>
+          <w:tcPr>
+            <w:vMerge w:val="restart"/>
+            <w:tcBorders>
               <w:bottom w:val="single" w:sz="12" w:space="0" w:color="666666"/>
               <w:top w:val="none" w:sz="0" w:space="0" w:color="000000"/>
               <w:left w:val="none" w:sz="0" w:space="0" w:color="000000"/>
@@ -6409,10 +7624,2871 @@
                 <w:color w:val="000000"/>
               </w:rPr>
             </w:pPr>
-          </w:p>
-        </w:tc>
-        <w:tc>
-          <w:tcPr>
+            <w:r>
+              <w:rPr>
+                <w:rFonts w:ascii="Helvetica" w:hAnsi="Helvetica" w:eastAsia="Helvetica" w:cs="Helvetica"/>
+                <w:i w:val="false"/>
+                <w:b w:val="false"/>
+                <w:u w:val="none"/>
+                <w:sz w:val="22"/>
+                <w:szCs w:val="22"/>
+                <w:color w:val="000000"/>
+              </w:rPr>
+              <w:t xml:space="preserve">fecundity</w:t>
+            </w:r>
+          </w:p>
+        </w:tc>
+        <w:tc>
+          <w:tcPr>
+            <w:tcBorders>
+              <w:bottom w:val="none" w:sz="0" w:space="0" w:color="000000"/>
+              <w:top w:val="none" w:sz="0" w:space="0" w:color="000000"/>
+              <w:left w:val="none" w:sz="0" w:space="0" w:color="000000"/>
+              <w:right w:val="none" w:sz="0" w:space="0" w:color="000000"/>
+            </w:tcBorders>
+            <w:shd w:val="clear" w:color="auto" w:fill="FFFFFF"/>
+            <w:tcMar>
+              <w:top w:w="0" w:type="dxa"/>
+              <w:bottom w:w="0" w:type="dxa"/>
+              <w:left w:w="0" w:type="dxa"/>
+              <w:right w:w="0" w:type="dxa"/>
+            </w:tcMar>
+            <w:vAlign w:val="center"/>
+          </w:tcPr>
+          <w:p>
+            <w:pPr>
+              <w:pStyle w:val="Normal"/>
+              <w:jc w:val="left"/>
+              <w:pBdr>
+                <w:bottom w:val="none" w:sz="0" w:space="0" w:color="000000"/>
+                <w:top w:val="none" w:sz="0" w:space="0" w:color="000000"/>
+                <w:left w:val="none" w:sz="0" w:space="0" w:color="000000"/>
+                <w:right w:val="none" w:sz="0" w:space="0" w:color="000000"/>
+              </w:pBdr>
+              <w:spacing w:after="100" w:before="100" w:line="240"/>
+              <w:ind w:left="100" w:right="100" w:firstLine="0" w:firstLineChars="0"/>
+              <w:rPr>
+                <w:rFonts w:ascii="Helvetica" w:hAnsi="Helvetica" w:eastAsia="Helvetica" w:cs="Helvetica"/>
+                <w:i w:val="false"/>
+                <w:b w:val="false"/>
+                <w:u w:val="none"/>
+                <w:sz w:val="22"/>
+                <w:szCs w:val="22"/>
+                <w:color w:val="000000"/>
+              </w:rPr>
+            </w:pPr>
+            <w:r>
+              <w:rPr>
+                <w:rFonts w:ascii="Helvetica" w:hAnsi="Helvetica" w:eastAsia="Helvetica" w:cs="Helvetica"/>
+                <w:i w:val="false"/>
+                <w:b w:val="false"/>
+                <w:u w:val="none"/>
+                <w:sz w:val="22"/>
+                <w:szCs w:val="22"/>
+                <w:color w:val="000000"/>
+              </w:rPr>
+              <w:t xml:space="preserve">fit_fecundity_full_draws.rds</w:t>
+            </w:r>
+          </w:p>
+        </w:tc>
+        <w:tc>
+          <w:tcPr>
+            <w:tcBorders>
+              <w:bottom w:val="none" w:sz="0" w:space="0" w:color="000000"/>
+              <w:top w:val="none" w:sz="0" w:space="0" w:color="000000"/>
+              <w:left w:val="none" w:sz="0" w:space="0" w:color="000000"/>
+              <w:right w:val="none" w:sz="0" w:space="0" w:color="000000"/>
+            </w:tcBorders>
+            <w:shd w:val="clear" w:color="auto" w:fill="FFFFFF"/>
+            <w:tcMar>
+              <w:top w:w="0" w:type="dxa"/>
+              <w:bottom w:w="0" w:type="dxa"/>
+              <w:left w:w="0" w:type="dxa"/>
+              <w:right w:w="0" w:type="dxa"/>
+            </w:tcMar>
+            <w:vAlign w:val="center"/>
+          </w:tcPr>
+          <w:p>
+            <w:pPr>
+              <w:pStyle w:val="Normal"/>
+              <w:jc w:val="right"/>
+              <w:pBdr>
+                <w:bottom w:val="none" w:sz="0" w:space="0" w:color="000000"/>
+                <w:top w:val="none" w:sz="0" w:space="0" w:color="000000"/>
+                <w:left w:val="none" w:sz="0" w:space="0" w:color="000000"/>
+                <w:right w:val="none" w:sz="0" w:space="0" w:color="000000"/>
+              </w:pBdr>
+              <w:spacing w:after="100" w:before="100" w:line="240"/>
+              <w:ind w:left="100" w:right="100" w:firstLine="0" w:firstLineChars="0"/>
+              <w:rPr>
+                <w:rFonts w:ascii="Helvetica" w:hAnsi="Helvetica" w:eastAsia="Helvetica" w:cs="Helvetica"/>
+                <w:i w:val="false"/>
+                <w:b w:val="false"/>
+                <w:u w:val="none"/>
+                <w:sz w:val="22"/>
+                <w:szCs w:val="22"/>
+                <w:color w:val="000000"/>
+              </w:rPr>
+            </w:pPr>
+            <w:r>
+              <w:rPr>
+                <w:rFonts w:ascii="Helvetica" w:hAnsi="Helvetica" w:eastAsia="Helvetica" w:cs="Helvetica"/>
+                <w:i w:val="false"/>
+                <w:b w:val="false"/>
+                <w:u w:val="none"/>
+                <w:sz w:val="22"/>
+                <w:szCs w:val="22"/>
+                <w:color w:val="000000"/>
+              </w:rPr>
+              <w:t xml:space="preserve">101.591</w:t>
+            </w:r>
+          </w:p>
+        </w:tc>
+        <w:tc>
+          <w:tcPr>
+            <w:tcBorders>
+              <w:bottom w:val="none" w:sz="0" w:space="0" w:color="000000"/>
+              <w:top w:val="none" w:sz="0" w:space="0" w:color="000000"/>
+              <w:left w:val="none" w:sz="0" w:space="0" w:color="000000"/>
+              <w:right w:val="none" w:sz="0" w:space="0" w:color="000000"/>
+            </w:tcBorders>
+            <w:shd w:val="clear" w:color="auto" w:fill="FFFFFF"/>
+            <w:tcMar>
+              <w:top w:w="0" w:type="dxa"/>
+              <w:bottom w:w="0" w:type="dxa"/>
+              <w:left w:w="0" w:type="dxa"/>
+              <w:right w:w="0" w:type="dxa"/>
+            </w:tcMar>
+            <w:vAlign w:val="center"/>
+          </w:tcPr>
+          <w:p>
+            <w:pPr>
+              <w:pStyle w:val="Normal"/>
+              <w:jc w:val="right"/>
+              <w:pBdr>
+                <w:bottom w:val="none" w:sz="0" w:space="0" w:color="000000"/>
+                <w:top w:val="none" w:sz="0" w:space="0" w:color="000000"/>
+                <w:left w:val="none" w:sz="0" w:space="0" w:color="000000"/>
+                <w:right w:val="none" w:sz="0" w:space="0" w:color="000000"/>
+              </w:pBdr>
+              <w:spacing w:after="100" w:before="100" w:line="240"/>
+              <w:ind w:left="100" w:right="100" w:firstLine="0" w:firstLineChars="0"/>
+              <w:rPr>
+                <w:rFonts w:ascii="Helvetica" w:hAnsi="Helvetica" w:eastAsia="Helvetica" w:cs="Helvetica"/>
+                <w:i w:val="false"/>
+                <w:b w:val="false"/>
+                <w:u w:val="none"/>
+                <w:sz w:val="22"/>
+                <w:szCs w:val="22"/>
+                <w:color w:val="000000"/>
+              </w:rPr>
+            </w:pPr>
+            <w:r>
+              <w:rPr>
+                <w:rFonts w:ascii="Helvetica" w:hAnsi="Helvetica" w:eastAsia="Helvetica" w:cs="Helvetica"/>
+                <w:i w:val="false"/>
+                <w:b w:val="false"/>
+                <w:u w:val="none"/>
+                <w:sz w:val="22"/>
+                <w:szCs w:val="22"/>
+                <w:color w:val="000000"/>
+              </w:rPr>
+              <w:t xml:space="preserve">168.268</w:t>
+            </w:r>
+          </w:p>
+        </w:tc>
+        <w:tc>
+          <w:tcPr>
+            <w:tcBorders>
+              <w:bottom w:val="none" w:sz="0" w:space="0" w:color="000000"/>
+              <w:top w:val="none" w:sz="0" w:space="0" w:color="000000"/>
+              <w:left w:val="none" w:sz="0" w:space="0" w:color="000000"/>
+              <w:right w:val="none" w:sz="0" w:space="0" w:color="000000"/>
+            </w:tcBorders>
+            <w:shd w:val="clear" w:color="auto" w:fill="FFFFFF"/>
+            <w:tcMar>
+              <w:top w:w="0" w:type="dxa"/>
+              <w:bottom w:w="0" w:type="dxa"/>
+              <w:left w:w="0" w:type="dxa"/>
+              <w:right w:w="0" w:type="dxa"/>
+            </w:tcMar>
+            <w:vAlign w:val="center"/>
+          </w:tcPr>
+          <w:p>
+            <w:pPr>
+              <w:pStyle w:val="Normal"/>
+              <w:jc w:val="right"/>
+              <w:pBdr>
+                <w:bottom w:val="none" w:sz="0" w:space="0" w:color="000000"/>
+                <w:top w:val="none" w:sz="0" w:space="0" w:color="000000"/>
+                <w:left w:val="none" w:sz="0" w:space="0" w:color="000000"/>
+                <w:right w:val="none" w:sz="0" w:space="0" w:color="000000"/>
+              </w:pBdr>
+              <w:spacing w:after="100" w:before="100" w:line="240"/>
+              <w:ind w:left="100" w:right="100" w:firstLine="0" w:firstLineChars="0"/>
+              <w:rPr>
+                <w:rFonts w:ascii="Helvetica" w:hAnsi="Helvetica" w:eastAsia="Helvetica" w:cs="Helvetica"/>
+                <w:i w:val="false"/>
+                <w:b w:val="false"/>
+                <w:u w:val="none"/>
+                <w:sz w:val="22"/>
+                <w:szCs w:val="22"/>
+                <w:color w:val="000000"/>
+              </w:rPr>
+            </w:pPr>
+            <w:r>
+              <w:rPr>
+                <w:rFonts w:ascii="Helvetica" w:hAnsi="Helvetica" w:eastAsia="Helvetica" w:cs="Helvetica"/>
+                <w:i w:val="false"/>
+                <w:b w:val="false"/>
+                <w:u w:val="none"/>
+                <w:sz w:val="22"/>
+                <w:szCs w:val="22"/>
+                <w:color w:val="000000"/>
+              </w:rPr>
+              <w:t xml:space="preserve">264.791</w:t>
+            </w:r>
+          </w:p>
+        </w:tc>
+        <w:tc>
+          <w:tcPr>
+            <w:tcBorders>
+              <w:bottom w:val="none" w:sz="0" w:space="0" w:color="000000"/>
+              <w:top w:val="none" w:sz="0" w:space="0" w:color="000000"/>
+              <w:left w:val="none" w:sz="0" w:space="0" w:color="000000"/>
+              <w:right w:val="none" w:sz="0" w:space="0" w:color="000000"/>
+            </w:tcBorders>
+            <w:shd w:val="clear" w:color="auto" w:fill="FFFFFF"/>
+            <w:tcMar>
+              <w:top w:w="0" w:type="dxa"/>
+              <w:bottom w:w="0" w:type="dxa"/>
+              <w:left w:w="0" w:type="dxa"/>
+              <w:right w:w="0" w:type="dxa"/>
+            </w:tcMar>
+            <w:vAlign w:val="center"/>
+          </w:tcPr>
+          <w:p>
+            <w:pPr>
+              <w:pStyle w:val="Normal"/>
+              <w:jc w:val="right"/>
+              <w:pBdr>
+                <w:bottom w:val="none" w:sz="0" w:space="0" w:color="000000"/>
+                <w:top w:val="none" w:sz="0" w:space="0" w:color="000000"/>
+                <w:left w:val="none" w:sz="0" w:space="0" w:color="000000"/>
+                <w:right w:val="none" w:sz="0" w:space="0" w:color="000000"/>
+              </w:pBdr>
+              <w:spacing w:after="100" w:before="100" w:line="240"/>
+              <w:ind w:left="100" w:right="100" w:firstLine="0" w:firstLineChars="0"/>
+              <w:rPr>
+                <w:rFonts w:ascii="Helvetica" w:hAnsi="Helvetica" w:eastAsia="Helvetica" w:cs="Helvetica"/>
+                <w:i w:val="false"/>
+                <w:b w:val="false"/>
+                <w:u w:val="none"/>
+                <w:sz w:val="22"/>
+                <w:szCs w:val="22"/>
+                <w:color w:val="000000"/>
+              </w:rPr>
+            </w:pPr>
+            <w:r>
+              <w:rPr>
+                <w:rFonts w:ascii="Helvetica" w:hAnsi="Helvetica" w:eastAsia="Helvetica" w:cs="Helvetica"/>
+                <w:i w:val="false"/>
+                <w:b w:val="false"/>
+                <w:u w:val="none"/>
+                <w:sz w:val="22"/>
+                <w:szCs w:val="22"/>
+                <w:color w:val="000000"/>
+              </w:rPr>
+              <w:t xml:space="preserve">159.898</w:t>
+            </w:r>
+          </w:p>
+        </w:tc>
+        <w:tc>
+          <w:tcPr>
+            <w:tcBorders>
+              <w:bottom w:val="none" w:sz="0" w:space="0" w:color="000000"/>
+              <w:top w:val="none" w:sz="0" w:space="0" w:color="000000"/>
+              <w:left w:val="none" w:sz="0" w:space="0" w:color="000000"/>
+              <w:right w:val="none" w:sz="0" w:space="0" w:color="000000"/>
+            </w:tcBorders>
+            <w:shd w:val="clear" w:color="auto" w:fill="FFFFFF"/>
+            <w:tcMar>
+              <w:top w:w="0" w:type="dxa"/>
+              <w:bottom w:w="0" w:type="dxa"/>
+              <w:left w:w="0" w:type="dxa"/>
+              <w:right w:w="0" w:type="dxa"/>
+            </w:tcMar>
+            <w:vAlign w:val="center"/>
+          </w:tcPr>
+          <w:p>
+            <w:pPr>
+              <w:pStyle w:val="Normal"/>
+              <w:jc w:val="right"/>
+              <w:pBdr>
+                <w:bottom w:val="none" w:sz="0" w:space="0" w:color="000000"/>
+                <w:top w:val="none" w:sz="0" w:space="0" w:color="000000"/>
+                <w:left w:val="none" w:sz="0" w:space="0" w:color="000000"/>
+                <w:right w:val="none" w:sz="0" w:space="0" w:color="000000"/>
+              </w:pBdr>
+              <w:spacing w:after="100" w:before="100" w:line="240"/>
+              <w:ind w:left="100" w:right="100" w:firstLine="0" w:firstLineChars="0"/>
+              <w:rPr>
+                <w:rFonts w:ascii="Helvetica" w:hAnsi="Helvetica" w:eastAsia="Helvetica" w:cs="Helvetica"/>
+                <w:i w:val="false"/>
+                <w:b w:val="false"/>
+                <w:u w:val="none"/>
+                <w:sz w:val="22"/>
+                <w:szCs w:val="22"/>
+                <w:color w:val="000000"/>
+              </w:rPr>
+            </w:pPr>
+            <w:r>
+              <w:rPr>
+                <w:rFonts w:ascii="Helvetica" w:hAnsi="Helvetica" w:eastAsia="Helvetica" w:cs="Helvetica"/>
+                <w:i w:val="false"/>
+                <w:b w:val="false"/>
+                <w:u w:val="none"/>
+                <w:sz w:val="22"/>
+                <w:szCs w:val="22"/>
+                <w:color w:val="000000"/>
+              </w:rPr>
+              <w:t xml:space="preserve">281.764</w:t>
+            </w:r>
+          </w:p>
+        </w:tc>
+        <w:tc>
+          <w:tcPr>
+            <w:tcBorders>
+              <w:bottom w:val="none" w:sz="0" w:space="0" w:color="000000"/>
+              <w:top w:val="none" w:sz="0" w:space="0" w:color="000000"/>
+              <w:left w:val="none" w:sz="0" w:space="0" w:color="000000"/>
+              <w:right w:val="none" w:sz="0" w:space="0" w:color="000000"/>
+            </w:tcBorders>
+            <w:shd w:val="clear" w:color="auto" w:fill="FFFFFF"/>
+            <w:tcMar>
+              <w:top w:w="0" w:type="dxa"/>
+              <w:bottom w:w="0" w:type="dxa"/>
+              <w:left w:w="0" w:type="dxa"/>
+              <w:right w:w="0" w:type="dxa"/>
+            </w:tcMar>
+            <w:vAlign w:val="center"/>
+          </w:tcPr>
+          <w:p>
+            <w:pPr>
+              <w:pStyle w:val="Normal"/>
+              <w:jc w:val="right"/>
+              <w:pBdr>
+                <w:bottom w:val="none" w:sz="0" w:space="0" w:color="000000"/>
+                <w:top w:val="none" w:sz="0" w:space="0" w:color="000000"/>
+                <w:left w:val="none" w:sz="0" w:space="0" w:color="000000"/>
+                <w:right w:val="none" w:sz="0" w:space="0" w:color="000000"/>
+              </w:pBdr>
+              <w:spacing w:after="100" w:before="100" w:line="240"/>
+              <w:ind w:left="100" w:right="100" w:firstLine="0" w:firstLineChars="0"/>
+              <w:rPr>
+                <w:rFonts w:ascii="Helvetica" w:hAnsi="Helvetica" w:eastAsia="Helvetica" w:cs="Helvetica"/>
+                <w:i w:val="false"/>
+                <w:b w:val="false"/>
+                <w:u w:val="none"/>
+                <w:sz w:val="22"/>
+                <w:szCs w:val="22"/>
+                <w:color w:val="000000"/>
+              </w:rPr>
+            </w:pPr>
+            <w:r>
+              <w:rPr>
+                <w:rFonts w:ascii="Helvetica" w:hAnsi="Helvetica" w:eastAsia="Helvetica" w:cs="Helvetica"/>
+                <w:i w:val="false"/>
+                <w:b w:val="false"/>
+                <w:u w:val="none"/>
+                <w:sz w:val="22"/>
+                <w:szCs w:val="22"/>
+                <w:color w:val="000000"/>
+              </w:rPr>
+              <w:t xml:space="preserve">0.365</w:t>
+            </w:r>
+          </w:p>
+        </w:tc>
+        <w:tc>
+          <w:tcPr>
+            <w:tcBorders>
+              <w:bottom w:val="none" w:sz="0" w:space="0" w:color="000000"/>
+              <w:top w:val="none" w:sz="0" w:space="0" w:color="000000"/>
+              <w:left w:val="none" w:sz="0" w:space="0" w:color="000000"/>
+              <w:right w:val="none" w:sz="0" w:space="0" w:color="000000"/>
+            </w:tcBorders>
+            <w:shd w:val="clear" w:color="auto" w:fill="FFFFFF"/>
+            <w:tcMar>
+              <w:top w:w="0" w:type="dxa"/>
+              <w:bottom w:w="0" w:type="dxa"/>
+              <w:left w:w="0" w:type="dxa"/>
+              <w:right w:w="0" w:type="dxa"/>
+            </w:tcMar>
+            <w:vAlign w:val="center"/>
+          </w:tcPr>
+          <w:p>
+            <w:pPr>
+              <w:pStyle w:val="Normal"/>
+              <w:jc w:val="right"/>
+              <w:pBdr>
+                <w:bottom w:val="none" w:sz="0" w:space="0" w:color="000000"/>
+                <w:top w:val="none" w:sz="0" w:space="0" w:color="000000"/>
+                <w:left w:val="none" w:sz="0" w:space="0" w:color="000000"/>
+                <w:right w:val="none" w:sz="0" w:space="0" w:color="000000"/>
+              </w:pBdr>
+              <w:spacing w:after="100" w:before="100" w:line="240"/>
+              <w:ind w:left="100" w:right="100" w:firstLine="0" w:firstLineChars="0"/>
+              <w:rPr>
+                <w:rFonts w:ascii="Helvetica" w:hAnsi="Helvetica" w:eastAsia="Helvetica" w:cs="Helvetica"/>
+                <w:i w:val="false"/>
+                <w:b w:val="false"/>
+                <w:u w:val="none"/>
+                <w:sz w:val="22"/>
+                <w:szCs w:val="22"/>
+                <w:color w:val="000000"/>
+              </w:rPr>
+            </w:pPr>
+            <w:r>
+              <w:rPr>
+                <w:rFonts w:ascii="Helvetica" w:hAnsi="Helvetica" w:eastAsia="Helvetica" w:cs="Helvetica"/>
+                <w:i w:val="false"/>
+                <w:b w:val="false"/>
+                <w:u w:val="none"/>
+                <w:sz w:val="22"/>
+                <w:szCs w:val="22"/>
+                <w:color w:val="000000"/>
+              </w:rPr>
+              <w:t xml:space="preserve">-0.052</w:t>
+            </w:r>
+          </w:p>
+        </w:tc>
+        <w:tc>
+          <w:tcPr>
+            <w:tcBorders>
+              <w:bottom w:val="none" w:sz="0" w:space="0" w:color="000000"/>
+              <w:top w:val="none" w:sz="0" w:space="0" w:color="000000"/>
+              <w:left w:val="none" w:sz="0" w:space="0" w:color="000000"/>
+              <w:right w:val="none" w:sz="0" w:space="0" w:color="000000"/>
+            </w:tcBorders>
+            <w:shd w:val="clear" w:color="auto" w:fill="FFFFFF"/>
+            <w:tcMar>
+              <w:top w:w="0" w:type="dxa"/>
+              <w:bottom w:w="0" w:type="dxa"/>
+              <w:left w:w="0" w:type="dxa"/>
+              <w:right w:w="0" w:type="dxa"/>
+            </w:tcMar>
+            <w:vAlign w:val="center"/>
+          </w:tcPr>
+          <w:p>
+            <w:pPr>
+              <w:pStyle w:val="Normal"/>
+              <w:jc w:val="right"/>
+              <w:pBdr>
+                <w:bottom w:val="none" w:sz="0" w:space="0" w:color="000000"/>
+                <w:top w:val="none" w:sz="0" w:space="0" w:color="000000"/>
+                <w:left w:val="none" w:sz="0" w:space="0" w:color="000000"/>
+                <w:right w:val="none" w:sz="0" w:space="0" w:color="000000"/>
+              </w:pBdr>
+              <w:spacing w:after="100" w:before="100" w:line="240"/>
+              <w:ind w:left="100" w:right="100" w:firstLine="0" w:firstLineChars="0"/>
+              <w:rPr>
+                <w:rFonts w:ascii="Helvetica" w:hAnsi="Helvetica" w:eastAsia="Helvetica" w:cs="Helvetica"/>
+                <w:i w:val="false"/>
+                <w:b w:val="false"/>
+                <w:u w:val="none"/>
+                <w:sz w:val="22"/>
+                <w:szCs w:val="22"/>
+                <w:color w:val="000000"/>
+              </w:rPr>
+            </w:pPr>
+            <w:r>
+              <w:rPr>
+                <w:rFonts w:ascii="Helvetica" w:hAnsi="Helvetica" w:eastAsia="Helvetica" w:cs="Helvetica"/>
+                <w:i w:val="false"/>
+                <w:b w:val="false"/>
+                <w:u w:val="none"/>
+                <w:sz w:val="22"/>
+                <w:szCs w:val="22"/>
+                <w:color w:val="000000"/>
+              </w:rPr>
+              <w:t xml:space="preserve">0.060</w:t>
+            </w:r>
+          </w:p>
+        </w:tc>
+        <w:tc>
+          <w:tcPr>
+            <w:tcBorders>
+              <w:bottom w:val="none" w:sz="0" w:space="0" w:color="000000"/>
+              <w:top w:val="none" w:sz="0" w:space="0" w:color="000000"/>
+              <w:left w:val="none" w:sz="0" w:space="0" w:color="000000"/>
+              <w:right w:val="none" w:sz="0" w:space="0" w:color="000000"/>
+            </w:tcBorders>
+            <w:shd w:val="clear" w:color="auto" w:fill="FFFFFF"/>
+            <w:tcMar>
+              <w:top w:w="0" w:type="dxa"/>
+              <w:bottom w:w="0" w:type="dxa"/>
+              <w:left w:w="0" w:type="dxa"/>
+              <w:right w:w="0" w:type="dxa"/>
+            </w:tcMar>
+            <w:vAlign w:val="center"/>
+          </w:tcPr>
+          <w:p>
+            <w:pPr>
+              <w:pStyle w:val="Normal"/>
+              <w:jc w:val="left"/>
+              <w:pBdr>
+                <w:bottom w:val="none" w:sz="0" w:space="0" w:color="000000"/>
+                <w:top w:val="none" w:sz="0" w:space="0" w:color="000000"/>
+                <w:left w:val="none" w:sz="0" w:space="0" w:color="000000"/>
+                <w:right w:val="none" w:sz="0" w:space="0" w:color="000000"/>
+              </w:pBdr>
+              <w:spacing w:after="100" w:before="100" w:line="240"/>
+              <w:ind w:left="100" w:right="100" w:firstLine="0" w:firstLineChars="0"/>
+              <w:rPr>
+                <w:rFonts w:ascii="Helvetica" w:hAnsi="Helvetica" w:eastAsia="Helvetica" w:cs="Helvetica"/>
+                <w:i w:val="false"/>
+                <w:b w:val="false"/>
+                <w:u w:val="none"/>
+                <w:sz w:val="22"/>
+                <w:szCs w:val="22"/>
+                <w:color w:val="000000"/>
+              </w:rPr>
+            </w:pPr>
+            <w:r>
+              <w:rPr>
+                <w:rFonts w:ascii="Helvetica" w:hAnsi="Helvetica" w:eastAsia="Helvetica" w:cs="Helvetica"/>
+                <w:i w:val="false"/>
+                <w:b w:val="false"/>
+                <w:u w:val="none"/>
+                <w:sz w:val="22"/>
+                <w:szCs w:val="22"/>
+                <w:color w:val="000000"/>
+              </w:rPr>
+              <w:t xml:space="preserve">full</w:t>
+            </w:r>
+          </w:p>
+        </w:tc>
+      </w:tr>
+      <w:tr>
+        <w:trPr>
+          <w:trHeight w:val="618" w:hRule="auto"/>
+        </w:trPr>
+        body14
+        <w:tc>
+          <w:tcPr>
+            <w:vMerge/>
+            <w:tcBorders>
+              <w:bottom w:val="none" w:sz="0" w:space="0" w:color="000000"/>
+              <w:top w:val="single" w:sz="12" w:space="0" w:color="666666"/>
+              <w:left w:val="none" w:sz="0" w:space="0" w:color="000000"/>
+              <w:right w:val="none" w:sz="0" w:space="0" w:color="000000"/>
+            </w:tcBorders>
+            <w:shd w:val="clear" w:color="auto" w:fill="FFFFFF"/>
+            <w:tcMar>
+              <w:top w:w="0" w:type="dxa"/>
+              <w:bottom w:w="0" w:type="dxa"/>
+              <w:left w:w="0" w:type="dxa"/>
+              <w:right w:w="0" w:type="dxa"/>
+            </w:tcMar>
+            <w:vAlign w:val="top"/>
+          </w:tcPr>
+          <w:p>
+            <w:pPr>
+              <w:pStyle w:val="Normal"/>
+              <w:jc w:val="left"/>
+              <w:pBdr>
+                <w:bottom w:val="none" w:sz="0" w:space="0" w:color="000000"/>
+                <w:top w:val="none" w:sz="0" w:space="0" w:color="000000"/>
+                <w:left w:val="none" w:sz="0" w:space="0" w:color="000000"/>
+                <w:right w:val="none" w:sz="0" w:space="0" w:color="000000"/>
+              </w:pBdr>
+              <w:spacing w:after="100" w:before="100" w:line="240"/>
+              <w:ind w:left="100" w:right="100" w:firstLine="0" w:firstLineChars="0"/>
+              <w:rPr>
+                <w:rFonts w:ascii="Helvetica" w:hAnsi="Helvetica" w:eastAsia="Helvetica" w:cs="Helvetica"/>
+                <w:i w:val="false"/>
+                <w:b w:val="false"/>
+                <w:u w:val="none"/>
+                <w:sz w:val="22"/>
+                <w:szCs w:val="22"/>
+                <w:color w:val="000000"/>
+              </w:rPr>
+            </w:pPr>
+          </w:p>
+        </w:tc>
+        <w:tc>
+          <w:tcPr>
+            <w:tcBorders>
+              <w:bottom w:val="none" w:sz="0" w:space="0" w:color="000000"/>
+              <w:top w:val="none" w:sz="0" w:space="0" w:color="000000"/>
+              <w:left w:val="none" w:sz="0" w:space="0" w:color="000000"/>
+              <w:right w:val="none" w:sz="0" w:space="0" w:color="000000"/>
+            </w:tcBorders>
+            <w:shd w:val="clear" w:color="auto" w:fill="FFFFFF"/>
+            <w:tcMar>
+              <w:top w:w="0" w:type="dxa"/>
+              <w:bottom w:w="0" w:type="dxa"/>
+              <w:left w:w="0" w:type="dxa"/>
+              <w:right w:w="0" w:type="dxa"/>
+            </w:tcMar>
+            <w:vAlign w:val="center"/>
+          </w:tcPr>
+          <w:p>
+            <w:pPr>
+              <w:pStyle w:val="Normal"/>
+              <w:jc w:val="left"/>
+              <w:pBdr>
+                <w:bottom w:val="none" w:sz="0" w:space="0" w:color="000000"/>
+                <w:top w:val="none" w:sz="0" w:space="0" w:color="000000"/>
+                <w:left w:val="none" w:sz="0" w:space="0" w:color="000000"/>
+                <w:right w:val="none" w:sz="0" w:space="0" w:color="000000"/>
+              </w:pBdr>
+              <w:spacing w:after="100" w:before="100" w:line="240"/>
+              <w:ind w:left="100" w:right="100" w:firstLine="0" w:firstLineChars="0"/>
+              <w:rPr>
+                <w:rFonts w:ascii="Helvetica" w:hAnsi="Helvetica" w:eastAsia="Helvetica" w:cs="Helvetica"/>
+                <w:i w:val="false"/>
+                <w:b w:val="false"/>
+                <w:u w:val="none"/>
+                <w:sz w:val="22"/>
+                <w:szCs w:val="22"/>
+                <w:color w:val="000000"/>
+              </w:rPr>
+            </w:pPr>
+            <w:r>
+              <w:rPr>
+                <w:rFonts w:ascii="Helvetica" w:hAnsi="Helvetica" w:eastAsia="Helvetica" w:cs="Helvetica"/>
+                <w:i w:val="false"/>
+                <w:b w:val="false"/>
+                <w:u w:val="none"/>
+                <w:sz w:val="22"/>
+                <w:szCs w:val="22"/>
+                <w:color w:val="000000"/>
+              </w:rPr>
+              <w:t xml:space="preserve">fit_fecundity_nointer_draws.rds</w:t>
+            </w:r>
+          </w:p>
+        </w:tc>
+        <w:tc>
+          <w:tcPr>
+            <w:tcBorders>
+              <w:bottom w:val="none" w:sz="0" w:space="0" w:color="000000"/>
+              <w:top w:val="none" w:sz="0" w:space="0" w:color="000000"/>
+              <w:left w:val="none" w:sz="0" w:space="0" w:color="000000"/>
+              <w:right w:val="none" w:sz="0" w:space="0" w:color="000000"/>
+            </w:tcBorders>
+            <w:shd w:val="clear" w:color="auto" w:fill="FFFFFF"/>
+            <w:tcMar>
+              <w:top w:w="0" w:type="dxa"/>
+              <w:bottom w:w="0" w:type="dxa"/>
+              <w:left w:w="0" w:type="dxa"/>
+              <w:right w:w="0" w:type="dxa"/>
+            </w:tcMar>
+            <w:vAlign w:val="center"/>
+          </w:tcPr>
+          <w:p>
+            <w:pPr>
+              <w:pStyle w:val="Normal"/>
+              <w:jc w:val="right"/>
+              <w:pBdr>
+                <w:bottom w:val="none" w:sz="0" w:space="0" w:color="000000"/>
+                <w:top w:val="none" w:sz="0" w:space="0" w:color="000000"/>
+                <w:left w:val="none" w:sz="0" w:space="0" w:color="000000"/>
+                <w:right w:val="none" w:sz="0" w:space="0" w:color="000000"/>
+              </w:pBdr>
+              <w:spacing w:after="100" w:before="100" w:line="240"/>
+              <w:ind w:left="100" w:right="100" w:firstLine="0" w:firstLineChars="0"/>
+              <w:rPr>
+                <w:rFonts w:ascii="Helvetica" w:hAnsi="Helvetica" w:eastAsia="Helvetica" w:cs="Helvetica"/>
+                <w:i w:val="false"/>
+                <w:b w:val="false"/>
+                <w:u w:val="none"/>
+                <w:sz w:val="22"/>
+                <w:szCs w:val="22"/>
+                <w:color w:val="000000"/>
+              </w:rPr>
+            </w:pPr>
+            <w:r>
+              <w:rPr>
+                <w:rFonts w:ascii="Helvetica" w:hAnsi="Helvetica" w:eastAsia="Helvetica" w:cs="Helvetica"/>
+                <w:i w:val="false"/>
+                <w:b w:val="false"/>
+                <w:u w:val="none"/>
+                <w:sz w:val="22"/>
+                <w:szCs w:val="22"/>
+                <w:color w:val="000000"/>
+              </w:rPr>
+              <w:t xml:space="preserve">102.053</w:t>
+            </w:r>
+          </w:p>
+        </w:tc>
+        <w:tc>
+          <w:tcPr>
+            <w:tcBorders>
+              <w:bottom w:val="none" w:sz="0" w:space="0" w:color="000000"/>
+              <w:top w:val="none" w:sz="0" w:space="0" w:color="000000"/>
+              <w:left w:val="none" w:sz="0" w:space="0" w:color="000000"/>
+              <w:right w:val="none" w:sz="0" w:space="0" w:color="000000"/>
+            </w:tcBorders>
+            <w:shd w:val="clear" w:color="auto" w:fill="FFFFFF"/>
+            <w:tcMar>
+              <w:top w:w="0" w:type="dxa"/>
+              <w:bottom w:w="0" w:type="dxa"/>
+              <w:left w:w="0" w:type="dxa"/>
+              <w:right w:w="0" w:type="dxa"/>
+            </w:tcMar>
+            <w:vAlign w:val="center"/>
+          </w:tcPr>
+          <w:p>
+            <w:pPr>
+              <w:pStyle w:val="Normal"/>
+              <w:jc w:val="right"/>
+              <w:pBdr>
+                <w:bottom w:val="none" w:sz="0" w:space="0" w:color="000000"/>
+                <w:top w:val="none" w:sz="0" w:space="0" w:color="000000"/>
+                <w:left w:val="none" w:sz="0" w:space="0" w:color="000000"/>
+                <w:right w:val="none" w:sz="0" w:space="0" w:color="000000"/>
+              </w:pBdr>
+              <w:spacing w:after="100" w:before="100" w:line="240"/>
+              <w:ind w:left="100" w:right="100" w:firstLine="0" w:firstLineChars="0"/>
+              <w:rPr>
+                <w:rFonts w:ascii="Helvetica" w:hAnsi="Helvetica" w:eastAsia="Helvetica" w:cs="Helvetica"/>
+                <w:i w:val="false"/>
+                <w:b w:val="false"/>
+                <w:u w:val="none"/>
+                <w:sz w:val="22"/>
+                <w:szCs w:val="22"/>
+                <w:color w:val="000000"/>
+              </w:rPr>
+            </w:pPr>
+            <w:r>
+              <w:rPr>
+                <w:rFonts w:ascii="Helvetica" w:hAnsi="Helvetica" w:eastAsia="Helvetica" w:cs="Helvetica"/>
+                <w:i w:val="false"/>
+                <w:b w:val="false"/>
+                <w:u w:val="none"/>
+                <w:sz w:val="22"/>
+                <w:szCs w:val="22"/>
+                <w:color w:val="000000"/>
+              </w:rPr>
+              <w:t xml:space="preserve">168.958</w:t>
+            </w:r>
+          </w:p>
+        </w:tc>
+        <w:tc>
+          <w:tcPr>
+            <w:tcBorders>
+              <w:bottom w:val="none" w:sz="0" w:space="0" w:color="000000"/>
+              <w:top w:val="none" w:sz="0" w:space="0" w:color="000000"/>
+              <w:left w:val="none" w:sz="0" w:space="0" w:color="000000"/>
+              <w:right w:val="none" w:sz="0" w:space="0" w:color="000000"/>
+            </w:tcBorders>
+            <w:shd w:val="clear" w:color="auto" w:fill="FFFFFF"/>
+            <w:tcMar>
+              <w:top w:w="0" w:type="dxa"/>
+              <w:bottom w:w="0" w:type="dxa"/>
+              <w:left w:w="0" w:type="dxa"/>
+              <w:right w:w="0" w:type="dxa"/>
+            </w:tcMar>
+            <w:vAlign w:val="center"/>
+          </w:tcPr>
+          <w:p>
+            <w:pPr>
+              <w:pStyle w:val="Normal"/>
+              <w:jc w:val="right"/>
+              <w:pBdr>
+                <w:bottom w:val="none" w:sz="0" w:space="0" w:color="000000"/>
+                <w:top w:val="none" w:sz="0" w:space="0" w:color="000000"/>
+                <w:left w:val="none" w:sz="0" w:space="0" w:color="000000"/>
+                <w:right w:val="none" w:sz="0" w:space="0" w:color="000000"/>
+              </w:pBdr>
+              <w:spacing w:after="100" w:before="100" w:line="240"/>
+              <w:ind w:left="100" w:right="100" w:firstLine="0" w:firstLineChars="0"/>
+              <w:rPr>
+                <w:rFonts w:ascii="Helvetica" w:hAnsi="Helvetica" w:eastAsia="Helvetica" w:cs="Helvetica"/>
+                <w:i w:val="false"/>
+                <w:b w:val="false"/>
+                <w:u w:val="none"/>
+                <w:sz w:val="22"/>
+                <w:szCs w:val="22"/>
+                <w:color w:val="000000"/>
+              </w:rPr>
+            </w:pPr>
+            <w:r>
+              <w:rPr>
+                <w:rFonts w:ascii="Helvetica" w:hAnsi="Helvetica" w:eastAsia="Helvetica" w:cs="Helvetica"/>
+                <w:i w:val="false"/>
+                <w:b w:val="false"/>
+                <w:u w:val="none"/>
+                <w:sz w:val="22"/>
+                <w:szCs w:val="22"/>
+                <w:color w:val="000000"/>
+              </w:rPr>
+              <w:t xml:space="preserve">268.888</w:t>
+            </w:r>
+          </w:p>
+        </w:tc>
+        <w:tc>
+          <w:tcPr>
+            <w:tcBorders>
+              <w:bottom w:val="none" w:sz="0" w:space="0" w:color="000000"/>
+              <w:top w:val="none" w:sz="0" w:space="0" w:color="000000"/>
+              <w:left w:val="none" w:sz="0" w:space="0" w:color="000000"/>
+              <w:right w:val="none" w:sz="0" w:space="0" w:color="000000"/>
+            </w:tcBorders>
+            <w:shd w:val="clear" w:color="auto" w:fill="FFFFFF"/>
+            <w:tcMar>
+              <w:top w:w="0" w:type="dxa"/>
+              <w:bottom w:w="0" w:type="dxa"/>
+              <w:left w:w="0" w:type="dxa"/>
+              <w:right w:w="0" w:type="dxa"/>
+            </w:tcMar>
+            <w:vAlign w:val="center"/>
+          </w:tcPr>
+          <w:p>
+            <w:pPr>
+              <w:pStyle w:val="Normal"/>
+              <w:jc w:val="right"/>
+              <w:pBdr>
+                <w:bottom w:val="none" w:sz="0" w:space="0" w:color="000000"/>
+                <w:top w:val="none" w:sz="0" w:space="0" w:color="000000"/>
+                <w:left w:val="none" w:sz="0" w:space="0" w:color="000000"/>
+                <w:right w:val="none" w:sz="0" w:space="0" w:color="000000"/>
+              </w:pBdr>
+              <w:spacing w:after="100" w:before="100" w:line="240"/>
+              <w:ind w:left="100" w:right="100" w:firstLine="0" w:firstLineChars="0"/>
+              <w:rPr>
+                <w:rFonts w:ascii="Helvetica" w:hAnsi="Helvetica" w:eastAsia="Helvetica" w:cs="Helvetica"/>
+                <w:i w:val="false"/>
+                <w:b w:val="false"/>
+                <w:u w:val="none"/>
+                <w:sz w:val="22"/>
+                <w:szCs w:val="22"/>
+                <w:color w:val="000000"/>
+              </w:rPr>
+            </w:pPr>
+            <w:r>
+              <w:rPr>
+                <w:rFonts w:ascii="Helvetica" w:hAnsi="Helvetica" w:eastAsia="Helvetica" w:cs="Helvetica"/>
+                <w:i w:val="false"/>
+                <w:b w:val="false"/>
+                <w:u w:val="none"/>
+                <w:sz w:val="22"/>
+                <w:szCs w:val="22"/>
+                <w:color w:val="000000"/>
+              </w:rPr>
+              <w:t xml:space="preserve">159.898</w:t>
+            </w:r>
+          </w:p>
+        </w:tc>
+        <w:tc>
+          <w:tcPr>
+            <w:tcBorders>
+              <w:bottom w:val="none" w:sz="0" w:space="0" w:color="000000"/>
+              <w:top w:val="none" w:sz="0" w:space="0" w:color="000000"/>
+              <w:left w:val="none" w:sz="0" w:space="0" w:color="000000"/>
+              <w:right w:val="none" w:sz="0" w:space="0" w:color="000000"/>
+            </w:tcBorders>
+            <w:shd w:val="clear" w:color="auto" w:fill="FFFFFF"/>
+            <w:tcMar>
+              <w:top w:w="0" w:type="dxa"/>
+              <w:bottom w:w="0" w:type="dxa"/>
+              <w:left w:w="0" w:type="dxa"/>
+              <w:right w:w="0" w:type="dxa"/>
+            </w:tcMar>
+            <w:vAlign w:val="center"/>
+          </w:tcPr>
+          <w:p>
+            <w:pPr>
+              <w:pStyle w:val="Normal"/>
+              <w:jc w:val="right"/>
+              <w:pBdr>
+                <w:bottom w:val="none" w:sz="0" w:space="0" w:color="000000"/>
+                <w:top w:val="none" w:sz="0" w:space="0" w:color="000000"/>
+                <w:left w:val="none" w:sz="0" w:space="0" w:color="000000"/>
+                <w:right w:val="none" w:sz="0" w:space="0" w:color="000000"/>
+              </w:pBdr>
+              <w:spacing w:after="100" w:before="100" w:line="240"/>
+              <w:ind w:left="100" w:right="100" w:firstLine="0" w:firstLineChars="0"/>
+              <w:rPr>
+                <w:rFonts w:ascii="Helvetica" w:hAnsi="Helvetica" w:eastAsia="Helvetica" w:cs="Helvetica"/>
+                <w:i w:val="false"/>
+                <w:b w:val="false"/>
+                <w:u w:val="none"/>
+                <w:sz w:val="22"/>
+                <w:szCs w:val="22"/>
+                <w:color w:val="000000"/>
+              </w:rPr>
+            </w:pPr>
+            <w:r>
+              <w:rPr>
+                <w:rFonts w:ascii="Helvetica" w:hAnsi="Helvetica" w:eastAsia="Helvetica" w:cs="Helvetica"/>
+                <w:i w:val="false"/>
+                <w:b w:val="false"/>
+                <w:u w:val="none"/>
+                <w:sz w:val="22"/>
+                <w:szCs w:val="22"/>
+                <w:color w:val="000000"/>
+              </w:rPr>
+              <w:t xml:space="preserve">281.764</w:t>
+            </w:r>
+          </w:p>
+        </w:tc>
+        <w:tc>
+          <w:tcPr>
+            <w:tcBorders>
+              <w:bottom w:val="none" w:sz="0" w:space="0" w:color="000000"/>
+              <w:top w:val="none" w:sz="0" w:space="0" w:color="000000"/>
+              <w:left w:val="none" w:sz="0" w:space="0" w:color="000000"/>
+              <w:right w:val="none" w:sz="0" w:space="0" w:color="000000"/>
+            </w:tcBorders>
+            <w:shd w:val="clear" w:color="auto" w:fill="FFFFFF"/>
+            <w:tcMar>
+              <w:top w:w="0" w:type="dxa"/>
+              <w:bottom w:w="0" w:type="dxa"/>
+              <w:left w:w="0" w:type="dxa"/>
+              <w:right w:w="0" w:type="dxa"/>
+            </w:tcMar>
+            <w:vAlign w:val="center"/>
+          </w:tcPr>
+          <w:p>
+            <w:pPr>
+              <w:pStyle w:val="Normal"/>
+              <w:jc w:val="right"/>
+              <w:pBdr>
+                <w:bottom w:val="none" w:sz="0" w:space="0" w:color="000000"/>
+                <w:top w:val="none" w:sz="0" w:space="0" w:color="000000"/>
+                <w:left w:val="none" w:sz="0" w:space="0" w:color="000000"/>
+                <w:right w:val="none" w:sz="0" w:space="0" w:color="000000"/>
+              </w:pBdr>
+              <w:spacing w:after="100" w:before="100" w:line="240"/>
+              <w:ind w:left="100" w:right="100" w:firstLine="0" w:firstLineChars="0"/>
+              <w:rPr>
+                <w:rFonts w:ascii="Helvetica" w:hAnsi="Helvetica" w:eastAsia="Helvetica" w:cs="Helvetica"/>
+                <w:i w:val="false"/>
+                <w:b w:val="false"/>
+                <w:u w:val="none"/>
+                <w:sz w:val="22"/>
+                <w:szCs w:val="22"/>
+                <w:color w:val="000000"/>
+              </w:rPr>
+            </w:pPr>
+            <w:r>
+              <w:rPr>
+                <w:rFonts w:ascii="Helvetica" w:hAnsi="Helvetica" w:eastAsia="Helvetica" w:cs="Helvetica"/>
+                <w:i w:val="false"/>
+                <w:b w:val="false"/>
+                <w:u w:val="none"/>
+                <w:sz w:val="22"/>
+                <w:szCs w:val="22"/>
+                <w:color w:val="000000"/>
+              </w:rPr>
+              <w:t xml:space="preserve">0.362</w:t>
+            </w:r>
+          </w:p>
+        </w:tc>
+        <w:tc>
+          <w:tcPr>
+            <w:tcBorders>
+              <w:bottom w:val="none" w:sz="0" w:space="0" w:color="000000"/>
+              <w:top w:val="none" w:sz="0" w:space="0" w:color="000000"/>
+              <w:left w:val="none" w:sz="0" w:space="0" w:color="000000"/>
+              <w:right w:val="none" w:sz="0" w:space="0" w:color="000000"/>
+            </w:tcBorders>
+            <w:shd w:val="clear" w:color="auto" w:fill="FFFFFF"/>
+            <w:tcMar>
+              <w:top w:w="0" w:type="dxa"/>
+              <w:bottom w:w="0" w:type="dxa"/>
+              <w:left w:w="0" w:type="dxa"/>
+              <w:right w:w="0" w:type="dxa"/>
+            </w:tcMar>
+            <w:vAlign w:val="center"/>
+          </w:tcPr>
+          <w:p>
+            <w:pPr>
+              <w:pStyle w:val="Normal"/>
+              <w:jc w:val="right"/>
+              <w:pBdr>
+                <w:bottom w:val="none" w:sz="0" w:space="0" w:color="000000"/>
+                <w:top w:val="none" w:sz="0" w:space="0" w:color="000000"/>
+                <w:left w:val="none" w:sz="0" w:space="0" w:color="000000"/>
+                <w:right w:val="none" w:sz="0" w:space="0" w:color="000000"/>
+              </w:pBdr>
+              <w:spacing w:after="100" w:before="100" w:line="240"/>
+              <w:ind w:left="100" w:right="100" w:firstLine="0" w:firstLineChars="0"/>
+              <w:rPr>
+                <w:rFonts w:ascii="Helvetica" w:hAnsi="Helvetica" w:eastAsia="Helvetica" w:cs="Helvetica"/>
+                <w:i w:val="false"/>
+                <w:b w:val="false"/>
+                <w:u w:val="none"/>
+                <w:sz w:val="22"/>
+                <w:szCs w:val="22"/>
+                <w:color w:val="000000"/>
+              </w:rPr>
+            </w:pPr>
+            <w:r>
+              <w:rPr>
+                <w:rFonts w:ascii="Helvetica" w:hAnsi="Helvetica" w:eastAsia="Helvetica" w:cs="Helvetica"/>
+                <w:i w:val="false"/>
+                <w:b w:val="false"/>
+                <w:u w:val="none"/>
+                <w:sz w:val="22"/>
+                <w:szCs w:val="22"/>
+                <w:color w:val="000000"/>
+              </w:rPr>
+              <w:t xml:space="preserve">-0.057</w:t>
+            </w:r>
+          </w:p>
+        </w:tc>
+        <w:tc>
+          <w:tcPr>
+            <w:tcBorders>
+              <w:bottom w:val="none" w:sz="0" w:space="0" w:color="000000"/>
+              <w:top w:val="none" w:sz="0" w:space="0" w:color="000000"/>
+              <w:left w:val="none" w:sz="0" w:space="0" w:color="000000"/>
+              <w:right w:val="none" w:sz="0" w:space="0" w:color="000000"/>
+            </w:tcBorders>
+            <w:shd w:val="clear" w:color="auto" w:fill="FFFFFF"/>
+            <w:tcMar>
+              <w:top w:w="0" w:type="dxa"/>
+              <w:bottom w:w="0" w:type="dxa"/>
+              <w:left w:w="0" w:type="dxa"/>
+              <w:right w:w="0" w:type="dxa"/>
+            </w:tcMar>
+            <w:vAlign w:val="center"/>
+          </w:tcPr>
+          <w:p>
+            <w:pPr>
+              <w:pStyle w:val="Normal"/>
+              <w:jc w:val="right"/>
+              <w:pBdr>
+                <w:bottom w:val="none" w:sz="0" w:space="0" w:color="000000"/>
+                <w:top w:val="none" w:sz="0" w:space="0" w:color="000000"/>
+                <w:left w:val="none" w:sz="0" w:space="0" w:color="000000"/>
+                <w:right w:val="none" w:sz="0" w:space="0" w:color="000000"/>
+              </w:pBdr>
+              <w:spacing w:after="100" w:before="100" w:line="240"/>
+              <w:ind w:left="100" w:right="100" w:firstLine="0" w:firstLineChars="0"/>
+              <w:rPr>
+                <w:rFonts w:ascii="Helvetica" w:hAnsi="Helvetica" w:eastAsia="Helvetica" w:cs="Helvetica"/>
+                <w:i w:val="false"/>
+                <w:b w:val="false"/>
+                <w:u w:val="none"/>
+                <w:sz w:val="22"/>
+                <w:szCs w:val="22"/>
+                <w:color w:val="000000"/>
+              </w:rPr>
+            </w:pPr>
+            <w:r>
+              <w:rPr>
+                <w:rFonts w:ascii="Helvetica" w:hAnsi="Helvetica" w:eastAsia="Helvetica" w:cs="Helvetica"/>
+                <w:i w:val="false"/>
+                <w:b w:val="false"/>
+                <w:u w:val="none"/>
+                <w:sz w:val="22"/>
+                <w:szCs w:val="22"/>
+                <w:color w:val="000000"/>
+              </w:rPr>
+              <w:t xml:space="preserve">0.046</w:t>
+            </w:r>
+          </w:p>
+        </w:tc>
+        <w:tc>
+          <w:tcPr>
+            <w:tcBorders>
+              <w:bottom w:val="none" w:sz="0" w:space="0" w:color="000000"/>
+              <w:top w:val="none" w:sz="0" w:space="0" w:color="000000"/>
+              <w:left w:val="none" w:sz="0" w:space="0" w:color="000000"/>
+              <w:right w:val="none" w:sz="0" w:space="0" w:color="000000"/>
+            </w:tcBorders>
+            <w:shd w:val="clear" w:color="auto" w:fill="FFFFFF"/>
+            <w:tcMar>
+              <w:top w:w="0" w:type="dxa"/>
+              <w:bottom w:w="0" w:type="dxa"/>
+              <w:left w:w="0" w:type="dxa"/>
+              <w:right w:w="0" w:type="dxa"/>
+            </w:tcMar>
+            <w:vAlign w:val="center"/>
+          </w:tcPr>
+          <w:p>
+            <w:pPr>
+              <w:pStyle w:val="Normal"/>
+              <w:jc w:val="left"/>
+              <w:pBdr>
+                <w:bottom w:val="none" w:sz="0" w:space="0" w:color="000000"/>
+                <w:top w:val="none" w:sz="0" w:space="0" w:color="000000"/>
+                <w:left w:val="none" w:sz="0" w:space="0" w:color="000000"/>
+                <w:right w:val="none" w:sz="0" w:space="0" w:color="000000"/>
+              </w:pBdr>
+              <w:spacing w:after="100" w:before="100" w:line="240"/>
+              <w:ind w:left="100" w:right="100" w:firstLine="0" w:firstLineChars="0"/>
+              <w:rPr>
+                <w:rFonts w:ascii="Helvetica" w:hAnsi="Helvetica" w:eastAsia="Helvetica" w:cs="Helvetica"/>
+                <w:i w:val="false"/>
+                <w:b w:val="false"/>
+                <w:u w:val="none"/>
+                <w:sz w:val="22"/>
+                <w:szCs w:val="22"/>
+                <w:color w:val="000000"/>
+              </w:rPr>
+            </w:pPr>
+            <w:r>
+              <w:rPr>
+                <w:rFonts w:ascii="Helvetica" w:hAnsi="Helvetica" w:eastAsia="Helvetica" w:cs="Helvetica"/>
+                <w:i w:val="false"/>
+                <w:b w:val="false"/>
+                <w:u w:val="none"/>
+                <w:sz w:val="22"/>
+                <w:szCs w:val="22"/>
+                <w:color w:val="000000"/>
+              </w:rPr>
+              <w:t xml:space="preserve">nointer</w:t>
+            </w:r>
+          </w:p>
+        </w:tc>
+      </w:tr>
+      <w:tr>
+        <w:trPr>
+          <w:trHeight w:val="618" w:hRule="auto"/>
+        </w:trPr>
+        body15
+        <w:tc>
+          <w:tcPr>
+            <w:vMerge/>
+            <w:tcBorders>
+              <w:bottom w:val="none" w:sz="0" w:space="0" w:color="000000"/>
+              <w:top w:val="none" w:sz="0" w:space="0" w:color="000000"/>
+              <w:left w:val="none" w:sz="0" w:space="0" w:color="000000"/>
+              <w:right w:val="none" w:sz="0" w:space="0" w:color="000000"/>
+            </w:tcBorders>
+            <w:shd w:val="clear" w:color="auto" w:fill="FFFFFF"/>
+            <w:tcMar>
+              <w:top w:w="0" w:type="dxa"/>
+              <w:bottom w:w="0" w:type="dxa"/>
+              <w:left w:w="0" w:type="dxa"/>
+              <w:right w:w="0" w:type="dxa"/>
+            </w:tcMar>
+            <w:vAlign w:val="top"/>
+          </w:tcPr>
+          <w:p>
+            <w:pPr>
+              <w:pStyle w:val="Normal"/>
+              <w:jc w:val="left"/>
+              <w:pBdr>
+                <w:bottom w:val="none" w:sz="0" w:space="0" w:color="000000"/>
+                <w:top w:val="none" w:sz="0" w:space="0" w:color="000000"/>
+                <w:left w:val="none" w:sz="0" w:space="0" w:color="000000"/>
+                <w:right w:val="none" w:sz="0" w:space="0" w:color="000000"/>
+              </w:pBdr>
+              <w:spacing w:after="100" w:before="100" w:line="240"/>
+              <w:ind w:left="100" w:right="100" w:firstLine="0" w:firstLineChars="0"/>
+              <w:rPr>
+                <w:rFonts w:ascii="Helvetica" w:hAnsi="Helvetica" w:eastAsia="Helvetica" w:cs="Helvetica"/>
+                <w:i w:val="false"/>
+                <w:b w:val="false"/>
+                <w:u w:val="none"/>
+                <w:sz w:val="22"/>
+                <w:szCs w:val="22"/>
+                <w:color w:val="000000"/>
+              </w:rPr>
+            </w:pPr>
+          </w:p>
+        </w:tc>
+        <w:tc>
+          <w:tcPr>
+            <w:tcBorders>
+              <w:bottom w:val="none" w:sz="0" w:space="0" w:color="000000"/>
+              <w:top w:val="none" w:sz="0" w:space="0" w:color="000000"/>
+              <w:left w:val="none" w:sz="0" w:space="0" w:color="000000"/>
+              <w:right w:val="none" w:sz="0" w:space="0" w:color="000000"/>
+            </w:tcBorders>
+            <w:shd w:val="clear" w:color="auto" w:fill="FFFFFF"/>
+            <w:tcMar>
+              <w:top w:w="0" w:type="dxa"/>
+              <w:bottom w:w="0" w:type="dxa"/>
+              <w:left w:w="0" w:type="dxa"/>
+              <w:right w:w="0" w:type="dxa"/>
+            </w:tcMar>
+            <w:vAlign w:val="center"/>
+          </w:tcPr>
+          <w:p>
+            <w:pPr>
+              <w:pStyle w:val="Normal"/>
+              <w:jc w:val="left"/>
+              <w:pBdr>
+                <w:bottom w:val="none" w:sz="0" w:space="0" w:color="000000"/>
+                <w:top w:val="none" w:sz="0" w:space="0" w:color="000000"/>
+                <w:left w:val="none" w:sz="0" w:space="0" w:color="000000"/>
+                <w:right w:val="none" w:sz="0" w:space="0" w:color="000000"/>
+              </w:pBdr>
+              <w:spacing w:after="100" w:before="100" w:line="240"/>
+              <w:ind w:left="100" w:right="100" w:firstLine="0" w:firstLineChars="0"/>
+              <w:rPr>
+                <w:rFonts w:ascii="Helvetica" w:hAnsi="Helvetica" w:eastAsia="Helvetica" w:cs="Helvetica"/>
+                <w:i w:val="false"/>
+                <w:b w:val="false"/>
+                <w:u w:val="none"/>
+                <w:sz w:val="22"/>
+                <w:szCs w:val="22"/>
+                <w:color w:val="000000"/>
+              </w:rPr>
+            </w:pPr>
+            <w:r>
+              <w:rPr>
+                <w:rFonts w:ascii="Helvetica" w:hAnsi="Helvetica" w:eastAsia="Helvetica" w:cs="Helvetica"/>
+                <w:i w:val="false"/>
+                <w:b w:val="false"/>
+                <w:u w:val="none"/>
+                <w:sz w:val="22"/>
+                <w:szCs w:val="22"/>
+                <w:color w:val="000000"/>
+              </w:rPr>
+              <w:t xml:space="preserve">fit_fecundity_nocomp_draws.rds</w:t>
+            </w:r>
+          </w:p>
+        </w:tc>
+        <w:tc>
+          <w:tcPr>
+            <w:tcBorders>
+              <w:bottom w:val="none" w:sz="0" w:space="0" w:color="000000"/>
+              <w:top w:val="none" w:sz="0" w:space="0" w:color="000000"/>
+              <w:left w:val="none" w:sz="0" w:space="0" w:color="000000"/>
+              <w:right w:val="none" w:sz="0" w:space="0" w:color="000000"/>
+            </w:tcBorders>
+            <w:shd w:val="clear" w:color="auto" w:fill="FFFFFF"/>
+            <w:tcMar>
+              <w:top w:w="0" w:type="dxa"/>
+              <w:bottom w:w="0" w:type="dxa"/>
+              <w:left w:w="0" w:type="dxa"/>
+              <w:right w:w="0" w:type="dxa"/>
+            </w:tcMar>
+            <w:vAlign w:val="center"/>
+          </w:tcPr>
+          <w:p>
+            <w:pPr>
+              <w:pStyle w:val="Normal"/>
+              <w:jc w:val="right"/>
+              <w:pBdr>
+                <w:bottom w:val="none" w:sz="0" w:space="0" w:color="000000"/>
+                <w:top w:val="none" w:sz="0" w:space="0" w:color="000000"/>
+                <w:left w:val="none" w:sz="0" w:space="0" w:color="000000"/>
+                <w:right w:val="none" w:sz="0" w:space="0" w:color="000000"/>
+              </w:pBdr>
+              <w:spacing w:after="100" w:before="100" w:line="240"/>
+              <w:ind w:left="100" w:right="100" w:firstLine="0" w:firstLineChars="0"/>
+              <w:rPr>
+                <w:rFonts w:ascii="Helvetica" w:hAnsi="Helvetica" w:eastAsia="Helvetica" w:cs="Helvetica"/>
+                <w:i w:val="false"/>
+                <w:b w:val="false"/>
+                <w:u w:val="none"/>
+                <w:sz w:val="22"/>
+                <w:szCs w:val="22"/>
+                <w:color w:val="000000"/>
+              </w:rPr>
+            </w:pPr>
+            <w:r>
+              <w:rPr>
+                <w:rFonts w:ascii="Helvetica" w:hAnsi="Helvetica" w:eastAsia="Helvetica" w:cs="Helvetica"/>
+                <w:i w:val="false"/>
+                <w:b w:val="false"/>
+                <w:u w:val="none"/>
+                <w:sz w:val="22"/>
+                <w:szCs w:val="22"/>
+                <w:color w:val="000000"/>
+              </w:rPr>
+              <w:t xml:space="preserve">130.723</w:t>
+            </w:r>
+          </w:p>
+        </w:tc>
+        <w:tc>
+          <w:tcPr>
+            <w:tcBorders>
+              <w:bottom w:val="none" w:sz="0" w:space="0" w:color="000000"/>
+              <w:top w:val="none" w:sz="0" w:space="0" w:color="000000"/>
+              <w:left w:val="none" w:sz="0" w:space="0" w:color="000000"/>
+              <w:right w:val="none" w:sz="0" w:space="0" w:color="000000"/>
+            </w:tcBorders>
+            <w:shd w:val="clear" w:color="auto" w:fill="FFFFFF"/>
+            <w:tcMar>
+              <w:top w:w="0" w:type="dxa"/>
+              <w:bottom w:w="0" w:type="dxa"/>
+              <w:left w:w="0" w:type="dxa"/>
+              <w:right w:w="0" w:type="dxa"/>
+            </w:tcMar>
+            <w:vAlign w:val="center"/>
+          </w:tcPr>
+          <w:p>
+            <w:pPr>
+              <w:pStyle w:val="Normal"/>
+              <w:jc w:val="right"/>
+              <w:pBdr>
+                <w:bottom w:val="none" w:sz="0" w:space="0" w:color="000000"/>
+                <w:top w:val="none" w:sz="0" w:space="0" w:color="000000"/>
+                <w:left w:val="none" w:sz="0" w:space="0" w:color="000000"/>
+                <w:right w:val="none" w:sz="0" w:space="0" w:color="000000"/>
+              </w:pBdr>
+              <w:spacing w:after="100" w:before="100" w:line="240"/>
+              <w:ind w:left="100" w:right="100" w:firstLine="0" w:firstLineChars="0"/>
+              <w:rPr>
+                <w:rFonts w:ascii="Helvetica" w:hAnsi="Helvetica" w:eastAsia="Helvetica" w:cs="Helvetica"/>
+                <w:i w:val="false"/>
+                <w:b w:val="false"/>
+                <w:u w:val="none"/>
+                <w:sz w:val="22"/>
+                <w:szCs w:val="22"/>
+                <w:color w:val="000000"/>
+              </w:rPr>
+            </w:pPr>
+            <w:r>
+              <w:rPr>
+                <w:rFonts w:ascii="Helvetica" w:hAnsi="Helvetica" w:eastAsia="Helvetica" w:cs="Helvetica"/>
+                <w:i w:val="false"/>
+                <w:b w:val="false"/>
+                <w:u w:val="none"/>
+                <w:sz w:val="22"/>
+                <w:szCs w:val="22"/>
+                <w:color w:val="000000"/>
+              </w:rPr>
+              <w:t xml:space="preserve">170.129</w:t>
+            </w:r>
+          </w:p>
+        </w:tc>
+        <w:tc>
+          <w:tcPr>
+            <w:tcBorders>
+              <w:bottom w:val="none" w:sz="0" w:space="0" w:color="000000"/>
+              <w:top w:val="none" w:sz="0" w:space="0" w:color="000000"/>
+              <w:left w:val="none" w:sz="0" w:space="0" w:color="000000"/>
+              <w:right w:val="none" w:sz="0" w:space="0" w:color="000000"/>
+            </w:tcBorders>
+            <w:shd w:val="clear" w:color="auto" w:fill="FFFFFF"/>
+            <w:tcMar>
+              <w:top w:w="0" w:type="dxa"/>
+              <w:bottom w:w="0" w:type="dxa"/>
+              <w:left w:w="0" w:type="dxa"/>
+              <w:right w:w="0" w:type="dxa"/>
+            </w:tcMar>
+            <w:vAlign w:val="center"/>
+          </w:tcPr>
+          <w:p>
+            <w:pPr>
+              <w:pStyle w:val="Normal"/>
+              <w:jc w:val="right"/>
+              <w:pBdr>
+                <w:bottom w:val="none" w:sz="0" w:space="0" w:color="000000"/>
+                <w:top w:val="none" w:sz="0" w:space="0" w:color="000000"/>
+                <w:left w:val="none" w:sz="0" w:space="0" w:color="000000"/>
+                <w:right w:val="none" w:sz="0" w:space="0" w:color="000000"/>
+              </w:pBdr>
+              <w:spacing w:after="100" w:before="100" w:line="240"/>
+              <w:ind w:left="100" w:right="100" w:firstLine="0" w:firstLineChars="0"/>
+              <w:rPr>
+                <w:rFonts w:ascii="Helvetica" w:hAnsi="Helvetica" w:eastAsia="Helvetica" w:cs="Helvetica"/>
+                <w:i w:val="false"/>
+                <w:b w:val="false"/>
+                <w:u w:val="none"/>
+                <w:sz w:val="22"/>
+                <w:szCs w:val="22"/>
+                <w:color w:val="000000"/>
+              </w:rPr>
+            </w:pPr>
+            <w:r>
+              <w:rPr>
+                <w:rFonts w:ascii="Helvetica" w:hAnsi="Helvetica" w:eastAsia="Helvetica" w:cs="Helvetica"/>
+                <w:i w:val="false"/>
+                <w:b w:val="false"/>
+                <w:u w:val="none"/>
+                <w:sz w:val="22"/>
+                <w:szCs w:val="22"/>
+                <w:color w:val="000000"/>
+              </w:rPr>
+              <w:t xml:space="preserve">266.309</w:t>
+            </w:r>
+          </w:p>
+        </w:tc>
+        <w:tc>
+          <w:tcPr>
+            <w:tcBorders>
+              <w:bottom w:val="none" w:sz="0" w:space="0" w:color="000000"/>
+              <w:top w:val="none" w:sz="0" w:space="0" w:color="000000"/>
+              <w:left w:val="none" w:sz="0" w:space="0" w:color="000000"/>
+              <w:right w:val="none" w:sz="0" w:space="0" w:color="000000"/>
+            </w:tcBorders>
+            <w:shd w:val="clear" w:color="auto" w:fill="FFFFFF"/>
+            <w:tcMar>
+              <w:top w:w="0" w:type="dxa"/>
+              <w:bottom w:w="0" w:type="dxa"/>
+              <w:left w:w="0" w:type="dxa"/>
+              <w:right w:w="0" w:type="dxa"/>
+            </w:tcMar>
+            <w:vAlign w:val="center"/>
+          </w:tcPr>
+          <w:p>
+            <w:pPr>
+              <w:pStyle w:val="Normal"/>
+              <w:jc w:val="right"/>
+              <w:pBdr>
+                <w:bottom w:val="none" w:sz="0" w:space="0" w:color="000000"/>
+                <w:top w:val="none" w:sz="0" w:space="0" w:color="000000"/>
+                <w:left w:val="none" w:sz="0" w:space="0" w:color="000000"/>
+                <w:right w:val="none" w:sz="0" w:space="0" w:color="000000"/>
+              </w:pBdr>
+              <w:spacing w:after="100" w:before="100" w:line="240"/>
+              <w:ind w:left="100" w:right="100" w:firstLine="0" w:firstLineChars="0"/>
+              <w:rPr>
+                <w:rFonts w:ascii="Helvetica" w:hAnsi="Helvetica" w:eastAsia="Helvetica" w:cs="Helvetica"/>
+                <w:i w:val="false"/>
+                <w:b w:val="false"/>
+                <w:u w:val="none"/>
+                <w:sz w:val="22"/>
+                <w:szCs w:val="22"/>
+                <w:color w:val="000000"/>
+              </w:rPr>
+            </w:pPr>
+            <w:r>
+              <w:rPr>
+                <w:rFonts w:ascii="Helvetica" w:hAnsi="Helvetica" w:eastAsia="Helvetica" w:cs="Helvetica"/>
+                <w:i w:val="false"/>
+                <w:b w:val="false"/>
+                <w:u w:val="none"/>
+                <w:sz w:val="22"/>
+                <w:szCs w:val="22"/>
+                <w:color w:val="000000"/>
+              </w:rPr>
+              <w:t xml:space="preserve">159.898</w:t>
+            </w:r>
+          </w:p>
+        </w:tc>
+        <w:tc>
+          <w:tcPr>
+            <w:tcBorders>
+              <w:bottom w:val="none" w:sz="0" w:space="0" w:color="000000"/>
+              <w:top w:val="none" w:sz="0" w:space="0" w:color="000000"/>
+              <w:left w:val="none" w:sz="0" w:space="0" w:color="000000"/>
+              <w:right w:val="none" w:sz="0" w:space="0" w:color="000000"/>
+            </w:tcBorders>
+            <w:shd w:val="clear" w:color="auto" w:fill="FFFFFF"/>
+            <w:tcMar>
+              <w:top w:w="0" w:type="dxa"/>
+              <w:bottom w:w="0" w:type="dxa"/>
+              <w:left w:w="0" w:type="dxa"/>
+              <w:right w:w="0" w:type="dxa"/>
+            </w:tcMar>
+            <w:vAlign w:val="center"/>
+          </w:tcPr>
+          <w:p>
+            <w:pPr>
+              <w:pStyle w:val="Normal"/>
+              <w:jc w:val="right"/>
+              <w:pBdr>
+                <w:bottom w:val="none" w:sz="0" w:space="0" w:color="000000"/>
+                <w:top w:val="none" w:sz="0" w:space="0" w:color="000000"/>
+                <w:left w:val="none" w:sz="0" w:space="0" w:color="000000"/>
+                <w:right w:val="none" w:sz="0" w:space="0" w:color="000000"/>
+              </w:pBdr>
+              <w:spacing w:after="100" w:before="100" w:line="240"/>
+              <w:ind w:left="100" w:right="100" w:firstLine="0" w:firstLineChars="0"/>
+              <w:rPr>
+                <w:rFonts w:ascii="Helvetica" w:hAnsi="Helvetica" w:eastAsia="Helvetica" w:cs="Helvetica"/>
+                <w:i w:val="false"/>
+                <w:b w:val="false"/>
+                <w:u w:val="none"/>
+                <w:sz w:val="22"/>
+                <w:szCs w:val="22"/>
+                <w:color w:val="000000"/>
+              </w:rPr>
+            </w:pPr>
+            <w:r>
+              <w:rPr>
+                <w:rFonts w:ascii="Helvetica" w:hAnsi="Helvetica" w:eastAsia="Helvetica" w:cs="Helvetica"/>
+                <w:i w:val="false"/>
+                <w:b w:val="false"/>
+                <w:u w:val="none"/>
+                <w:sz w:val="22"/>
+                <w:szCs w:val="22"/>
+                <w:color w:val="000000"/>
+              </w:rPr>
+              <w:t xml:space="preserve">281.764</w:t>
+            </w:r>
+          </w:p>
+        </w:tc>
+        <w:tc>
+          <w:tcPr>
+            <w:tcBorders>
+              <w:bottom w:val="none" w:sz="0" w:space="0" w:color="000000"/>
+              <w:top w:val="none" w:sz="0" w:space="0" w:color="000000"/>
+              <w:left w:val="none" w:sz="0" w:space="0" w:color="000000"/>
+              <w:right w:val="none" w:sz="0" w:space="0" w:color="000000"/>
+            </w:tcBorders>
+            <w:shd w:val="clear" w:color="auto" w:fill="FFFFFF"/>
+            <w:tcMar>
+              <w:top w:w="0" w:type="dxa"/>
+              <w:bottom w:w="0" w:type="dxa"/>
+              <w:left w:w="0" w:type="dxa"/>
+              <w:right w:w="0" w:type="dxa"/>
+            </w:tcMar>
+            <w:vAlign w:val="center"/>
+          </w:tcPr>
+          <w:p>
+            <w:pPr>
+              <w:pStyle w:val="Normal"/>
+              <w:jc w:val="right"/>
+              <w:pBdr>
+                <w:bottom w:val="none" w:sz="0" w:space="0" w:color="000000"/>
+                <w:top w:val="none" w:sz="0" w:space="0" w:color="000000"/>
+                <w:left w:val="none" w:sz="0" w:space="0" w:color="000000"/>
+                <w:right w:val="none" w:sz="0" w:space="0" w:color="000000"/>
+              </w:pBdr>
+              <w:spacing w:after="100" w:before="100" w:line="240"/>
+              <w:ind w:left="100" w:right="100" w:firstLine="0" w:firstLineChars="0"/>
+              <w:rPr>
+                <w:rFonts w:ascii="Helvetica" w:hAnsi="Helvetica" w:eastAsia="Helvetica" w:cs="Helvetica"/>
+                <w:i w:val="false"/>
+                <w:b w:val="false"/>
+                <w:u w:val="none"/>
+                <w:sz w:val="22"/>
+                <w:szCs w:val="22"/>
+                <w:color w:val="000000"/>
+              </w:rPr>
+            </w:pPr>
+            <w:r>
+              <w:rPr>
+                <w:rFonts w:ascii="Helvetica" w:hAnsi="Helvetica" w:eastAsia="Helvetica" w:cs="Helvetica"/>
+                <w:i w:val="false"/>
+                <w:b w:val="false"/>
+                <w:u w:val="none"/>
+                <w:sz w:val="22"/>
+                <w:szCs w:val="22"/>
+                <w:color w:val="000000"/>
+              </w:rPr>
+              <w:t xml:space="preserve">0.182</w:t>
+            </w:r>
+          </w:p>
+        </w:tc>
+        <w:tc>
+          <w:tcPr>
+            <w:tcBorders>
+              <w:bottom w:val="none" w:sz="0" w:space="0" w:color="000000"/>
+              <w:top w:val="none" w:sz="0" w:space="0" w:color="000000"/>
+              <w:left w:val="none" w:sz="0" w:space="0" w:color="000000"/>
+              <w:right w:val="none" w:sz="0" w:space="0" w:color="000000"/>
+            </w:tcBorders>
+            <w:shd w:val="clear" w:color="auto" w:fill="FFFFFF"/>
+            <w:tcMar>
+              <w:top w:w="0" w:type="dxa"/>
+              <w:bottom w:w="0" w:type="dxa"/>
+              <w:left w:w="0" w:type="dxa"/>
+              <w:right w:w="0" w:type="dxa"/>
+            </w:tcMar>
+            <w:vAlign w:val="center"/>
+          </w:tcPr>
+          <w:p>
+            <w:pPr>
+              <w:pStyle w:val="Normal"/>
+              <w:jc w:val="right"/>
+              <w:pBdr>
+                <w:bottom w:val="none" w:sz="0" w:space="0" w:color="000000"/>
+                <w:top w:val="none" w:sz="0" w:space="0" w:color="000000"/>
+                <w:left w:val="none" w:sz="0" w:space="0" w:color="000000"/>
+                <w:right w:val="none" w:sz="0" w:space="0" w:color="000000"/>
+              </w:pBdr>
+              <w:spacing w:after="100" w:before="100" w:line="240"/>
+              <w:ind w:left="100" w:right="100" w:firstLine="0" w:firstLineChars="0"/>
+              <w:rPr>
+                <w:rFonts w:ascii="Helvetica" w:hAnsi="Helvetica" w:eastAsia="Helvetica" w:cs="Helvetica"/>
+                <w:i w:val="false"/>
+                <w:b w:val="false"/>
+                <w:u w:val="none"/>
+                <w:sz w:val="22"/>
+                <w:szCs w:val="22"/>
+                <w:color w:val="000000"/>
+              </w:rPr>
+            </w:pPr>
+            <w:r>
+              <w:rPr>
+                <w:rFonts w:ascii="Helvetica" w:hAnsi="Helvetica" w:eastAsia="Helvetica" w:cs="Helvetica"/>
+                <w:i w:val="false"/>
+                <w:b w:val="false"/>
+                <w:u w:val="none"/>
+                <w:sz w:val="22"/>
+                <w:szCs w:val="22"/>
+                <w:color w:val="000000"/>
+              </w:rPr>
+              <w:t xml:space="preserve">-0.064</w:t>
+            </w:r>
+          </w:p>
+        </w:tc>
+        <w:tc>
+          <w:tcPr>
+            <w:tcBorders>
+              <w:bottom w:val="none" w:sz="0" w:space="0" w:color="000000"/>
+              <w:top w:val="none" w:sz="0" w:space="0" w:color="000000"/>
+              <w:left w:val="none" w:sz="0" w:space="0" w:color="000000"/>
+              <w:right w:val="none" w:sz="0" w:space="0" w:color="000000"/>
+            </w:tcBorders>
+            <w:shd w:val="clear" w:color="auto" w:fill="FFFFFF"/>
+            <w:tcMar>
+              <w:top w:w="0" w:type="dxa"/>
+              <w:bottom w:w="0" w:type="dxa"/>
+              <w:left w:w="0" w:type="dxa"/>
+              <w:right w:w="0" w:type="dxa"/>
+            </w:tcMar>
+            <w:vAlign w:val="center"/>
+          </w:tcPr>
+          <w:p>
+            <w:pPr>
+              <w:pStyle w:val="Normal"/>
+              <w:jc w:val="right"/>
+              <w:pBdr>
+                <w:bottom w:val="none" w:sz="0" w:space="0" w:color="000000"/>
+                <w:top w:val="none" w:sz="0" w:space="0" w:color="000000"/>
+                <w:left w:val="none" w:sz="0" w:space="0" w:color="000000"/>
+                <w:right w:val="none" w:sz="0" w:space="0" w:color="000000"/>
+              </w:pBdr>
+              <w:spacing w:after="100" w:before="100" w:line="240"/>
+              <w:ind w:left="100" w:right="100" w:firstLine="0" w:firstLineChars="0"/>
+              <w:rPr>
+                <w:rFonts w:ascii="Helvetica" w:hAnsi="Helvetica" w:eastAsia="Helvetica" w:cs="Helvetica"/>
+                <w:i w:val="false"/>
+                <w:b w:val="false"/>
+                <w:u w:val="none"/>
+                <w:sz w:val="22"/>
+                <w:szCs w:val="22"/>
+                <w:color w:val="000000"/>
+              </w:rPr>
+            </w:pPr>
+            <w:r>
+              <w:rPr>
+                <w:rFonts w:ascii="Helvetica" w:hAnsi="Helvetica" w:eastAsia="Helvetica" w:cs="Helvetica"/>
+                <w:i w:val="false"/>
+                <w:b w:val="false"/>
+                <w:u w:val="none"/>
+                <w:sz w:val="22"/>
+                <w:szCs w:val="22"/>
+                <w:color w:val="000000"/>
+              </w:rPr>
+              <w:t xml:space="preserve">0.055</w:t>
+            </w:r>
+          </w:p>
+        </w:tc>
+        <w:tc>
+          <w:tcPr>
+            <w:tcBorders>
+              <w:bottom w:val="none" w:sz="0" w:space="0" w:color="000000"/>
+              <w:top w:val="none" w:sz="0" w:space="0" w:color="000000"/>
+              <w:left w:val="none" w:sz="0" w:space="0" w:color="000000"/>
+              <w:right w:val="none" w:sz="0" w:space="0" w:color="000000"/>
+            </w:tcBorders>
+            <w:shd w:val="clear" w:color="auto" w:fill="FFFFFF"/>
+            <w:tcMar>
+              <w:top w:w="0" w:type="dxa"/>
+              <w:bottom w:w="0" w:type="dxa"/>
+              <w:left w:w="0" w:type="dxa"/>
+              <w:right w:w="0" w:type="dxa"/>
+            </w:tcMar>
+            <w:vAlign w:val="center"/>
+          </w:tcPr>
+          <w:p>
+            <w:pPr>
+              <w:pStyle w:val="Normal"/>
+              <w:jc w:val="left"/>
+              <w:pBdr>
+                <w:bottom w:val="none" w:sz="0" w:space="0" w:color="000000"/>
+                <w:top w:val="none" w:sz="0" w:space="0" w:color="000000"/>
+                <w:left w:val="none" w:sz="0" w:space="0" w:color="000000"/>
+                <w:right w:val="none" w:sz="0" w:space="0" w:color="000000"/>
+              </w:pBdr>
+              <w:spacing w:after="100" w:before="100" w:line="240"/>
+              <w:ind w:left="100" w:right="100" w:firstLine="0" w:firstLineChars="0"/>
+              <w:rPr>
+                <w:rFonts w:ascii="Helvetica" w:hAnsi="Helvetica" w:eastAsia="Helvetica" w:cs="Helvetica"/>
+                <w:i w:val="false"/>
+                <w:b w:val="false"/>
+                <w:u w:val="none"/>
+                <w:sz w:val="22"/>
+                <w:szCs w:val="22"/>
+                <w:color w:val="000000"/>
+              </w:rPr>
+            </w:pPr>
+            <w:r>
+              <w:rPr>
+                <w:rFonts w:ascii="Helvetica" w:hAnsi="Helvetica" w:eastAsia="Helvetica" w:cs="Helvetica"/>
+                <w:i w:val="false"/>
+                <w:b w:val="false"/>
+                <w:u w:val="none"/>
+                <w:sz w:val="22"/>
+                <w:szCs w:val="22"/>
+                <w:color w:val="000000"/>
+              </w:rPr>
+              <w:t xml:space="preserve">nocomp</w:t>
+            </w:r>
+          </w:p>
+        </w:tc>
+      </w:tr>
+      <w:tr>
+        <w:trPr>
+          <w:trHeight w:val="619" w:hRule="auto"/>
+        </w:trPr>
+        body16
+        <w:tc>
+          <w:tcPr>
+            <w:vMerge/>
+            <w:tcBorders>
+              <w:bottom w:val="none" w:sz="0" w:space="0" w:color="000000"/>
+              <w:top w:val="none" w:sz="0" w:space="0" w:color="000000"/>
+              <w:left w:val="none" w:sz="0" w:space="0" w:color="000000"/>
+              <w:right w:val="none" w:sz="0" w:space="0" w:color="000000"/>
+            </w:tcBorders>
+            <w:shd w:val="clear" w:color="auto" w:fill="FFFFFF"/>
+            <w:tcMar>
+              <w:top w:w="0" w:type="dxa"/>
+              <w:bottom w:w="0" w:type="dxa"/>
+              <w:left w:w="0" w:type="dxa"/>
+              <w:right w:w="0" w:type="dxa"/>
+            </w:tcMar>
+            <w:vAlign w:val="top"/>
+          </w:tcPr>
+          <w:p>
+            <w:pPr>
+              <w:pStyle w:val="Normal"/>
+              <w:jc w:val="left"/>
+              <w:pBdr>
+                <w:bottom w:val="none" w:sz="0" w:space="0" w:color="000000"/>
+                <w:top w:val="none" w:sz="0" w:space="0" w:color="000000"/>
+                <w:left w:val="none" w:sz="0" w:space="0" w:color="000000"/>
+                <w:right w:val="none" w:sz="0" w:space="0" w:color="000000"/>
+              </w:pBdr>
+              <w:spacing w:after="100" w:before="100" w:line="240"/>
+              <w:ind w:left="100" w:right="100" w:firstLine="0" w:firstLineChars="0"/>
+              <w:rPr>
+                <w:rFonts w:ascii="Helvetica" w:hAnsi="Helvetica" w:eastAsia="Helvetica" w:cs="Helvetica"/>
+                <w:i w:val="false"/>
+                <w:b w:val="false"/>
+                <w:u w:val="none"/>
+                <w:sz w:val="22"/>
+                <w:szCs w:val="22"/>
+                <w:color w:val="000000"/>
+              </w:rPr>
+            </w:pPr>
+          </w:p>
+        </w:tc>
+        <w:tc>
+          <w:tcPr>
+            <w:tcBorders>
+              <w:bottom w:val="none" w:sz="0" w:space="0" w:color="000000"/>
+              <w:top w:val="none" w:sz="0" w:space="0" w:color="000000"/>
+              <w:left w:val="none" w:sz="0" w:space="0" w:color="000000"/>
+              <w:right w:val="none" w:sz="0" w:space="0" w:color="000000"/>
+            </w:tcBorders>
+            <w:shd w:val="clear" w:color="auto" w:fill="FFFFFF"/>
+            <w:tcMar>
+              <w:top w:w="0" w:type="dxa"/>
+              <w:bottom w:w="0" w:type="dxa"/>
+              <w:left w:w="0" w:type="dxa"/>
+              <w:right w:w="0" w:type="dxa"/>
+            </w:tcMar>
+            <w:vAlign w:val="center"/>
+          </w:tcPr>
+          <w:p>
+            <w:pPr>
+              <w:pStyle w:val="Normal"/>
+              <w:jc w:val="left"/>
+              <w:pBdr>
+                <w:bottom w:val="none" w:sz="0" w:space="0" w:color="000000"/>
+                <w:top w:val="none" w:sz="0" w:space="0" w:color="000000"/>
+                <w:left w:val="none" w:sz="0" w:space="0" w:color="000000"/>
+                <w:right w:val="none" w:sz="0" w:space="0" w:color="000000"/>
+              </w:pBdr>
+              <w:spacing w:after="100" w:before="100" w:line="240"/>
+              <w:ind w:left="100" w:right="100" w:firstLine="0" w:firstLineChars="0"/>
+              <w:rPr>
+                <w:rFonts w:ascii="Helvetica" w:hAnsi="Helvetica" w:eastAsia="Helvetica" w:cs="Helvetica"/>
+                <w:i w:val="false"/>
+                <w:b w:val="false"/>
+                <w:u w:val="none"/>
+                <w:sz w:val="22"/>
+                <w:szCs w:val="22"/>
+                <w:color w:val="000000"/>
+              </w:rPr>
+            </w:pPr>
+            <w:r>
+              <w:rPr>
+                <w:rFonts w:ascii="Helvetica" w:hAnsi="Helvetica" w:eastAsia="Helvetica" w:cs="Helvetica"/>
+                <w:i w:val="false"/>
+                <w:b w:val="false"/>
+                <w:u w:val="none"/>
+                <w:sz w:val="22"/>
+                <w:szCs w:val="22"/>
+                <w:color w:val="000000"/>
+              </w:rPr>
+              <w:t xml:space="preserve">fit_fecundity_nogene_draws.rds</w:t>
+            </w:r>
+          </w:p>
+        </w:tc>
+        <w:tc>
+          <w:tcPr>
+            <w:tcBorders>
+              <w:bottom w:val="none" w:sz="0" w:space="0" w:color="000000"/>
+              <w:top w:val="none" w:sz="0" w:space="0" w:color="000000"/>
+              <w:left w:val="none" w:sz="0" w:space="0" w:color="000000"/>
+              <w:right w:val="none" w:sz="0" w:space="0" w:color="000000"/>
+            </w:tcBorders>
+            <w:shd w:val="clear" w:color="auto" w:fill="FFFFFF"/>
+            <w:tcMar>
+              <w:top w:w="0" w:type="dxa"/>
+              <w:bottom w:w="0" w:type="dxa"/>
+              <w:left w:w="0" w:type="dxa"/>
+              <w:right w:w="0" w:type="dxa"/>
+            </w:tcMar>
+            <w:vAlign w:val="center"/>
+          </w:tcPr>
+          <w:p>
+            <w:pPr>
+              <w:pStyle w:val="Normal"/>
+              <w:jc w:val="right"/>
+              <w:pBdr>
+                <w:bottom w:val="none" w:sz="0" w:space="0" w:color="000000"/>
+                <w:top w:val="none" w:sz="0" w:space="0" w:color="000000"/>
+                <w:left w:val="none" w:sz="0" w:space="0" w:color="000000"/>
+                <w:right w:val="none" w:sz="0" w:space="0" w:color="000000"/>
+              </w:pBdr>
+              <w:spacing w:after="100" w:before="100" w:line="240"/>
+              <w:ind w:left="100" w:right="100" w:firstLine="0" w:firstLineChars="0"/>
+              <w:rPr>
+                <w:rFonts w:ascii="Helvetica" w:hAnsi="Helvetica" w:eastAsia="Helvetica" w:cs="Helvetica"/>
+                <w:i w:val="false"/>
+                <w:b w:val="false"/>
+                <w:u w:val="none"/>
+                <w:sz w:val="22"/>
+                <w:szCs w:val="22"/>
+                <w:color w:val="000000"/>
+              </w:rPr>
+            </w:pPr>
+            <w:r>
+              <w:rPr>
+                <w:rFonts w:ascii="Helvetica" w:hAnsi="Helvetica" w:eastAsia="Helvetica" w:cs="Helvetica"/>
+                <w:i w:val="false"/>
+                <w:b w:val="false"/>
+                <w:u w:val="none"/>
+                <w:sz w:val="22"/>
+                <w:szCs w:val="22"/>
+                <w:color w:val="000000"/>
+              </w:rPr>
+              <w:t xml:space="preserve">103.176</w:t>
+            </w:r>
+          </w:p>
+        </w:tc>
+        <w:tc>
+          <w:tcPr>
+            <w:tcBorders>
+              <w:bottom w:val="none" w:sz="0" w:space="0" w:color="000000"/>
+              <w:top w:val="none" w:sz="0" w:space="0" w:color="000000"/>
+              <w:left w:val="none" w:sz="0" w:space="0" w:color="000000"/>
+              <w:right w:val="none" w:sz="0" w:space="0" w:color="000000"/>
+            </w:tcBorders>
+            <w:shd w:val="clear" w:color="auto" w:fill="FFFFFF"/>
+            <w:tcMar>
+              <w:top w:w="0" w:type="dxa"/>
+              <w:bottom w:w="0" w:type="dxa"/>
+              <w:left w:w="0" w:type="dxa"/>
+              <w:right w:w="0" w:type="dxa"/>
+            </w:tcMar>
+            <w:vAlign w:val="center"/>
+          </w:tcPr>
+          <w:p>
+            <w:pPr>
+              <w:pStyle w:val="Normal"/>
+              <w:jc w:val="right"/>
+              <w:pBdr>
+                <w:bottom w:val="none" w:sz="0" w:space="0" w:color="000000"/>
+                <w:top w:val="none" w:sz="0" w:space="0" w:color="000000"/>
+                <w:left w:val="none" w:sz="0" w:space="0" w:color="000000"/>
+                <w:right w:val="none" w:sz="0" w:space="0" w:color="000000"/>
+              </w:pBdr>
+              <w:spacing w:after="100" w:before="100" w:line="240"/>
+              <w:ind w:left="100" w:right="100" w:firstLine="0" w:firstLineChars="0"/>
+              <w:rPr>
+                <w:rFonts w:ascii="Helvetica" w:hAnsi="Helvetica" w:eastAsia="Helvetica" w:cs="Helvetica"/>
+                <w:i w:val="false"/>
+                <w:b w:val="false"/>
+                <w:u w:val="none"/>
+                <w:sz w:val="22"/>
+                <w:szCs w:val="22"/>
+                <w:color w:val="000000"/>
+              </w:rPr>
+            </w:pPr>
+            <w:r>
+              <w:rPr>
+                <w:rFonts w:ascii="Helvetica" w:hAnsi="Helvetica" w:eastAsia="Helvetica" w:cs="Helvetica"/>
+                <w:i w:val="false"/>
+                <w:b w:val="false"/>
+                <w:u w:val="none"/>
+                <w:sz w:val="22"/>
+                <w:szCs w:val="22"/>
+                <w:color w:val="000000"/>
+              </w:rPr>
+              <w:t xml:space="preserve">166.864</w:t>
+            </w:r>
+          </w:p>
+        </w:tc>
+        <w:tc>
+          <w:tcPr>
+            <w:tcBorders>
+              <w:bottom w:val="none" w:sz="0" w:space="0" w:color="000000"/>
+              <w:top w:val="none" w:sz="0" w:space="0" w:color="000000"/>
+              <w:left w:val="none" w:sz="0" w:space="0" w:color="000000"/>
+              <w:right w:val="none" w:sz="0" w:space="0" w:color="000000"/>
+            </w:tcBorders>
+            <w:shd w:val="clear" w:color="auto" w:fill="FFFFFF"/>
+            <w:tcMar>
+              <w:top w:w="0" w:type="dxa"/>
+              <w:bottom w:w="0" w:type="dxa"/>
+              <w:left w:w="0" w:type="dxa"/>
+              <w:right w:w="0" w:type="dxa"/>
+            </w:tcMar>
+            <w:vAlign w:val="center"/>
+          </w:tcPr>
+          <w:p>
+            <w:pPr>
+              <w:pStyle w:val="Normal"/>
+              <w:jc w:val="right"/>
+              <w:pBdr>
+                <w:bottom w:val="none" w:sz="0" w:space="0" w:color="000000"/>
+                <w:top w:val="none" w:sz="0" w:space="0" w:color="000000"/>
+                <w:left w:val="none" w:sz="0" w:space="0" w:color="000000"/>
+                <w:right w:val="none" w:sz="0" w:space="0" w:color="000000"/>
+              </w:pBdr>
+              <w:spacing w:after="100" w:before="100" w:line="240"/>
+              <w:ind w:left="100" w:right="100" w:firstLine="0" w:firstLineChars="0"/>
+              <w:rPr>
+                <w:rFonts w:ascii="Helvetica" w:hAnsi="Helvetica" w:eastAsia="Helvetica" w:cs="Helvetica"/>
+                <w:i w:val="false"/>
+                <w:b w:val="false"/>
+                <w:u w:val="none"/>
+                <w:sz w:val="22"/>
+                <w:szCs w:val="22"/>
+                <w:color w:val="000000"/>
+              </w:rPr>
+            </w:pPr>
+            <w:r>
+              <w:rPr>
+                <w:rFonts w:ascii="Helvetica" w:hAnsi="Helvetica" w:eastAsia="Helvetica" w:cs="Helvetica"/>
+                <w:i w:val="false"/>
+                <w:b w:val="false"/>
+                <w:u w:val="none"/>
+                <w:sz w:val="22"/>
+                <w:szCs w:val="22"/>
+                <w:color w:val="000000"/>
+              </w:rPr>
+              <w:t xml:space="preserve">263.864</w:t>
+            </w:r>
+          </w:p>
+        </w:tc>
+        <w:tc>
+          <w:tcPr>
+            <w:tcBorders>
+              <w:bottom w:val="none" w:sz="0" w:space="0" w:color="000000"/>
+              <w:top w:val="none" w:sz="0" w:space="0" w:color="000000"/>
+              <w:left w:val="none" w:sz="0" w:space="0" w:color="000000"/>
+              <w:right w:val="none" w:sz="0" w:space="0" w:color="000000"/>
+            </w:tcBorders>
+            <w:shd w:val="clear" w:color="auto" w:fill="FFFFFF"/>
+            <w:tcMar>
+              <w:top w:w="0" w:type="dxa"/>
+              <w:bottom w:w="0" w:type="dxa"/>
+              <w:left w:w="0" w:type="dxa"/>
+              <w:right w:w="0" w:type="dxa"/>
+            </w:tcMar>
+            <w:vAlign w:val="center"/>
+          </w:tcPr>
+          <w:p>
+            <w:pPr>
+              <w:pStyle w:val="Normal"/>
+              <w:jc w:val="right"/>
+              <w:pBdr>
+                <w:bottom w:val="none" w:sz="0" w:space="0" w:color="000000"/>
+                <w:top w:val="none" w:sz="0" w:space="0" w:color="000000"/>
+                <w:left w:val="none" w:sz="0" w:space="0" w:color="000000"/>
+                <w:right w:val="none" w:sz="0" w:space="0" w:color="000000"/>
+              </w:pBdr>
+              <w:spacing w:after="100" w:before="100" w:line="240"/>
+              <w:ind w:left="100" w:right="100" w:firstLine="0" w:firstLineChars="0"/>
+              <w:rPr>
+                <w:rFonts w:ascii="Helvetica" w:hAnsi="Helvetica" w:eastAsia="Helvetica" w:cs="Helvetica"/>
+                <w:i w:val="false"/>
+                <w:b w:val="false"/>
+                <w:u w:val="none"/>
+                <w:sz w:val="22"/>
+                <w:szCs w:val="22"/>
+                <w:color w:val="000000"/>
+              </w:rPr>
+            </w:pPr>
+            <w:r>
+              <w:rPr>
+                <w:rFonts w:ascii="Helvetica" w:hAnsi="Helvetica" w:eastAsia="Helvetica" w:cs="Helvetica"/>
+                <w:i w:val="false"/>
+                <w:b w:val="false"/>
+                <w:u w:val="none"/>
+                <w:sz w:val="22"/>
+                <w:szCs w:val="22"/>
+                <w:color w:val="000000"/>
+              </w:rPr>
+              <w:t xml:space="preserve">159.898</w:t>
+            </w:r>
+          </w:p>
+        </w:tc>
+        <w:tc>
+          <w:tcPr>
+            <w:tcBorders>
+              <w:bottom w:val="none" w:sz="0" w:space="0" w:color="000000"/>
+              <w:top w:val="none" w:sz="0" w:space="0" w:color="000000"/>
+              <w:left w:val="none" w:sz="0" w:space="0" w:color="000000"/>
+              <w:right w:val="none" w:sz="0" w:space="0" w:color="000000"/>
+            </w:tcBorders>
+            <w:shd w:val="clear" w:color="auto" w:fill="FFFFFF"/>
+            <w:tcMar>
+              <w:top w:w="0" w:type="dxa"/>
+              <w:bottom w:w="0" w:type="dxa"/>
+              <w:left w:w="0" w:type="dxa"/>
+              <w:right w:w="0" w:type="dxa"/>
+            </w:tcMar>
+            <w:vAlign w:val="center"/>
+          </w:tcPr>
+          <w:p>
+            <w:pPr>
+              <w:pStyle w:val="Normal"/>
+              <w:jc w:val="right"/>
+              <w:pBdr>
+                <w:bottom w:val="none" w:sz="0" w:space="0" w:color="000000"/>
+                <w:top w:val="none" w:sz="0" w:space="0" w:color="000000"/>
+                <w:left w:val="none" w:sz="0" w:space="0" w:color="000000"/>
+                <w:right w:val="none" w:sz="0" w:space="0" w:color="000000"/>
+              </w:pBdr>
+              <w:spacing w:after="100" w:before="100" w:line="240"/>
+              <w:ind w:left="100" w:right="100" w:firstLine="0" w:firstLineChars="0"/>
+              <w:rPr>
+                <w:rFonts w:ascii="Helvetica" w:hAnsi="Helvetica" w:eastAsia="Helvetica" w:cs="Helvetica"/>
+                <w:i w:val="false"/>
+                <w:b w:val="false"/>
+                <w:u w:val="none"/>
+                <w:sz w:val="22"/>
+                <w:szCs w:val="22"/>
+                <w:color w:val="000000"/>
+              </w:rPr>
+            </w:pPr>
+            <w:r>
+              <w:rPr>
+                <w:rFonts w:ascii="Helvetica" w:hAnsi="Helvetica" w:eastAsia="Helvetica" w:cs="Helvetica"/>
+                <w:i w:val="false"/>
+                <w:b w:val="false"/>
+                <w:u w:val="none"/>
+                <w:sz w:val="22"/>
+                <w:szCs w:val="22"/>
+                <w:color w:val="000000"/>
+              </w:rPr>
+              <w:t xml:space="preserve">281.764</w:t>
+            </w:r>
+          </w:p>
+        </w:tc>
+        <w:tc>
+          <w:tcPr>
+            <w:tcBorders>
+              <w:bottom w:val="none" w:sz="0" w:space="0" w:color="000000"/>
+              <w:top w:val="none" w:sz="0" w:space="0" w:color="000000"/>
+              <w:left w:val="none" w:sz="0" w:space="0" w:color="000000"/>
+              <w:right w:val="none" w:sz="0" w:space="0" w:color="000000"/>
+            </w:tcBorders>
+            <w:shd w:val="clear" w:color="auto" w:fill="FFFFFF"/>
+            <w:tcMar>
+              <w:top w:w="0" w:type="dxa"/>
+              <w:bottom w:w="0" w:type="dxa"/>
+              <w:left w:w="0" w:type="dxa"/>
+              <w:right w:w="0" w:type="dxa"/>
+            </w:tcMar>
+            <w:vAlign w:val="center"/>
+          </w:tcPr>
+          <w:p>
+            <w:pPr>
+              <w:pStyle w:val="Normal"/>
+              <w:jc w:val="right"/>
+              <w:pBdr>
+                <w:bottom w:val="none" w:sz="0" w:space="0" w:color="000000"/>
+                <w:top w:val="none" w:sz="0" w:space="0" w:color="000000"/>
+                <w:left w:val="none" w:sz="0" w:space="0" w:color="000000"/>
+                <w:right w:val="none" w:sz="0" w:space="0" w:color="000000"/>
+              </w:pBdr>
+              <w:spacing w:after="100" w:before="100" w:line="240"/>
+              <w:ind w:left="100" w:right="100" w:firstLine="0" w:firstLineChars="0"/>
+              <w:rPr>
+                <w:rFonts w:ascii="Helvetica" w:hAnsi="Helvetica" w:eastAsia="Helvetica" w:cs="Helvetica"/>
+                <w:i w:val="false"/>
+                <w:b w:val="false"/>
+                <w:u w:val="none"/>
+                <w:sz w:val="22"/>
+                <w:szCs w:val="22"/>
+                <w:color w:val="000000"/>
+              </w:rPr>
+            </w:pPr>
+            <w:r>
+              <w:rPr>
+                <w:rFonts w:ascii="Helvetica" w:hAnsi="Helvetica" w:eastAsia="Helvetica" w:cs="Helvetica"/>
+                <w:i w:val="false"/>
+                <w:b w:val="false"/>
+                <w:u w:val="none"/>
+                <w:sz w:val="22"/>
+                <w:szCs w:val="22"/>
+                <w:color w:val="000000"/>
+              </w:rPr>
+              <w:t xml:space="preserve">0.355</w:t>
+            </w:r>
+          </w:p>
+        </w:tc>
+        <w:tc>
+          <w:tcPr>
+            <w:tcBorders>
+              <w:bottom w:val="none" w:sz="0" w:space="0" w:color="000000"/>
+              <w:top w:val="none" w:sz="0" w:space="0" w:color="000000"/>
+              <w:left w:val="none" w:sz="0" w:space="0" w:color="000000"/>
+              <w:right w:val="none" w:sz="0" w:space="0" w:color="000000"/>
+            </w:tcBorders>
+            <w:shd w:val="clear" w:color="auto" w:fill="FFFFFF"/>
+            <w:tcMar>
+              <w:top w:w="0" w:type="dxa"/>
+              <w:bottom w:w="0" w:type="dxa"/>
+              <w:left w:w="0" w:type="dxa"/>
+              <w:right w:w="0" w:type="dxa"/>
+            </w:tcMar>
+            <w:vAlign w:val="center"/>
+          </w:tcPr>
+          <w:p>
+            <w:pPr>
+              <w:pStyle w:val="Normal"/>
+              <w:jc w:val="right"/>
+              <w:pBdr>
+                <w:bottom w:val="none" w:sz="0" w:space="0" w:color="000000"/>
+                <w:top w:val="none" w:sz="0" w:space="0" w:color="000000"/>
+                <w:left w:val="none" w:sz="0" w:space="0" w:color="000000"/>
+                <w:right w:val="none" w:sz="0" w:space="0" w:color="000000"/>
+              </w:pBdr>
+              <w:spacing w:after="100" w:before="100" w:line="240"/>
+              <w:ind w:left="100" w:right="100" w:firstLine="0" w:firstLineChars="0"/>
+              <w:rPr>
+                <w:rFonts w:ascii="Helvetica" w:hAnsi="Helvetica" w:eastAsia="Helvetica" w:cs="Helvetica"/>
+                <w:i w:val="false"/>
+                <w:b w:val="false"/>
+                <w:u w:val="none"/>
+                <w:sz w:val="22"/>
+                <w:szCs w:val="22"/>
+                <w:color w:val="000000"/>
+              </w:rPr>
+            </w:pPr>
+            <w:r>
+              <w:rPr>
+                <w:rFonts w:ascii="Helvetica" w:hAnsi="Helvetica" w:eastAsia="Helvetica" w:cs="Helvetica"/>
+                <w:i w:val="false"/>
+                <w:b w:val="false"/>
+                <w:u w:val="none"/>
+                <w:sz w:val="22"/>
+                <w:szCs w:val="22"/>
+                <w:color w:val="000000"/>
+              </w:rPr>
+              <w:t xml:space="preserve">-0.044</w:t>
+            </w:r>
+          </w:p>
+        </w:tc>
+        <w:tc>
+          <w:tcPr>
+            <w:tcBorders>
+              <w:bottom w:val="none" w:sz="0" w:space="0" w:color="000000"/>
+              <w:top w:val="none" w:sz="0" w:space="0" w:color="000000"/>
+              <w:left w:val="none" w:sz="0" w:space="0" w:color="000000"/>
+              <w:right w:val="none" w:sz="0" w:space="0" w:color="000000"/>
+            </w:tcBorders>
+            <w:shd w:val="clear" w:color="auto" w:fill="FFFFFF"/>
+            <w:tcMar>
+              <w:top w:w="0" w:type="dxa"/>
+              <w:bottom w:w="0" w:type="dxa"/>
+              <w:left w:w="0" w:type="dxa"/>
+              <w:right w:w="0" w:type="dxa"/>
+            </w:tcMar>
+            <w:vAlign w:val="center"/>
+          </w:tcPr>
+          <w:p>
+            <w:pPr>
+              <w:pStyle w:val="Normal"/>
+              <w:jc w:val="right"/>
+              <w:pBdr>
+                <w:bottom w:val="none" w:sz="0" w:space="0" w:color="000000"/>
+                <w:top w:val="none" w:sz="0" w:space="0" w:color="000000"/>
+                <w:left w:val="none" w:sz="0" w:space="0" w:color="000000"/>
+                <w:right w:val="none" w:sz="0" w:space="0" w:color="000000"/>
+              </w:pBdr>
+              <w:spacing w:after="100" w:before="100" w:line="240"/>
+              <w:ind w:left="100" w:right="100" w:firstLine="0" w:firstLineChars="0"/>
+              <w:rPr>
+                <w:rFonts w:ascii="Helvetica" w:hAnsi="Helvetica" w:eastAsia="Helvetica" w:cs="Helvetica"/>
+                <w:i w:val="false"/>
+                <w:b w:val="false"/>
+                <w:u w:val="none"/>
+                <w:sz w:val="22"/>
+                <w:szCs w:val="22"/>
+                <w:color w:val="000000"/>
+              </w:rPr>
+            </w:pPr>
+            <w:r>
+              <w:rPr>
+                <w:rFonts w:ascii="Helvetica" w:hAnsi="Helvetica" w:eastAsia="Helvetica" w:cs="Helvetica"/>
+                <w:i w:val="false"/>
+                <w:b w:val="false"/>
+                <w:u w:val="none"/>
+                <w:sz w:val="22"/>
+                <w:szCs w:val="22"/>
+                <w:color w:val="000000"/>
+              </w:rPr>
+              <w:t xml:space="preserve">0.064</w:t>
+            </w:r>
+          </w:p>
+        </w:tc>
+        <w:tc>
+          <w:tcPr>
+            <w:tcBorders>
+              <w:bottom w:val="none" w:sz="0" w:space="0" w:color="000000"/>
+              <w:top w:val="none" w:sz="0" w:space="0" w:color="000000"/>
+              <w:left w:val="none" w:sz="0" w:space="0" w:color="000000"/>
+              <w:right w:val="none" w:sz="0" w:space="0" w:color="000000"/>
+            </w:tcBorders>
+            <w:shd w:val="clear" w:color="auto" w:fill="FFFFFF"/>
+            <w:tcMar>
+              <w:top w:w="0" w:type="dxa"/>
+              <w:bottom w:w="0" w:type="dxa"/>
+              <w:left w:w="0" w:type="dxa"/>
+              <w:right w:w="0" w:type="dxa"/>
+            </w:tcMar>
+            <w:vAlign w:val="center"/>
+          </w:tcPr>
+          <w:p>
+            <w:pPr>
+              <w:pStyle w:val="Normal"/>
+              <w:jc w:val="left"/>
+              <w:pBdr>
+                <w:bottom w:val="none" w:sz="0" w:space="0" w:color="000000"/>
+                <w:top w:val="none" w:sz="0" w:space="0" w:color="000000"/>
+                <w:left w:val="none" w:sz="0" w:space="0" w:color="000000"/>
+                <w:right w:val="none" w:sz="0" w:space="0" w:color="000000"/>
+              </w:pBdr>
+              <w:spacing w:after="100" w:before="100" w:line="240"/>
+              <w:ind w:left="100" w:right="100" w:firstLine="0" w:firstLineChars="0"/>
+              <w:rPr>
+                <w:rFonts w:ascii="Helvetica" w:hAnsi="Helvetica" w:eastAsia="Helvetica" w:cs="Helvetica"/>
+                <w:i w:val="false"/>
+                <w:b w:val="false"/>
+                <w:u w:val="none"/>
+                <w:sz w:val="22"/>
+                <w:szCs w:val="22"/>
+                <w:color w:val="000000"/>
+              </w:rPr>
+            </w:pPr>
+            <w:r>
+              <w:rPr>
+                <w:rFonts w:ascii="Helvetica" w:hAnsi="Helvetica" w:eastAsia="Helvetica" w:cs="Helvetica"/>
+                <w:i w:val="false"/>
+                <w:b w:val="false"/>
+                <w:u w:val="none"/>
+                <w:sz w:val="22"/>
+                <w:szCs w:val="22"/>
+                <w:color w:val="000000"/>
+              </w:rPr>
+              <w:t xml:space="preserve">nogene</w:t>
+            </w:r>
+          </w:p>
+        </w:tc>
+      </w:tr>
+      <w:tr>
+        <w:trPr>
+          <w:trHeight w:val="618" w:hRule="auto"/>
+        </w:trPr>
+        body17
+        <w:tc>
+          <w:tcPr>
+            <w:vMerge/>
+            <w:tcBorders>
+              <w:bottom w:val="none" w:sz="0" w:space="0" w:color="000000"/>
+              <w:top w:val="none" w:sz="0" w:space="0" w:color="000000"/>
+              <w:left w:val="none" w:sz="0" w:space="0" w:color="000000"/>
+              <w:right w:val="none" w:sz="0" w:space="0" w:color="000000"/>
+            </w:tcBorders>
+            <w:shd w:val="clear" w:color="auto" w:fill="FFFFFF"/>
+            <w:tcMar>
+              <w:top w:w="0" w:type="dxa"/>
+              <w:bottom w:w="0" w:type="dxa"/>
+              <w:left w:w="0" w:type="dxa"/>
+              <w:right w:w="0" w:type="dxa"/>
+            </w:tcMar>
+            <w:vAlign w:val="top"/>
+          </w:tcPr>
+          <w:p>
+            <w:pPr>
+              <w:pStyle w:val="Normal"/>
+              <w:jc w:val="left"/>
+              <w:pBdr>
+                <w:bottom w:val="none" w:sz="0" w:space="0" w:color="000000"/>
+                <w:top w:val="none" w:sz="0" w:space="0" w:color="000000"/>
+                <w:left w:val="none" w:sz="0" w:space="0" w:color="000000"/>
+                <w:right w:val="none" w:sz="0" w:space="0" w:color="000000"/>
+              </w:pBdr>
+              <w:spacing w:after="100" w:before="100" w:line="240"/>
+              <w:ind w:left="100" w:right="100" w:firstLine="0" w:firstLineChars="0"/>
+              <w:rPr>
+                <w:rFonts w:ascii="Helvetica" w:hAnsi="Helvetica" w:eastAsia="Helvetica" w:cs="Helvetica"/>
+                <w:i w:val="false"/>
+                <w:b w:val="false"/>
+                <w:u w:val="none"/>
+                <w:sz w:val="22"/>
+                <w:szCs w:val="22"/>
+                <w:color w:val="000000"/>
+              </w:rPr>
+            </w:pPr>
+          </w:p>
+        </w:tc>
+        <w:tc>
+          <w:tcPr>
+            <w:tcBorders>
+              <w:bottom w:val="none" w:sz="0" w:space="0" w:color="000000"/>
+              <w:top w:val="none" w:sz="0" w:space="0" w:color="000000"/>
+              <w:left w:val="none" w:sz="0" w:space="0" w:color="000000"/>
+              <w:right w:val="none" w:sz="0" w:space="0" w:color="000000"/>
+            </w:tcBorders>
+            <w:shd w:val="clear" w:color="auto" w:fill="FFFFFF"/>
+            <w:tcMar>
+              <w:top w:w="0" w:type="dxa"/>
+              <w:bottom w:w="0" w:type="dxa"/>
+              <w:left w:w="0" w:type="dxa"/>
+              <w:right w:w="0" w:type="dxa"/>
+            </w:tcMar>
+            <w:vAlign w:val="center"/>
+          </w:tcPr>
+          <w:p>
+            <w:pPr>
+              <w:pStyle w:val="Normal"/>
+              <w:jc w:val="left"/>
+              <w:pBdr>
+                <w:bottom w:val="none" w:sz="0" w:space="0" w:color="000000"/>
+                <w:top w:val="none" w:sz="0" w:space="0" w:color="000000"/>
+                <w:left w:val="none" w:sz="0" w:space="0" w:color="000000"/>
+                <w:right w:val="none" w:sz="0" w:space="0" w:color="000000"/>
+              </w:pBdr>
+              <w:spacing w:after="100" w:before="100" w:line="240"/>
+              <w:ind w:left="100" w:right="100" w:firstLine="0" w:firstLineChars="0"/>
+              <w:rPr>
+                <w:rFonts w:ascii="Helvetica" w:hAnsi="Helvetica" w:eastAsia="Helvetica" w:cs="Helvetica"/>
+                <w:i w:val="false"/>
+                <w:b w:val="false"/>
+                <w:u w:val="none"/>
+                <w:sz w:val="22"/>
+                <w:szCs w:val="22"/>
+                <w:color w:val="000000"/>
+              </w:rPr>
+            </w:pPr>
+            <w:r>
+              <w:rPr>
+                <w:rFonts w:ascii="Helvetica" w:hAnsi="Helvetica" w:eastAsia="Helvetica" w:cs="Helvetica"/>
+                <w:i w:val="false"/>
+                <w:b w:val="false"/>
+                <w:u w:val="none"/>
+                <w:sz w:val="22"/>
+                <w:szCs w:val="22"/>
+                <w:color w:val="000000"/>
+              </w:rPr>
+              <w:t xml:space="preserve">fit_fecundity_climate_draws.rds</w:t>
+            </w:r>
+          </w:p>
+        </w:tc>
+        <w:tc>
+          <w:tcPr>
+            <w:tcBorders>
+              <w:bottom w:val="none" w:sz="0" w:space="0" w:color="000000"/>
+              <w:top w:val="none" w:sz="0" w:space="0" w:color="000000"/>
+              <w:left w:val="none" w:sz="0" w:space="0" w:color="000000"/>
+              <w:right w:val="none" w:sz="0" w:space="0" w:color="000000"/>
+            </w:tcBorders>
+            <w:shd w:val="clear" w:color="auto" w:fill="FFFFFF"/>
+            <w:tcMar>
+              <w:top w:w="0" w:type="dxa"/>
+              <w:bottom w:w="0" w:type="dxa"/>
+              <w:left w:w="0" w:type="dxa"/>
+              <w:right w:w="0" w:type="dxa"/>
+            </w:tcMar>
+            <w:vAlign w:val="center"/>
+          </w:tcPr>
+          <w:p>
+            <w:pPr>
+              <w:pStyle w:val="Normal"/>
+              <w:jc w:val="right"/>
+              <w:pBdr>
+                <w:bottom w:val="none" w:sz="0" w:space="0" w:color="000000"/>
+                <w:top w:val="none" w:sz="0" w:space="0" w:color="000000"/>
+                <w:left w:val="none" w:sz="0" w:space="0" w:color="000000"/>
+                <w:right w:val="none" w:sz="0" w:space="0" w:color="000000"/>
+              </w:pBdr>
+              <w:spacing w:after="100" w:before="100" w:line="240"/>
+              <w:ind w:left="100" w:right="100" w:firstLine="0" w:firstLineChars="0"/>
+              <w:rPr>
+                <w:rFonts w:ascii="Helvetica" w:hAnsi="Helvetica" w:eastAsia="Helvetica" w:cs="Helvetica"/>
+                <w:i w:val="false"/>
+                <w:b w:val="false"/>
+                <w:u w:val="none"/>
+                <w:sz w:val="22"/>
+                <w:szCs w:val="22"/>
+                <w:color w:val="000000"/>
+              </w:rPr>
+            </w:pPr>
+            <w:r>
+              <w:rPr>
+                <w:rFonts w:ascii="Helvetica" w:hAnsi="Helvetica" w:eastAsia="Helvetica" w:cs="Helvetica"/>
+                <w:i w:val="false"/>
+                <w:b w:val="false"/>
+                <w:u w:val="none"/>
+                <w:sz w:val="22"/>
+                <w:szCs w:val="22"/>
+                <w:color w:val="000000"/>
+              </w:rPr>
+              <w:t xml:space="preserve">133.487</w:t>
+            </w:r>
+          </w:p>
+        </w:tc>
+        <w:tc>
+          <w:tcPr>
+            <w:tcBorders>
+              <w:bottom w:val="none" w:sz="0" w:space="0" w:color="000000"/>
+              <w:top w:val="none" w:sz="0" w:space="0" w:color="000000"/>
+              <w:left w:val="none" w:sz="0" w:space="0" w:color="000000"/>
+              <w:right w:val="none" w:sz="0" w:space="0" w:color="000000"/>
+            </w:tcBorders>
+            <w:shd w:val="clear" w:color="auto" w:fill="FFFFFF"/>
+            <w:tcMar>
+              <w:top w:w="0" w:type="dxa"/>
+              <w:bottom w:w="0" w:type="dxa"/>
+              <w:left w:w="0" w:type="dxa"/>
+              <w:right w:w="0" w:type="dxa"/>
+            </w:tcMar>
+            <w:vAlign w:val="center"/>
+          </w:tcPr>
+          <w:p>
+            <w:pPr>
+              <w:pStyle w:val="Normal"/>
+              <w:jc w:val="right"/>
+              <w:pBdr>
+                <w:bottom w:val="none" w:sz="0" w:space="0" w:color="000000"/>
+                <w:top w:val="none" w:sz="0" w:space="0" w:color="000000"/>
+                <w:left w:val="none" w:sz="0" w:space="0" w:color="000000"/>
+                <w:right w:val="none" w:sz="0" w:space="0" w:color="000000"/>
+              </w:pBdr>
+              <w:spacing w:after="100" w:before="100" w:line="240"/>
+              <w:ind w:left="100" w:right="100" w:firstLine="0" w:firstLineChars="0"/>
+              <w:rPr>
+                <w:rFonts w:ascii="Helvetica" w:hAnsi="Helvetica" w:eastAsia="Helvetica" w:cs="Helvetica"/>
+                <w:i w:val="false"/>
+                <w:b w:val="false"/>
+                <w:u w:val="none"/>
+                <w:sz w:val="22"/>
+                <w:szCs w:val="22"/>
+                <w:color w:val="000000"/>
+              </w:rPr>
+            </w:pPr>
+            <w:r>
+              <w:rPr>
+                <w:rFonts w:ascii="Helvetica" w:hAnsi="Helvetica" w:eastAsia="Helvetica" w:cs="Helvetica"/>
+                <w:i w:val="false"/>
+                <w:b w:val="false"/>
+                <w:u w:val="none"/>
+                <w:sz w:val="22"/>
+                <w:szCs w:val="22"/>
+                <w:color w:val="000000"/>
+              </w:rPr>
+              <w:t xml:space="preserve">172.790</w:t>
+            </w:r>
+          </w:p>
+        </w:tc>
+        <w:tc>
+          <w:tcPr>
+            <w:tcBorders>
+              <w:bottom w:val="none" w:sz="0" w:space="0" w:color="000000"/>
+              <w:top w:val="none" w:sz="0" w:space="0" w:color="000000"/>
+              <w:left w:val="none" w:sz="0" w:space="0" w:color="000000"/>
+              <w:right w:val="none" w:sz="0" w:space="0" w:color="000000"/>
+            </w:tcBorders>
+            <w:shd w:val="clear" w:color="auto" w:fill="FFFFFF"/>
+            <w:tcMar>
+              <w:top w:w="0" w:type="dxa"/>
+              <w:bottom w:w="0" w:type="dxa"/>
+              <w:left w:w="0" w:type="dxa"/>
+              <w:right w:w="0" w:type="dxa"/>
+            </w:tcMar>
+            <w:vAlign w:val="center"/>
+          </w:tcPr>
+          <w:p>
+            <w:pPr>
+              <w:pStyle w:val="Normal"/>
+              <w:jc w:val="right"/>
+              <w:pBdr>
+                <w:bottom w:val="none" w:sz="0" w:space="0" w:color="000000"/>
+                <w:top w:val="none" w:sz="0" w:space="0" w:color="000000"/>
+                <w:left w:val="none" w:sz="0" w:space="0" w:color="000000"/>
+                <w:right w:val="none" w:sz="0" w:space="0" w:color="000000"/>
+              </w:pBdr>
+              <w:spacing w:after="100" w:before="100" w:line="240"/>
+              <w:ind w:left="100" w:right="100" w:firstLine="0" w:firstLineChars="0"/>
+              <w:rPr>
+                <w:rFonts w:ascii="Helvetica" w:hAnsi="Helvetica" w:eastAsia="Helvetica" w:cs="Helvetica"/>
+                <w:i w:val="false"/>
+                <w:b w:val="false"/>
+                <w:u w:val="none"/>
+                <w:sz w:val="22"/>
+                <w:szCs w:val="22"/>
+                <w:color w:val="000000"/>
+              </w:rPr>
+            </w:pPr>
+            <w:r>
+              <w:rPr>
+                <w:rFonts w:ascii="Helvetica" w:hAnsi="Helvetica" w:eastAsia="Helvetica" w:cs="Helvetica"/>
+                <w:i w:val="false"/>
+                <w:b w:val="false"/>
+                <w:u w:val="none"/>
+                <w:sz w:val="22"/>
+                <w:szCs w:val="22"/>
+                <w:color w:val="000000"/>
+              </w:rPr>
+              <w:t xml:space="preserve">265.815</w:t>
+            </w:r>
+          </w:p>
+        </w:tc>
+        <w:tc>
+          <w:tcPr>
+            <w:tcBorders>
+              <w:bottom w:val="none" w:sz="0" w:space="0" w:color="000000"/>
+              <w:top w:val="none" w:sz="0" w:space="0" w:color="000000"/>
+              <w:left w:val="none" w:sz="0" w:space="0" w:color="000000"/>
+              <w:right w:val="none" w:sz="0" w:space="0" w:color="000000"/>
+            </w:tcBorders>
+            <w:shd w:val="clear" w:color="auto" w:fill="FFFFFF"/>
+            <w:tcMar>
+              <w:top w:w="0" w:type="dxa"/>
+              <w:bottom w:w="0" w:type="dxa"/>
+              <w:left w:w="0" w:type="dxa"/>
+              <w:right w:w="0" w:type="dxa"/>
+            </w:tcMar>
+            <w:vAlign w:val="center"/>
+          </w:tcPr>
+          <w:p>
+            <w:pPr>
+              <w:pStyle w:val="Normal"/>
+              <w:jc w:val="right"/>
+              <w:pBdr>
+                <w:bottom w:val="none" w:sz="0" w:space="0" w:color="000000"/>
+                <w:top w:val="none" w:sz="0" w:space="0" w:color="000000"/>
+                <w:left w:val="none" w:sz="0" w:space="0" w:color="000000"/>
+                <w:right w:val="none" w:sz="0" w:space="0" w:color="000000"/>
+              </w:pBdr>
+              <w:spacing w:after="100" w:before="100" w:line="240"/>
+              <w:ind w:left="100" w:right="100" w:firstLine="0" w:firstLineChars="0"/>
+              <w:rPr>
+                <w:rFonts w:ascii="Helvetica" w:hAnsi="Helvetica" w:eastAsia="Helvetica" w:cs="Helvetica"/>
+                <w:i w:val="false"/>
+                <w:b w:val="false"/>
+                <w:u w:val="none"/>
+                <w:sz w:val="22"/>
+                <w:szCs w:val="22"/>
+                <w:color w:val="000000"/>
+              </w:rPr>
+            </w:pPr>
+            <w:r>
+              <w:rPr>
+                <w:rFonts w:ascii="Helvetica" w:hAnsi="Helvetica" w:eastAsia="Helvetica" w:cs="Helvetica"/>
+                <w:i w:val="false"/>
+                <w:b w:val="false"/>
+                <w:u w:val="none"/>
+                <w:sz w:val="22"/>
+                <w:szCs w:val="22"/>
+                <w:color w:val="000000"/>
+              </w:rPr>
+              <w:t xml:space="preserve">159.898</w:t>
+            </w:r>
+          </w:p>
+        </w:tc>
+        <w:tc>
+          <w:tcPr>
+            <w:tcBorders>
+              <w:bottom w:val="none" w:sz="0" w:space="0" w:color="000000"/>
+              <w:top w:val="none" w:sz="0" w:space="0" w:color="000000"/>
+              <w:left w:val="none" w:sz="0" w:space="0" w:color="000000"/>
+              <w:right w:val="none" w:sz="0" w:space="0" w:color="000000"/>
+            </w:tcBorders>
+            <w:shd w:val="clear" w:color="auto" w:fill="FFFFFF"/>
+            <w:tcMar>
+              <w:top w:w="0" w:type="dxa"/>
+              <w:bottom w:w="0" w:type="dxa"/>
+              <w:left w:w="0" w:type="dxa"/>
+              <w:right w:w="0" w:type="dxa"/>
+            </w:tcMar>
+            <w:vAlign w:val="center"/>
+          </w:tcPr>
+          <w:p>
+            <w:pPr>
+              <w:pStyle w:val="Normal"/>
+              <w:jc w:val="right"/>
+              <w:pBdr>
+                <w:bottom w:val="none" w:sz="0" w:space="0" w:color="000000"/>
+                <w:top w:val="none" w:sz="0" w:space="0" w:color="000000"/>
+                <w:left w:val="none" w:sz="0" w:space="0" w:color="000000"/>
+                <w:right w:val="none" w:sz="0" w:space="0" w:color="000000"/>
+              </w:pBdr>
+              <w:spacing w:after="100" w:before="100" w:line="240"/>
+              <w:ind w:left="100" w:right="100" w:firstLine="0" w:firstLineChars="0"/>
+              <w:rPr>
+                <w:rFonts w:ascii="Helvetica" w:hAnsi="Helvetica" w:eastAsia="Helvetica" w:cs="Helvetica"/>
+                <w:i w:val="false"/>
+                <w:b w:val="false"/>
+                <w:u w:val="none"/>
+                <w:sz w:val="22"/>
+                <w:szCs w:val="22"/>
+                <w:color w:val="000000"/>
+              </w:rPr>
+            </w:pPr>
+            <w:r>
+              <w:rPr>
+                <w:rFonts w:ascii="Helvetica" w:hAnsi="Helvetica" w:eastAsia="Helvetica" w:cs="Helvetica"/>
+                <w:i w:val="false"/>
+                <w:b w:val="false"/>
+                <w:u w:val="none"/>
+                <w:sz w:val="22"/>
+                <w:szCs w:val="22"/>
+                <w:color w:val="000000"/>
+              </w:rPr>
+              <w:t xml:space="preserve">281.764</w:t>
+            </w:r>
+          </w:p>
+        </w:tc>
+        <w:tc>
+          <w:tcPr>
+            <w:tcBorders>
+              <w:bottom w:val="none" w:sz="0" w:space="0" w:color="000000"/>
+              <w:top w:val="none" w:sz="0" w:space="0" w:color="000000"/>
+              <w:left w:val="none" w:sz="0" w:space="0" w:color="000000"/>
+              <w:right w:val="none" w:sz="0" w:space="0" w:color="000000"/>
+            </w:tcBorders>
+            <w:shd w:val="clear" w:color="auto" w:fill="FFFFFF"/>
+            <w:tcMar>
+              <w:top w:w="0" w:type="dxa"/>
+              <w:bottom w:w="0" w:type="dxa"/>
+              <w:left w:w="0" w:type="dxa"/>
+              <w:right w:w="0" w:type="dxa"/>
+            </w:tcMar>
+            <w:vAlign w:val="center"/>
+          </w:tcPr>
+          <w:p>
+            <w:pPr>
+              <w:pStyle w:val="Normal"/>
+              <w:jc w:val="right"/>
+              <w:pBdr>
+                <w:bottom w:val="none" w:sz="0" w:space="0" w:color="000000"/>
+                <w:top w:val="none" w:sz="0" w:space="0" w:color="000000"/>
+                <w:left w:val="none" w:sz="0" w:space="0" w:color="000000"/>
+                <w:right w:val="none" w:sz="0" w:space="0" w:color="000000"/>
+              </w:pBdr>
+              <w:spacing w:after="100" w:before="100" w:line="240"/>
+              <w:ind w:left="100" w:right="100" w:firstLine="0" w:firstLineChars="0"/>
+              <w:rPr>
+                <w:rFonts w:ascii="Helvetica" w:hAnsi="Helvetica" w:eastAsia="Helvetica" w:cs="Helvetica"/>
+                <w:i w:val="false"/>
+                <w:b w:val="false"/>
+                <w:u w:val="none"/>
+                <w:sz w:val="22"/>
+                <w:szCs w:val="22"/>
+                <w:color w:val="000000"/>
+              </w:rPr>
+            </w:pPr>
+            <w:r>
+              <w:rPr>
+                <w:rFonts w:ascii="Helvetica" w:hAnsi="Helvetica" w:eastAsia="Helvetica" w:cs="Helvetica"/>
+                <w:i w:val="false"/>
+                <w:b w:val="false"/>
+                <w:u w:val="none"/>
+                <w:sz w:val="22"/>
+                <w:szCs w:val="22"/>
+                <w:color w:val="000000"/>
+              </w:rPr>
+              <w:t xml:space="preserve">0.165</w:t>
+            </w:r>
+          </w:p>
+        </w:tc>
+        <w:tc>
+          <w:tcPr>
+            <w:tcBorders>
+              <w:bottom w:val="none" w:sz="0" w:space="0" w:color="000000"/>
+              <w:top w:val="none" w:sz="0" w:space="0" w:color="000000"/>
+              <w:left w:val="none" w:sz="0" w:space="0" w:color="000000"/>
+              <w:right w:val="none" w:sz="0" w:space="0" w:color="000000"/>
+            </w:tcBorders>
+            <w:shd w:val="clear" w:color="auto" w:fill="FFFFFF"/>
+            <w:tcMar>
+              <w:top w:w="0" w:type="dxa"/>
+              <w:bottom w:w="0" w:type="dxa"/>
+              <w:left w:w="0" w:type="dxa"/>
+              <w:right w:w="0" w:type="dxa"/>
+            </w:tcMar>
+            <w:vAlign w:val="center"/>
+          </w:tcPr>
+          <w:p>
+            <w:pPr>
+              <w:pStyle w:val="Normal"/>
+              <w:jc w:val="right"/>
+              <w:pBdr>
+                <w:bottom w:val="none" w:sz="0" w:space="0" w:color="000000"/>
+                <w:top w:val="none" w:sz="0" w:space="0" w:color="000000"/>
+                <w:left w:val="none" w:sz="0" w:space="0" w:color="000000"/>
+                <w:right w:val="none" w:sz="0" w:space="0" w:color="000000"/>
+              </w:pBdr>
+              <w:spacing w:after="100" w:before="100" w:line="240"/>
+              <w:ind w:left="100" w:right="100" w:firstLine="0" w:firstLineChars="0"/>
+              <w:rPr>
+                <w:rFonts w:ascii="Helvetica" w:hAnsi="Helvetica" w:eastAsia="Helvetica" w:cs="Helvetica"/>
+                <w:i w:val="false"/>
+                <w:b w:val="false"/>
+                <w:u w:val="none"/>
+                <w:sz w:val="22"/>
+                <w:szCs w:val="22"/>
+                <w:color w:val="000000"/>
+              </w:rPr>
+            </w:pPr>
+            <w:r>
+              <w:rPr>
+                <w:rFonts w:ascii="Helvetica" w:hAnsi="Helvetica" w:eastAsia="Helvetica" w:cs="Helvetica"/>
+                <w:i w:val="false"/>
+                <w:b w:val="false"/>
+                <w:u w:val="none"/>
+                <w:sz w:val="22"/>
+                <w:szCs w:val="22"/>
+                <w:color w:val="000000"/>
+              </w:rPr>
+              <w:t xml:space="preserve">-0.081</w:t>
+            </w:r>
+          </w:p>
+        </w:tc>
+        <w:tc>
+          <w:tcPr>
+            <w:tcBorders>
+              <w:bottom w:val="none" w:sz="0" w:space="0" w:color="000000"/>
+              <w:top w:val="none" w:sz="0" w:space="0" w:color="000000"/>
+              <w:left w:val="none" w:sz="0" w:space="0" w:color="000000"/>
+              <w:right w:val="none" w:sz="0" w:space="0" w:color="000000"/>
+            </w:tcBorders>
+            <w:shd w:val="clear" w:color="auto" w:fill="FFFFFF"/>
+            <w:tcMar>
+              <w:top w:w="0" w:type="dxa"/>
+              <w:bottom w:w="0" w:type="dxa"/>
+              <w:left w:w="0" w:type="dxa"/>
+              <w:right w:w="0" w:type="dxa"/>
+            </w:tcMar>
+            <w:vAlign w:val="center"/>
+          </w:tcPr>
+          <w:p>
+            <w:pPr>
+              <w:pStyle w:val="Normal"/>
+              <w:jc w:val="right"/>
+              <w:pBdr>
+                <w:bottom w:val="none" w:sz="0" w:space="0" w:color="000000"/>
+                <w:top w:val="none" w:sz="0" w:space="0" w:color="000000"/>
+                <w:left w:val="none" w:sz="0" w:space="0" w:color="000000"/>
+                <w:right w:val="none" w:sz="0" w:space="0" w:color="000000"/>
+              </w:pBdr>
+              <w:spacing w:after="100" w:before="100" w:line="240"/>
+              <w:ind w:left="100" w:right="100" w:firstLine="0" w:firstLineChars="0"/>
+              <w:rPr>
+                <w:rFonts w:ascii="Helvetica" w:hAnsi="Helvetica" w:eastAsia="Helvetica" w:cs="Helvetica"/>
+                <w:i w:val="false"/>
+                <w:b w:val="false"/>
+                <w:u w:val="none"/>
+                <w:sz w:val="22"/>
+                <w:szCs w:val="22"/>
+                <w:color w:val="000000"/>
+              </w:rPr>
+            </w:pPr>
+            <w:r>
+              <w:rPr>
+                <w:rFonts w:ascii="Helvetica" w:hAnsi="Helvetica" w:eastAsia="Helvetica" w:cs="Helvetica"/>
+                <w:i w:val="false"/>
+                <w:b w:val="false"/>
+                <w:u w:val="none"/>
+                <w:sz w:val="22"/>
+                <w:szCs w:val="22"/>
+                <w:color w:val="000000"/>
+              </w:rPr>
+              <w:t xml:space="preserve">0.057</w:t>
+            </w:r>
+          </w:p>
+        </w:tc>
+        <w:tc>
+          <w:tcPr>
+            <w:tcBorders>
+              <w:bottom w:val="none" w:sz="0" w:space="0" w:color="000000"/>
+              <w:top w:val="none" w:sz="0" w:space="0" w:color="000000"/>
+              <w:left w:val="none" w:sz="0" w:space="0" w:color="000000"/>
+              <w:right w:val="none" w:sz="0" w:space="0" w:color="000000"/>
+            </w:tcBorders>
+            <w:shd w:val="clear" w:color="auto" w:fill="FFFFFF"/>
+            <w:tcMar>
+              <w:top w:w="0" w:type="dxa"/>
+              <w:bottom w:w="0" w:type="dxa"/>
+              <w:left w:w="0" w:type="dxa"/>
+              <w:right w:w="0" w:type="dxa"/>
+            </w:tcMar>
+            <w:vAlign w:val="center"/>
+          </w:tcPr>
+          <w:p>
+            <w:pPr>
+              <w:pStyle w:val="Normal"/>
+              <w:jc w:val="left"/>
+              <w:pBdr>
+                <w:bottom w:val="none" w:sz="0" w:space="0" w:color="000000"/>
+                <w:top w:val="none" w:sz="0" w:space="0" w:color="000000"/>
+                <w:left w:val="none" w:sz="0" w:space="0" w:color="000000"/>
+                <w:right w:val="none" w:sz="0" w:space="0" w:color="000000"/>
+              </w:pBdr>
+              <w:spacing w:after="100" w:before="100" w:line="240"/>
+              <w:ind w:left="100" w:right="100" w:firstLine="0" w:firstLineChars="0"/>
+              <w:rPr>
+                <w:rFonts w:ascii="Helvetica" w:hAnsi="Helvetica" w:eastAsia="Helvetica" w:cs="Helvetica"/>
+                <w:i w:val="false"/>
+                <w:b w:val="false"/>
+                <w:u w:val="none"/>
+                <w:sz w:val="22"/>
+                <w:szCs w:val="22"/>
+                <w:color w:val="000000"/>
+              </w:rPr>
+            </w:pPr>
+            <w:r>
+              <w:rPr>
+                <w:rFonts w:ascii="Helvetica" w:hAnsi="Helvetica" w:eastAsia="Helvetica" w:cs="Helvetica"/>
+                <w:i w:val="false"/>
+                <w:b w:val="false"/>
+                <w:u w:val="none"/>
+                <w:sz w:val="22"/>
+                <w:szCs w:val="22"/>
+                <w:color w:val="000000"/>
+              </w:rPr>
+              <w:t xml:space="preserve">climate</w:t>
+            </w:r>
+          </w:p>
+        </w:tc>
+      </w:tr>
+      <w:tr>
+        <w:trPr>
+          <w:trHeight w:val="618" w:hRule="auto"/>
+        </w:trPr>
+        body18
+        <w:tc>
+          <w:tcPr>
+            <w:vMerge/>
             <w:tcBorders>
               <w:bottom w:val="single" w:sz="12" w:space="0" w:color="666666"/>
               <w:top w:val="none" w:sz="0" w:space="0" w:color="000000"/>
@@ -6426,7 +10502,7 @@
               <w:left w:w="0" w:type="dxa"/>
               <w:right w:w="0" w:type="dxa"/>
             </w:tcMar>
-            <w:vAlign w:val="center"/>
+            <w:vAlign w:val="top"/>
           </w:tcPr>
           <w:p>
             <w:pPr>
@@ -6450,18 +10526,6 @@
                 <w:color w:val="000000"/>
               </w:rPr>
             </w:pPr>
-            <w:r>
-              <w:rPr>
-                <w:rFonts w:ascii="Helvetica" w:hAnsi="Helvetica" w:eastAsia="Helvetica" w:cs="Helvetica"/>
-                <w:i w:val="false"/>
-                <w:b w:val="false"/>
-                <w:u w:val="none"/>
-                <w:sz w:val="22"/>
-                <w:szCs w:val="22"/>
-                <w:color w:val="000000"/>
-              </w:rPr>
-              <w:t xml:space="preserve">fit_reproduced_climate_draws.rds</w:t>
-            </w:r>
           </w:p>
         </w:tc>
         <w:tc>
@@ -6484,36 +10548,36 @@
           <w:p>
             <w:pPr>
               <w:pStyle w:val="Normal"/>
-              <w:jc w:val="right"/>
-              <w:pBdr>
-                <w:bottom w:val="none" w:sz="0" w:space="0" w:color="000000"/>
-                <w:top w:val="none" w:sz="0" w:space="0" w:color="000000"/>
-                <w:left w:val="none" w:sz="0" w:space="0" w:color="000000"/>
-                <w:right w:val="none" w:sz="0" w:space="0" w:color="000000"/>
-              </w:pBdr>
-              <w:spacing w:after="100" w:before="100" w:line="240"/>
-              <w:ind w:left="100" w:right="100" w:firstLine="0" w:firstLineChars="0"/>
-              <w:rPr>
-                <w:rFonts w:ascii="Helvetica" w:hAnsi="Helvetica" w:eastAsia="Helvetica" w:cs="Helvetica"/>
-                <w:i w:val="false"/>
-                <w:b w:val="false"/>
-                <w:u w:val="none"/>
-                <w:sz w:val="22"/>
-                <w:szCs w:val="22"/>
-                <w:color w:val="000000"/>
-              </w:rPr>
-            </w:pPr>
-            <w:r>
-              <w:rPr>
-                <w:rFonts w:ascii="Helvetica" w:hAnsi="Helvetica" w:eastAsia="Helvetica" w:cs="Helvetica"/>
-                <w:i w:val="false"/>
-                <w:b w:val="false"/>
-                <w:u w:val="none"/>
-                <w:sz w:val="22"/>
-                <w:szCs w:val="22"/>
-                <w:color w:val="000000"/>
-              </w:rPr>
-              <w:t xml:space="preserve">0.188</w:t>
+              <w:jc w:val="left"/>
+              <w:pBdr>
+                <w:bottom w:val="none" w:sz="0" w:space="0" w:color="000000"/>
+                <w:top w:val="none" w:sz="0" w:space="0" w:color="000000"/>
+                <w:left w:val="none" w:sz="0" w:space="0" w:color="000000"/>
+                <w:right w:val="none" w:sz="0" w:space="0" w:color="000000"/>
+              </w:pBdr>
+              <w:spacing w:after="100" w:before="100" w:line="240"/>
+              <w:ind w:left="100" w:right="100" w:firstLine="0" w:firstLineChars="0"/>
+              <w:rPr>
+                <w:rFonts w:ascii="Helvetica" w:hAnsi="Helvetica" w:eastAsia="Helvetica" w:cs="Helvetica"/>
+                <w:i w:val="false"/>
+                <w:b w:val="false"/>
+                <w:u w:val="none"/>
+                <w:sz w:val="22"/>
+                <w:szCs w:val="22"/>
+                <w:color w:val="000000"/>
+              </w:rPr>
+            </w:pPr>
+            <w:r>
+              <w:rPr>
+                <w:rFonts w:ascii="Helvetica" w:hAnsi="Helvetica" w:eastAsia="Helvetica" w:cs="Helvetica"/>
+                <w:i w:val="false"/>
+                <w:b w:val="false"/>
+                <w:u w:val="none"/>
+                <w:sz w:val="22"/>
+                <w:szCs w:val="22"/>
+                <w:color w:val="000000"/>
+              </w:rPr>
+              <w:t xml:space="preserve">fit_fecundity_null_draws.rds</w:t>
             </w:r>
           </w:p>
         </w:tc>
@@ -6566,7 +10630,7 @@
                 <w:szCs w:val="22"/>
                 <w:color w:val="000000"/>
               </w:rPr>
-              <w:t xml:space="preserve">0.248</w:t>
+              <w:t xml:space="preserve">159.898</w:t>
             </w:r>
           </w:p>
         </w:tc>
@@ -6619,7 +10683,7 @@
                 <w:szCs w:val="22"/>
                 <w:color w:val="000000"/>
               </w:rPr>
-              <w:t xml:space="preserve">0.251</w:t>
+              <w:t xml:space="preserve"/>
             </w:r>
           </w:p>
         </w:tc>
@@ -6672,7 +10736,7 @@
                 <w:szCs w:val="22"/>
                 <w:color w:val="000000"/>
               </w:rPr>
-              <w:t xml:space="preserve">0.250</w:t>
+              <w:t xml:space="preserve">281.764</w:t>
             </w:r>
           </w:p>
         </w:tc>
@@ -6725,7 +10789,7 @@
                 <w:szCs w:val="22"/>
                 <w:color w:val="000000"/>
               </w:rPr>
-              <w:t xml:space="preserve">0.251</w:t>
+              <w:t xml:space="preserve">159.898</w:t>
             </w:r>
           </w:p>
         </w:tc>
@@ -6778,7 +10842,7 @@
                 <w:szCs w:val="22"/>
                 <w:color w:val="000000"/>
               </w:rPr>
-              <w:t xml:space="preserve">0.249</w:t>
+              <w:t xml:space="preserve">281.764</w:t>
             </w:r>
           </w:p>
         </w:tc>
@@ -6831,7 +10895,7 @@
                 <w:szCs w:val="22"/>
                 <w:color w:val="000000"/>
               </w:rPr>
-              <w:t xml:space="preserve">0.008</w:t>
+              <w:t xml:space="preserve">0.000</w:t>
             </w:r>
           </w:p>
         </w:tc>
@@ -6884,7 +10948,113 @@
                 <w:szCs w:val="22"/>
                 <w:color w:val="000000"/>
               </w:rPr>
+              <w:t xml:space="preserve"/>
+            </w:r>
+          </w:p>
+        </w:tc>
+        <w:tc>
+          <w:tcPr>
+            <w:tcBorders>
+              <w:bottom w:val="single" w:sz="12" w:space="0" w:color="666666"/>
+              <w:top w:val="none" w:sz="0" w:space="0" w:color="000000"/>
+              <w:left w:val="none" w:sz="0" w:space="0" w:color="000000"/>
+              <w:right w:val="none" w:sz="0" w:space="0" w:color="000000"/>
+            </w:tcBorders>
+            <w:shd w:val="clear" w:color="auto" w:fill="FFFFFF"/>
+            <w:tcMar>
+              <w:top w:w="0" w:type="dxa"/>
+              <w:bottom w:w="0" w:type="dxa"/>
+              <w:left w:w="0" w:type="dxa"/>
+              <w:right w:w="0" w:type="dxa"/>
+            </w:tcMar>
+            <w:vAlign w:val="center"/>
+          </w:tcPr>
+          <w:p>
+            <w:pPr>
+              <w:pStyle w:val="Normal"/>
+              <w:jc w:val="right"/>
+              <w:pBdr>
+                <w:bottom w:val="none" w:sz="0" w:space="0" w:color="000000"/>
+                <w:top w:val="none" w:sz="0" w:space="0" w:color="000000"/>
+                <w:left w:val="none" w:sz="0" w:space="0" w:color="000000"/>
+                <w:right w:val="none" w:sz="0" w:space="0" w:color="000000"/>
+              </w:pBdr>
+              <w:spacing w:after="100" w:before="100" w:line="240"/>
+              <w:ind w:left="100" w:right="100" w:firstLine="0" w:firstLineChars="0"/>
+              <w:rPr>
+                <w:rFonts w:ascii="Helvetica" w:hAnsi="Helvetica" w:eastAsia="Helvetica" w:cs="Helvetica"/>
+                <w:i w:val="false"/>
+                <w:b w:val="false"/>
+                <w:u w:val="none"/>
+                <w:sz w:val="22"/>
+                <w:szCs w:val="22"/>
+                <w:color w:val="000000"/>
+              </w:rPr>
+            </w:pPr>
+            <w:r>
+              <w:rPr>
+                <w:rFonts w:ascii="Helvetica" w:hAnsi="Helvetica" w:eastAsia="Helvetica" w:cs="Helvetica"/>
+                <w:i w:val="false"/>
+                <w:b w:val="false"/>
+                <w:u w:val="none"/>
+                <w:sz w:val="22"/>
+                <w:szCs w:val="22"/>
+                <w:color w:val="000000"/>
+              </w:rPr>
               <w:t xml:space="preserve">0.000</w:t>
+            </w:r>
+          </w:p>
+        </w:tc>
+        <w:tc>
+          <w:tcPr>
+            <w:tcBorders>
+              <w:bottom w:val="single" w:sz="12" w:space="0" w:color="666666"/>
+              <w:top w:val="none" w:sz="0" w:space="0" w:color="000000"/>
+              <w:left w:val="none" w:sz="0" w:space="0" w:color="000000"/>
+              <w:right w:val="none" w:sz="0" w:space="0" w:color="000000"/>
+            </w:tcBorders>
+            <w:shd w:val="clear" w:color="auto" w:fill="FFFFFF"/>
+            <w:tcMar>
+              <w:top w:w="0" w:type="dxa"/>
+              <w:bottom w:w="0" w:type="dxa"/>
+              <w:left w:w="0" w:type="dxa"/>
+              <w:right w:w="0" w:type="dxa"/>
+            </w:tcMar>
+            <w:vAlign w:val="center"/>
+          </w:tcPr>
+          <w:p>
+            <w:pPr>
+              <w:pStyle w:val="Normal"/>
+              <w:jc w:val="left"/>
+              <w:pBdr>
+                <w:bottom w:val="none" w:sz="0" w:space="0" w:color="000000"/>
+                <w:top w:val="none" w:sz="0" w:space="0" w:color="000000"/>
+                <w:left w:val="none" w:sz="0" w:space="0" w:color="000000"/>
+                <w:right w:val="none" w:sz="0" w:space="0" w:color="000000"/>
+              </w:pBdr>
+              <w:spacing w:after="100" w:before="100" w:line="240"/>
+              <w:ind w:left="100" w:right="100" w:firstLine="0" w:firstLineChars="0"/>
+              <w:rPr>
+                <w:rFonts w:ascii="Helvetica" w:hAnsi="Helvetica" w:eastAsia="Helvetica" w:cs="Helvetica"/>
+                <w:i w:val="false"/>
+                <w:b w:val="false"/>
+                <w:u w:val="none"/>
+                <w:sz w:val="22"/>
+                <w:szCs w:val="22"/>
+                <w:color w:val="000000"/>
+              </w:rPr>
+            </w:pPr>
+            <w:r>
+              <w:rPr>
+                <w:rFonts w:ascii="Helvetica" w:hAnsi="Helvetica" w:eastAsia="Helvetica" w:cs="Helvetica"/>
+                <w:i w:val="false"/>
+                <w:b w:val="false"/>
+                <w:u w:val="none"/>
+                <w:sz w:val="22"/>
+                <w:szCs w:val="22"/>
+                <w:color w:val="000000"/>
+              </w:rPr>
+              <w:t xml:space="preserve">null</w:t>
             </w:r>
           </w:p>
         </w:tc>
